--- a/public/template.docx
+++ b/public/template.docx
@@ -1,10 +1,9 @@
 
 <file path=word/document.xml><?xml version="1.0" encoding="utf-8"?>
-<w:document xmlns:w="http://schemas.openxmlformats.org/wordprocessingml/2006/main" xmlns:wp="http://schemas.openxmlformats.org/drawingml/2006/wordprocessingDrawing" xmlns:r="http://schemas.openxmlformats.org/officeDocument/2006/relationships" xmlns:v="urn:schemas-microsoft-com:vml" xmlns:w10="urn:schemas-microsoft-com:office:word" xmlns:o="urn:schemas-microsoft-com:office:office" xmlns:wp14="http://schemas.microsoft.com/office/word/2010/wordprocessingDrawing" xmlns:w14="http://schemas.microsoft.com/office/word/2010/wordml" xmlns:mc="http://schemas.openxmlformats.org/markup-compatibility/2006" xmlns:m="http://schemas.openxmlformats.org/officeDocument/2006/math" xmlns:wps="http://schemas.microsoft.com/office/word/2010/wordprocessingShape" xmlns:wpg="http://schemas.microsoft.com/office/word/2010/wordprocessingGroup" xmlns:wpi="http://schemas.microsoft.com/office/word/2010/wordprocessingInk" xmlns:wpc="http://schemas.microsoft.com/office/word/2010/wordprocessingCanvas" xmlns:wpsCustomData="http://www.wps.cn/officeDocument/2013/wpsCustomData" mc:Ignorable="w14 wp14">
+<w:document xmlns:wpc="http://schemas.microsoft.com/office/word/2010/wordprocessingCanvas" xmlns:cx="http://schemas.microsoft.com/office/drawing/2014/chartex" xmlns:cx1="http://schemas.microsoft.com/office/drawing/2015/9/8/chartex" xmlns:cx2="http://schemas.microsoft.com/office/drawing/2015/10/21/chartex" xmlns:cx3="http://schemas.microsoft.com/office/drawing/2016/5/9/chartex" xmlns:cx4="http://schemas.microsoft.com/office/drawing/2016/5/10/chartex" xmlns:cx5="http://schemas.microsoft.com/office/drawing/2016/5/11/chartex" xmlns:cx6="http://schemas.microsoft.com/office/drawing/2016/5/12/chartex" xmlns:cx7="http://schemas.microsoft.com/office/drawing/2016/5/13/chartex" xmlns:cx8="http://schemas.microsoft.com/office/drawing/2016/5/14/chartex" xmlns:mc="http://schemas.openxmlformats.org/markup-compatibility/2006" xmlns:aink="http://schemas.microsoft.com/office/drawing/2016/ink" xmlns:am3d="http://schemas.microsoft.com/office/drawing/2017/model3d" xmlns:o="urn:schemas-microsoft-com:office:office" xmlns:oel="http://schemas.microsoft.com/office/2019/extlst" xmlns:r="http://schemas.openxmlformats.org/officeDocument/2006/relationships" xmlns:m="http://schemas.openxmlformats.org/officeDocument/2006/math" xmlns:v="urn:schemas-microsoft-com:vml" xmlns:wp14="http://schemas.microsoft.com/office/word/2010/wordprocessingDrawing" xmlns:wp="http://schemas.openxmlformats.org/drawingml/2006/wordprocessingDrawing" xmlns:w10="urn:schemas-microsoft-com:office:word" xmlns:w="http://schemas.openxmlformats.org/wordprocessingml/2006/main" xmlns:w14="http://schemas.microsoft.com/office/word/2010/wordml" xmlns:w15="http://schemas.microsoft.com/office/word/2012/wordml" xmlns:w16cex="http://schemas.microsoft.com/office/word/2018/wordml/cex" xmlns:w16cid="http://schemas.microsoft.com/office/word/2016/wordml/cid" xmlns:w16="http://schemas.microsoft.com/office/word/2018/wordml" xmlns:w16du="http://schemas.microsoft.com/office/word/2023/wordml/word16du" xmlns:w16sdtdh="http://schemas.microsoft.com/office/word/2020/wordml/sdtdatahash" xmlns:w16sdtfl="http://schemas.microsoft.com/office/word/2024/wordml/sdtformatlock" xmlns:w16se="http://schemas.microsoft.com/office/word/2015/wordml/symex" xmlns:wpg="http://schemas.microsoft.com/office/word/2010/wordprocessingGroup" xmlns:wpi="http://schemas.microsoft.com/office/word/2010/wordprocessingInk" xmlns:wne="http://schemas.microsoft.com/office/word/2006/wordml" xmlns:wps="http://schemas.microsoft.com/office/word/2010/wordprocessingShape" mc:Ignorable="w14 w15 w16se w16cid w16 w16cex w16sdtdh w16sdtfl w16du wp14">
   <w:body>
     <w:p>
       <w:pPr>
-        <w:pStyle w:val="style0"/>
         <w:ind w:left="720"/>
         <w:jc w:val="center"/>
         <w:rPr>
@@ -15,13 +14,13 @@
       </w:pPr>
       <w:r>
         <w:rPr>
-          <w:rFonts w:ascii="Calibri" w:cs="Calibri" w:hAnsi="Calibri"/>
+          <w:rFonts w:ascii="Calibri" w:hAnsi="Calibri" w:cs="Calibri"/>
           <w:noProof/>
         </w:rPr>
         <mc:AlternateContent>
           <mc:Choice Requires="wps">
             <w:drawing>
-              <wp:anchor distT="0" distB="0" distL="0" distR="0" simplePos="false" relativeHeight="3" behindDoc="false" locked="false" layoutInCell="true" allowOverlap="true">
+              <wp:anchor distT="0" distB="0" distL="0" distR="0" simplePos="0" relativeHeight="3" behindDoc="0" locked="0" layoutInCell="1" allowOverlap="1" wp14:anchorId="75BFBFBE" wp14:editId="582BC705">
                 <wp:simplePos x="0" y="0"/>
                 <wp:positionH relativeFrom="margin">
                   <wp:align>left</wp:align>
@@ -34,27 +33,30 @@
                 <wp:wrapNone/>
                 <wp:docPr id="1026" name="Text Box 5"/>
                 <wp:cNvGraphicFramePr>
-                  <a:graphicFrameLocks xmlns:a="http://schemas.openxmlformats.org/drawingml/2006/main" noChangeAspect="false" noSelect="false" noResize="false" noGrp="false"/>
+                  <a:graphicFrameLocks xmlns:a="http://schemas.openxmlformats.org/drawingml/2006/main"/>
                 </wp:cNvGraphicFramePr>
                 <a:graphic xmlns:a="http://schemas.openxmlformats.org/drawingml/2006/main">
                   <a:graphicData uri="http://schemas.microsoft.com/office/word/2010/wordprocessingShape">
                     <wps:wsp>
-                      <wps:cNvSpPr/>
+                      <wps:cNvSpPr>
+                        <a:spLocks/>
+                      </wps:cNvSpPr>
                       <wps:spPr>
-                        <a:xfrm rot="0">
+                        <a:xfrm>
                           <a:off x="0" y="0"/>
                           <a:ext cx="6677025" cy="3244850"/>
                         </a:xfrm>
-                        <a:prstGeom prst="rect"/>
+                        <a:prstGeom prst="rect">
+                          <a:avLst/>
+                        </a:prstGeom>
                         <a:ln>
                           <a:noFill/>
                         </a:ln>
                       </wps:spPr>
-                      <wps:txbx id="1026">
+                      <wps:txbx>
                         <w:txbxContent>
                           <w:p>
                             <w:pPr>
-                              <w:pStyle w:val="style0"/>
                               <w:keepNext/>
                               <w:jc w:val="center"/>
                               <w:outlineLvl w:val="2"/>
@@ -79,10 +81,8 @@
                           </w:p>
                           <w:p>
                             <w:pPr>
-                              <w:pStyle w:val="style0"/>
                               <w:spacing w:before="120" w:after="120"/>
                               <w:jc w:val="center"/>
-                              <w:rPr/>
                             </w:pPr>
                             <w:r>
                               <w:rPr>
@@ -91,16 +91,7 @@
                                 <w:sz w:val="26"/>
                                 <w:szCs w:val="26"/>
                               </w:rPr>
-                              <w:t>(Số GYCBH/HĐBH:</w:t>
-                            </w:r>
-                            <w:r>
-                              <w:rPr>
-                                <w:rFonts w:ascii="Times New Roman" w:hAnsi="Times New Roman"/>
-                                <w:i/>
-                                <w:sz w:val="26"/>
-                                <w:szCs w:val="26"/>
-                              </w:rPr>
-                              <w:t xml:space="preserve"> …………………….</w:t>
+                              <w:t>(Số GYCBH/HĐBH: …………………….</w:t>
                             </w:r>
                             <w:r>
                               <w:t>)</w:t>
@@ -108,13 +99,12 @@
                           </w:p>
                           <w:p>
                             <w:pPr>
-                              <w:pStyle w:val="style0"/>
                               <w:spacing w:before="120" w:after="120"/>
                               <w:jc w:val="center"/>
                               <w:rPr>
                                 <w:rFonts w:ascii="Times New Roman" w:hAnsi="Times New Roman"/>
                                 <w:b/>
-                                <w:color w:val="ff0000"/>
+                                <w:color w:val="FF0000"/>
                                 <w:sz w:val="26"/>
                                 <w:szCs w:val="26"/>
                               </w:rPr>
@@ -123,7 +113,7 @@
                               <w:rPr>
                                 <w:rFonts w:ascii="Times New Roman" w:hAnsi="Times New Roman"/>
                                 <w:b/>
-                                <w:color w:val="ffffff"/>
+                                <w:color w:val="FFFFFF"/>
                                 <w:sz w:val="26"/>
                                 <w:szCs w:val="26"/>
                               </w:rPr>
@@ -132,7 +122,6 @@
                           </w:p>
                           <w:p>
                             <w:pPr>
-                              <w:pStyle w:val="style0"/>
                               <w:spacing w:before="120" w:after="120"/>
                               <w:rPr>
                                 <w:rFonts w:ascii="Times New Roman" w:hAnsi="Times New Roman"/>
@@ -153,8 +142,7 @@
                           </w:p>
                           <w:p>
                             <w:pPr>
-                              <w:pStyle w:val="style0"/>
-                              <w:spacing w:before="120" w:after="60" w:lineRule="auto" w:line="276"/>
+                              <w:spacing w:before="120" w:after="60" w:line="276" w:lineRule="auto"/>
                               <w:rPr>
                                 <w:rFonts w:ascii="Times New Roman" w:hAnsi="Times New Roman"/>
                                 <w:sz w:val="26"/>
@@ -169,31 +157,12 @@
                                 <w:szCs w:val="26"/>
                                 <w:lang w:val="fr-FR"/>
                               </w:rPr>
-                              <w:t>Họ và tên:</w:t>
-                            </w:r>
-                            <w:r>
-                              <w:rPr>
-                                <w:rFonts w:ascii="Times New Roman" w:hAnsi="Times New Roman"/>
-                                <w:sz w:val="26"/>
-                                <w:szCs w:val="26"/>
-                                <w:lang w:val="fr-FR"/>
-                              </w:rPr>
-                              <w:t xml:space="preserve"> </w:t>
-                            </w:r>
-                            <w:r>
-                              <w:rPr>
-                                <w:rFonts w:ascii="Times New Roman" w:hAnsi="Times New Roman"/>
-                                <w:sz w:val="26"/>
-                                <w:szCs w:val="26"/>
-                                <w:lang w:val="fr-FR"/>
-                              </w:rPr>
-                              <w:t>{ho_ten}</w:t>
+                              <w:t>Họ và tên: {ho_ten}</w:t>
                             </w:r>
                           </w:p>
                           <w:p>
                             <w:pPr>
-                              <w:pStyle w:val="style0"/>
-                              <w:spacing w:before="120" w:after="60" w:lineRule="auto" w:line="276"/>
+                              <w:spacing w:before="120" w:after="60" w:line="276" w:lineRule="auto"/>
                               <w:rPr>
                                 <w:rFonts w:ascii="Times New Roman" w:hAnsi="Times New Roman"/>
                                 <w:sz w:val="26"/>
@@ -208,43 +177,19 @@
                                 <w:szCs w:val="26"/>
                                 <w:lang w:val="fr-FR"/>
                               </w:rPr>
-                              <w:t xml:space="preserve"> </w:t>
-                            </w:r>
-                            <w:r>
-                              <w:rPr>
-                                <w:rFonts w:ascii="Times New Roman" w:hAnsi="Times New Roman"/>
-                                <w:sz w:val="26"/>
-                                <w:szCs w:val="26"/>
-                                <w:lang w:val="fr-FR"/>
-                              </w:rPr>
-                              <w:t>Ngày/tháng/năm sinh:</w:t>
-                            </w:r>
-                            <w:r>
-                              <w:rPr>
-                                <w:rFonts w:ascii="Times New Roman" w:hAnsi="Times New Roman"/>
-                                <w:sz w:val="26"/>
-                                <w:szCs w:val="26"/>
-                                <w:lang w:val="fr-FR"/>
-                              </w:rPr>
-                              <w:t xml:space="preserve"> </w:t>
+                              <w:t xml:space="preserve"> Ngày/tháng/năm sinh: </w:t>
                             </w:r>
                             <w:r>
                               <w:t xml:space="preserve"> </w:t>
                             </w:r>
                             <w:r>
                               <w:rPr>
-                                <w:rFonts w:ascii="Calibri" w:cs="Calibri" w:hAnsi="Calibri"/>
+                                <w:rFonts w:ascii="Calibri" w:hAnsi="Calibri" w:cs="Calibri"/>
                               </w:rPr>
                               <w:t>{ngay_sinh}</w:t>
                             </w:r>
                             <w:r>
-                              <w:t xml:space="preserve">             </w:t>
-                            </w:r>
-                            <w:r>
-                              <w:t xml:space="preserve"> </w:t>
-                            </w:r>
-                            <w:r>
-                              <w:t xml:space="preserve"> </w:t>
+                              <w:t xml:space="preserve">               </w:t>
                             </w:r>
                             <w:r>
                               <w:rPr>
@@ -257,7 +202,7 @@
                             </w:r>
                             <w:r>
                               <w:rPr>
-                                <w:rFonts w:ascii="Calibri" w:cs="Calibri" w:eastAsia="MS Gothic" w:hAnsi="Calibri"/>
+                                <w:rFonts w:ascii="Calibri" w:eastAsia="MS Gothic" w:hAnsi="Calibri" w:cs="Calibri"/>
                                 <w:sz w:val="26"/>
                                 <w:szCs w:val="26"/>
                                 <w:lang w:val="fr-FR"/>
@@ -267,10 +212,9 @@
                           </w:p>
                           <w:p>
                             <w:pPr>
-                              <w:pStyle w:val="style0"/>
-                              <w:spacing w:before="120" w:after="60" w:lineRule="auto" w:line="276"/>
+                              <w:spacing w:before="120" w:after="60" w:line="276" w:lineRule="auto"/>
                               <w:rPr>
-                                <w:rFonts w:ascii="Calibri" w:cs="Calibri" w:hAnsi="Calibri"/>
+                                <w:rFonts w:ascii="Calibri" w:hAnsi="Calibri" w:cs="Calibri"/>
                                 <w:sz w:val="26"/>
                                 <w:szCs w:val="26"/>
                                 <w:lang w:val="fr-FR"/>
@@ -287,7 +231,7 @@
                             </w:r>
                             <w:r>
                               <w:rPr>
-                                <w:rFonts w:ascii="Calibri" w:cs="Calibri" w:hAnsi="Calibri"/>
+                                <w:rFonts w:ascii="Calibri" w:hAnsi="Calibri" w:cs="Calibri"/>
                               </w:rPr>
                               <w:t>{sdt}</w:t>
                             </w:r>
@@ -302,34 +246,7 @@
                                 <w:szCs w:val="26"/>
                                 <w:lang w:val="fr-FR"/>
                               </w:rPr>
-                              <w:t xml:space="preserve">Địa chỉ: </w:t>
-                            </w:r>
-                            <w:r>
-                              <w:rPr>
-                                <w:rFonts w:ascii="Times New Roman" w:hAnsi="Times New Roman"/>
-                                <w:sz w:val="26"/>
-                                <w:szCs w:val="26"/>
-                                <w:lang w:val="fr-FR"/>
-                              </w:rPr>
-                              <w:t>{</w:t>
-                            </w:r>
-                            <w:r>
-                              <w:rPr>
-                                <w:rFonts w:ascii="Times New Roman" w:hAnsi="Times New Roman"/>
-                                <w:sz w:val="26"/>
-                                <w:szCs w:val="26"/>
-                                <w:lang w:val="fr-FR"/>
-                              </w:rPr>
-                              <w:t>dia_chi</w:t>
-                            </w:r>
-                            <w:r>
-                              <w:rPr>
-                                <w:rFonts w:ascii="Times New Roman" w:hAnsi="Times New Roman"/>
-                                <w:sz w:val="26"/>
-                                <w:szCs w:val="26"/>
-                                <w:lang w:val="fr-FR"/>
-                              </w:rPr>
-                              <w:t>}</w:t>
+                              <w:t>Địa chỉ: {dia_chi}</w:t>
                             </w:r>
                             <w:r>
                               <w:tab/>
@@ -337,8 +254,7 @@
                           </w:p>
                           <w:p>
                             <w:pPr>
-                              <w:pStyle w:val="style0"/>
-                              <w:spacing w:before="120" w:after="60" w:lineRule="auto" w:line="276"/>
+                              <w:spacing w:before="120" w:after="60" w:line="276" w:lineRule="auto"/>
                               <w:rPr>
                                 <w:rFonts w:ascii="Times New Roman" w:hAnsi="Times New Roman"/>
                                 <w:sz w:val="26"/>
@@ -357,7 +273,6 @@
                           </w:p>
                           <w:p>
                             <w:pPr>
-                              <w:pStyle w:val="style0"/>
                               <w:spacing w:before="120" w:after="120"/>
                               <w:rPr>
                                 <w:rFonts w:ascii="Times New Roman" w:hAnsi="Times New Roman"/>
@@ -377,7 +292,6 @@
                           </w:p>
                           <w:p>
                             <w:pPr>
-                              <w:pStyle w:val="style0"/>
                               <w:spacing w:before="120" w:after="120"/>
                               <w:rPr>
                                 <w:rFonts w:ascii="Times New Roman" w:hAnsi="Times New Roman"/>
@@ -398,8 +312,10 @@
                           </w:p>
                         </w:txbxContent>
                       </wps:txbx>
-                      <wps:bodyPr lIns="91440" rIns="91440" tIns="45720" bIns="45720" vert="horz" anchor="t" wrap="square" upright="true">
-                        <a:prstTxWarp prst="textNoShape"/>
+                      <wps:bodyPr vert="horz" wrap="square" lIns="91440" tIns="45720" rIns="91440" bIns="45720" anchor="t" upright="1">
+                        <a:prstTxWarp prst="textNoShape">
+                          <a:avLst/>
+                        </a:prstTxWarp>
                         <a:noAutofit/>
                       </wps:bodyPr>
                     </wps:wsp>
@@ -413,14 +329,11 @@
           </mc:Choice>
           <mc:Fallback>
             <w:pict>
-              <v:rect id="1026" filled="f" stroked="f" style="position:absolute;margin-left:0.0pt;margin-top:200.65pt;width:525.75pt;height:255.5pt;z-index:3;mso-position-horizontal:left;mso-position-horizontal-relative:margin;mso-position-vertical-relative:text;mso-height-percent:0;mso-width-relative:page;mso-height-relative:margin;mso-wrap-distance-left:0.0pt;mso-wrap-distance-right:0.0pt;visibility:visible;">
-                <v:stroke on="f"/>
-                <v:fill/>
-                <v:textbox inset="7.2pt,3.6pt,7.2pt,3.6pt">
+              <v:rect w14:anchorId="75BFBFBE" id="Text Box 5" o:spid="_x0000_s1026" style="position:absolute;left:0;text-align:left;margin-left:0;margin-top:200.65pt;width:525.75pt;height:255.5pt;z-index:3;visibility:visible;mso-wrap-style:square;mso-height-percent:0;mso-wrap-distance-left:0;mso-wrap-distance-top:0;mso-wrap-distance-right:0;mso-wrap-distance-bottom:0;mso-position-horizontal:left;mso-position-horizontal-relative:margin;mso-position-vertical:absolute;mso-position-vertical-relative:text;mso-height-percent:0;mso-height-relative:margin;v-text-anchor:top" o:gfxdata="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" filled="f" stroked="f">
+                <v:textbox>
                   <w:txbxContent>
                     <w:p>
                       <w:pPr>
-                        <w:pStyle w:val="style0"/>
                         <w:keepNext/>
                         <w:jc w:val="center"/>
                         <w:outlineLvl w:val="2"/>
@@ -445,10 +358,8 @@
                     </w:p>
                     <w:p>
                       <w:pPr>
-                        <w:pStyle w:val="style0"/>
                         <w:spacing w:before="120" w:after="120"/>
                         <w:jc w:val="center"/>
-                        <w:rPr/>
                       </w:pPr>
                       <w:r>
                         <w:rPr>
@@ -457,16 +368,7 @@
                           <w:sz w:val="26"/>
                           <w:szCs w:val="26"/>
                         </w:rPr>
-                        <w:t>(Số GYCBH/HĐBH:</w:t>
-                      </w:r>
-                      <w:r>
-                        <w:rPr>
-                          <w:rFonts w:ascii="Times New Roman" w:hAnsi="Times New Roman"/>
-                          <w:i/>
-                          <w:sz w:val="26"/>
-                          <w:szCs w:val="26"/>
-                        </w:rPr>
-                        <w:t xml:space="preserve"> …………………….</w:t>
+                        <w:t>(Số GYCBH/HĐBH: …………………….</w:t>
                       </w:r>
                       <w:r>
                         <w:t>)</w:t>
@@ -474,13 +376,12 @@
                     </w:p>
                     <w:p>
                       <w:pPr>
-                        <w:pStyle w:val="style0"/>
                         <w:spacing w:before="120" w:after="120"/>
                         <w:jc w:val="center"/>
                         <w:rPr>
                           <w:rFonts w:ascii="Times New Roman" w:hAnsi="Times New Roman"/>
                           <w:b/>
-                          <w:color w:val="ff0000"/>
+                          <w:color w:val="FF0000"/>
                           <w:sz w:val="26"/>
                           <w:szCs w:val="26"/>
                         </w:rPr>
@@ -489,7 +390,7 @@
                         <w:rPr>
                           <w:rFonts w:ascii="Times New Roman" w:hAnsi="Times New Roman"/>
                           <w:b/>
-                          <w:color w:val="ffffff"/>
+                          <w:color w:val="FFFFFF"/>
                           <w:sz w:val="26"/>
                           <w:szCs w:val="26"/>
                         </w:rPr>
@@ -498,7 +399,6 @@
                     </w:p>
                     <w:p>
                       <w:pPr>
-                        <w:pStyle w:val="style0"/>
                         <w:spacing w:before="120" w:after="120"/>
                         <w:rPr>
                           <w:rFonts w:ascii="Times New Roman" w:hAnsi="Times New Roman"/>
@@ -519,8 +419,7 @@
                     </w:p>
                     <w:p>
                       <w:pPr>
-                        <w:pStyle w:val="style0"/>
-                        <w:spacing w:before="120" w:after="60" w:lineRule="auto" w:line="276"/>
+                        <w:spacing w:before="120" w:after="60" w:line="276" w:lineRule="auto"/>
                         <w:rPr>
                           <w:rFonts w:ascii="Times New Roman" w:hAnsi="Times New Roman"/>
                           <w:sz w:val="26"/>
@@ -535,31 +434,12 @@
                           <w:szCs w:val="26"/>
                           <w:lang w:val="fr-FR"/>
                         </w:rPr>
-                        <w:t>Họ và tên:</w:t>
-                      </w:r>
-                      <w:r>
-                        <w:rPr>
-                          <w:rFonts w:ascii="Times New Roman" w:hAnsi="Times New Roman"/>
-                          <w:sz w:val="26"/>
-                          <w:szCs w:val="26"/>
-                          <w:lang w:val="fr-FR"/>
-                        </w:rPr>
-                        <w:t xml:space="preserve"> </w:t>
-                      </w:r>
-                      <w:r>
-                        <w:rPr>
-                          <w:rFonts w:ascii="Times New Roman" w:hAnsi="Times New Roman"/>
-                          <w:sz w:val="26"/>
-                          <w:szCs w:val="26"/>
-                          <w:lang w:val="fr-FR"/>
-                        </w:rPr>
-                        <w:t>{ho_ten}</w:t>
+                        <w:t>Họ và tên: {ho_ten}</w:t>
                       </w:r>
                     </w:p>
                     <w:p>
                       <w:pPr>
-                        <w:pStyle w:val="style0"/>
-                        <w:spacing w:before="120" w:after="60" w:lineRule="auto" w:line="276"/>
+                        <w:spacing w:before="120" w:after="60" w:line="276" w:lineRule="auto"/>
                         <w:rPr>
                           <w:rFonts w:ascii="Times New Roman" w:hAnsi="Times New Roman"/>
                           <w:sz w:val="26"/>
@@ -574,43 +454,19 @@
                           <w:szCs w:val="26"/>
                           <w:lang w:val="fr-FR"/>
                         </w:rPr>
-                        <w:t xml:space="preserve"> </w:t>
-                      </w:r>
-                      <w:r>
-                        <w:rPr>
-                          <w:rFonts w:ascii="Times New Roman" w:hAnsi="Times New Roman"/>
-                          <w:sz w:val="26"/>
-                          <w:szCs w:val="26"/>
-                          <w:lang w:val="fr-FR"/>
-                        </w:rPr>
-                        <w:t>Ngày/tháng/năm sinh:</w:t>
-                      </w:r>
-                      <w:r>
-                        <w:rPr>
-                          <w:rFonts w:ascii="Times New Roman" w:hAnsi="Times New Roman"/>
-                          <w:sz w:val="26"/>
-                          <w:szCs w:val="26"/>
-                          <w:lang w:val="fr-FR"/>
-                        </w:rPr>
-                        <w:t xml:space="preserve"> </w:t>
+                        <w:t xml:space="preserve"> Ngày/tháng/năm sinh: </w:t>
                       </w:r>
                       <w:r>
                         <w:t xml:space="preserve"> </w:t>
                       </w:r>
                       <w:r>
                         <w:rPr>
-                          <w:rFonts w:ascii="Calibri" w:cs="Calibri" w:hAnsi="Calibri"/>
+                          <w:rFonts w:ascii="Calibri" w:hAnsi="Calibri" w:cs="Calibri"/>
                         </w:rPr>
                         <w:t>{ngay_sinh}</w:t>
                       </w:r>
                       <w:r>
-                        <w:t xml:space="preserve">             </w:t>
-                      </w:r>
-                      <w:r>
-                        <w:t xml:space="preserve"> </w:t>
-                      </w:r>
-                      <w:r>
-                        <w:t xml:space="preserve"> </w:t>
+                        <w:t xml:space="preserve">               </w:t>
                       </w:r>
                       <w:r>
                         <w:rPr>
@@ -623,7 +479,7 @@
                       </w:r>
                       <w:r>
                         <w:rPr>
-                          <w:rFonts w:ascii="Calibri" w:cs="Calibri" w:eastAsia="MS Gothic" w:hAnsi="Calibri"/>
+                          <w:rFonts w:ascii="Calibri" w:eastAsia="MS Gothic" w:hAnsi="Calibri" w:cs="Calibri"/>
                           <w:sz w:val="26"/>
                           <w:szCs w:val="26"/>
                           <w:lang w:val="fr-FR"/>
@@ -633,10 +489,9 @@
                     </w:p>
                     <w:p>
                       <w:pPr>
-                        <w:pStyle w:val="style0"/>
-                        <w:spacing w:before="120" w:after="60" w:lineRule="auto" w:line="276"/>
+                        <w:spacing w:before="120" w:after="60" w:line="276" w:lineRule="auto"/>
                         <w:rPr>
-                          <w:rFonts w:ascii="Calibri" w:cs="Calibri" w:hAnsi="Calibri"/>
+                          <w:rFonts w:ascii="Calibri" w:hAnsi="Calibri" w:cs="Calibri"/>
                           <w:sz w:val="26"/>
                           <w:szCs w:val="26"/>
                           <w:lang w:val="fr-FR"/>
@@ -653,7 +508,7 @@
                       </w:r>
                       <w:r>
                         <w:rPr>
-                          <w:rFonts w:ascii="Calibri" w:cs="Calibri" w:hAnsi="Calibri"/>
+                          <w:rFonts w:ascii="Calibri" w:hAnsi="Calibri" w:cs="Calibri"/>
                         </w:rPr>
                         <w:t>{sdt}</w:t>
                       </w:r>
@@ -668,34 +523,7 @@
                           <w:szCs w:val="26"/>
                           <w:lang w:val="fr-FR"/>
                         </w:rPr>
-                        <w:t xml:space="preserve">Địa chỉ: </w:t>
-                      </w:r>
-                      <w:r>
-                        <w:rPr>
-                          <w:rFonts w:ascii="Times New Roman" w:hAnsi="Times New Roman"/>
-                          <w:sz w:val="26"/>
-                          <w:szCs w:val="26"/>
-                          <w:lang w:val="fr-FR"/>
-                        </w:rPr>
-                        <w:t>{</w:t>
-                      </w:r>
-                      <w:r>
-                        <w:rPr>
-                          <w:rFonts w:ascii="Times New Roman" w:hAnsi="Times New Roman"/>
-                          <w:sz w:val="26"/>
-                          <w:szCs w:val="26"/>
-                          <w:lang w:val="fr-FR"/>
-                        </w:rPr>
-                        <w:t>dia_chi</w:t>
-                      </w:r>
-                      <w:r>
-                        <w:rPr>
-                          <w:rFonts w:ascii="Times New Roman" w:hAnsi="Times New Roman"/>
-                          <w:sz w:val="26"/>
-                          <w:szCs w:val="26"/>
-                          <w:lang w:val="fr-FR"/>
-                        </w:rPr>
-                        <w:t>}</w:t>
+                        <w:t>Địa chỉ: {dia_chi}</w:t>
                       </w:r>
                       <w:r>
                         <w:tab/>
@@ -703,8 +531,7 @@
                     </w:p>
                     <w:p>
                       <w:pPr>
-                        <w:pStyle w:val="style0"/>
-                        <w:spacing w:before="120" w:after="60" w:lineRule="auto" w:line="276"/>
+                        <w:spacing w:before="120" w:after="60" w:line="276" w:lineRule="auto"/>
                         <w:rPr>
                           <w:rFonts w:ascii="Times New Roman" w:hAnsi="Times New Roman"/>
                           <w:sz w:val="26"/>
@@ -723,7 +550,6 @@
                     </w:p>
                     <w:p>
                       <w:pPr>
-                        <w:pStyle w:val="style0"/>
                         <w:spacing w:before="120" w:after="120"/>
                         <w:rPr>
                           <w:rFonts w:ascii="Times New Roman" w:hAnsi="Times New Roman"/>
@@ -743,7 +569,6 @@
                     </w:p>
                     <w:p>
                       <w:pPr>
-                        <w:pStyle w:val="style0"/>
                         <w:spacing w:before="120" w:after="120"/>
                         <w:rPr>
                           <w:rFonts w:ascii="Times New Roman" w:hAnsi="Times New Roman"/>
@@ -764,6 +589,7 @@
                     </w:p>
                   </w:txbxContent>
                 </v:textbox>
+                <w10:wrap anchorx="margin"/>
               </v:rect>
             </w:pict>
           </mc:Fallback>
@@ -776,7 +602,7 @@
         <mc:AlternateContent>
           <mc:Choice Requires="wps">
             <w:drawing>
-              <wp:anchor distT="0" distB="0" distL="0" distR="0" simplePos="false" relativeHeight="5" behindDoc="false" locked="false" layoutInCell="true" allowOverlap="true">
+              <wp:anchor distT="0" distB="0" distL="0" distR="0" simplePos="0" relativeHeight="5" behindDoc="0" locked="0" layoutInCell="1" allowOverlap="1" wp14:anchorId="227EF358" wp14:editId="7B4A395A">
                 <wp:simplePos x="0" y="0"/>
                 <wp:positionH relativeFrom="margin">
                   <wp:posOffset>2311400</wp:posOffset>
@@ -789,27 +615,30 @@
                 <wp:wrapNone/>
                 <wp:docPr id="1027" name="Text Box 3"/>
                 <wp:cNvGraphicFramePr>
-                  <a:graphicFrameLocks xmlns:a="http://schemas.openxmlformats.org/drawingml/2006/main" noChangeAspect="false" noSelect="false" noResize="false" noGrp="false"/>
+                  <a:graphicFrameLocks xmlns:a="http://schemas.openxmlformats.org/drawingml/2006/main"/>
                 </wp:cNvGraphicFramePr>
                 <a:graphic xmlns:a="http://schemas.openxmlformats.org/drawingml/2006/main">
                   <a:graphicData uri="http://schemas.microsoft.com/office/word/2010/wordprocessingShape">
                     <wps:wsp>
-                      <wps:cNvSpPr/>
+                      <wps:cNvSpPr>
+                        <a:spLocks/>
+                      </wps:cNvSpPr>
                       <wps:spPr>
-                        <a:xfrm rot="0">
+                        <a:xfrm>
                           <a:off x="0" y="0"/>
                           <a:ext cx="1371600" cy="353694"/>
                         </a:xfrm>
-                        <a:prstGeom prst="rect"/>
+                        <a:prstGeom prst="rect">
+                          <a:avLst/>
+                        </a:prstGeom>
                         <a:ln>
                           <a:noFill/>
                         </a:ln>
                       </wps:spPr>
-                      <wps:txbx id="1027">
+                      <wps:txbx>
                         <w:txbxContent>
                           <w:p>
                             <w:pPr>
-                              <w:pStyle w:val="style0"/>
                               <w:jc w:val="center"/>
                               <w:rPr>
                                 <w:rFonts w:ascii="Times New Roman" w:hAnsi="Times New Roman"/>
@@ -821,20 +650,15 @@
                                 <w:rFonts w:ascii="Times New Roman" w:hAnsi="Times New Roman"/>
                                 <w:b/>
                               </w:rPr>
-                              <w:t>N</w:t>
-                            </w:r>
-                            <w:r>
-                              <w:rPr>
-                                <w:rFonts w:ascii="Times New Roman" w:hAnsi="Times New Roman"/>
-                                <w:b/>
-                              </w:rPr>
-                              <w:t>ăm 2026</w:t>
+                              <w:t>Năm 2026</w:t>
                             </w:r>
                           </w:p>
                         </w:txbxContent>
                       </wps:txbx>
-                      <wps:bodyPr lIns="91440" rIns="91440" tIns="45720" bIns="45720" vert="horz" anchor="t" wrap="square" upright="true">
-                        <a:prstTxWarp prst="textNoShape"/>
+                      <wps:bodyPr vert="horz" wrap="square" lIns="91440" tIns="45720" rIns="91440" bIns="45720" anchor="t" upright="1">
+                        <a:prstTxWarp prst="textNoShape">
+                          <a:avLst/>
+                        </a:prstTxWarp>
                         <a:noAutofit/>
                       </wps:bodyPr>
                     </wps:wsp>
@@ -845,14 +669,11 @@
           </mc:Choice>
           <mc:Fallback>
             <w:pict>
-              <v:rect id="1027" filled="f" stroked="f" style="position:absolute;margin-left:182.0pt;margin-top:743.95pt;width:108.0pt;height:27.85pt;z-index:5;mso-position-horizontal-relative:margin;mso-position-vertical-relative:text;mso-width-relative:page;mso-height-relative:page;mso-wrap-distance-left:0.0pt;mso-wrap-distance-right:0.0pt;visibility:visible;">
-                <v:stroke on="f"/>
-                <v:fill/>
-                <v:textbox inset="7.2pt,3.6pt,7.2pt,3.6pt">
+              <v:rect w14:anchorId="227EF358" id="Text Box 3" o:spid="_x0000_s1027" style="position:absolute;left:0;text-align:left;margin-left:182pt;margin-top:743.95pt;width:108pt;height:27.85pt;z-index:5;visibility:visible;mso-wrap-style:square;mso-wrap-distance-left:0;mso-wrap-distance-top:0;mso-wrap-distance-right:0;mso-wrap-distance-bottom:0;mso-position-horizontal:absolute;mso-position-horizontal-relative:margin;mso-position-vertical:absolute;mso-position-vertical-relative:text;v-text-anchor:top" o:gfxdata="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" filled="f" stroked="f">
+                <v:textbox>
                   <w:txbxContent>
                     <w:p>
                       <w:pPr>
-                        <w:pStyle w:val="style0"/>
                         <w:jc w:val="center"/>
                         <w:rPr>
                           <w:rFonts w:ascii="Times New Roman" w:hAnsi="Times New Roman"/>
@@ -864,18 +685,12 @@
                           <w:rFonts w:ascii="Times New Roman" w:hAnsi="Times New Roman"/>
                           <w:b/>
                         </w:rPr>
-                        <w:t>N</w:t>
-                      </w:r>
-                      <w:r>
-                        <w:rPr>
-                          <w:rFonts w:ascii="Times New Roman" w:hAnsi="Times New Roman"/>
-                          <w:b/>
-                        </w:rPr>
-                        <w:t>ăm 2026</w:t>
+                        <w:t>Năm 2026</w:t>
                       </w:r>
                     </w:p>
                   </w:txbxContent>
                 </v:textbox>
+                <w10:wrap anchorx="margin"/>
               </v:rect>
             </w:pict>
           </mc:Fallback>
@@ -888,7 +703,7 @@
         <mc:AlternateContent>
           <mc:Choice Requires="wps">
             <w:drawing>
-              <wp:anchor distT="0" distB="0" distL="0" distR="0" simplePos="false" relativeHeight="4" behindDoc="false" locked="false" layoutInCell="true" allowOverlap="true">
+              <wp:anchor distT="0" distB="0" distL="0" distR="0" simplePos="0" relativeHeight="4" behindDoc="0" locked="0" layoutInCell="1" allowOverlap="1" wp14:anchorId="69872F59" wp14:editId="02305AB4">
                 <wp:simplePos x="0" y="0"/>
                 <wp:positionH relativeFrom="margin">
                   <wp:align>center</wp:align>
@@ -901,27 +716,30 @@
                 <wp:wrapNone/>
                 <wp:docPr id="1028" name="Text Box 5"/>
                 <wp:cNvGraphicFramePr>
-                  <a:graphicFrameLocks xmlns:a="http://schemas.openxmlformats.org/drawingml/2006/main" noChangeAspect="false" noSelect="false" noResize="false" noGrp="false"/>
+                  <a:graphicFrameLocks xmlns:a="http://schemas.openxmlformats.org/drawingml/2006/main"/>
                 </wp:cNvGraphicFramePr>
                 <a:graphic xmlns:a="http://schemas.openxmlformats.org/drawingml/2006/main">
                   <a:graphicData uri="http://schemas.microsoft.com/office/word/2010/wordprocessingShape">
                     <wps:wsp>
-                      <wps:cNvSpPr/>
+                      <wps:cNvSpPr>
+                        <a:spLocks/>
+                      </wps:cNvSpPr>
                       <wps:spPr>
-                        <a:xfrm rot="0">
+                        <a:xfrm>
                           <a:off x="0" y="0"/>
                           <a:ext cx="5443855" cy="986154"/>
                         </a:xfrm>
-                        <a:prstGeom prst="rect"/>
+                        <a:prstGeom prst="rect">
+                          <a:avLst/>
+                        </a:prstGeom>
                         <a:ln>
                           <a:noFill/>
                         </a:ln>
                       </wps:spPr>
-                      <wps:txbx id="1028">
+                      <wps:txbx>
                         <w:txbxContent>
                           <w:p>
                             <w:pPr>
-                              <w:pStyle w:val="style0"/>
                               <w:spacing w:before="120" w:after="120"/>
                               <w:rPr>
                                 <w:rFonts w:ascii="Times New Roman" w:hAnsi="Times New Roman"/>
@@ -936,7 +754,16 @@
                                 <w:sz w:val="26"/>
                                 <w:szCs w:val="26"/>
                               </w:rPr>
-                              <w:t xml:space="preserve">CÔNG TY: </w:t>
+                              <w:t xml:space="preserve">CÔNG </w:t>
+                            </w:r>
+                            <w:r>
+                              <w:rPr>
+                                <w:rFonts w:ascii="Times New Roman" w:hAnsi="Times New Roman"/>
+                                <w:b/>
+                                <w:sz w:val="26"/>
+                                <w:szCs w:val="26"/>
+                              </w:rPr>
+                              <w:t xml:space="preserve">TY: </w:t>
                             </w:r>
                             <w:r>
                               <w:rPr>
@@ -951,7 +778,6 @@
                           </w:p>
                           <w:p>
                             <w:pPr>
-                              <w:pStyle w:val="style0"/>
                               <w:spacing w:before="120" w:after="120"/>
                               <w:rPr>
                                 <w:rFonts w:ascii="Times New Roman" w:hAnsi="Times New Roman"/>
@@ -970,7 +796,6 @@
                           </w:p>
                           <w:p>
                             <w:pPr>
-                              <w:pStyle w:val="style0"/>
                               <w:spacing w:before="120" w:after="120"/>
                               <w:rPr>
                                 <w:rFonts w:ascii="Times New Roman" w:hAnsi="Times New Roman"/>
@@ -987,8 +812,10 @@
                           </w:p>
                         </w:txbxContent>
                       </wps:txbx>
-                      <wps:bodyPr lIns="91440" rIns="91440" tIns="45720" bIns="45720" vert="horz" anchor="t" wrap="square" upright="true">
-                        <a:prstTxWarp prst="textNoShape"/>
+                      <wps:bodyPr vert="horz" wrap="square" lIns="91440" tIns="45720" rIns="91440" bIns="45720" anchor="t" upright="1">
+                        <a:prstTxWarp prst="textNoShape">
+                          <a:avLst/>
+                        </a:prstTxWarp>
                         <a:noAutofit/>
                       </wps:bodyPr>
                     </wps:wsp>
@@ -999,14 +826,11 @@
           </mc:Choice>
           <mc:Fallback>
             <w:pict>
-              <v:rect id="1028" filled="f" stroked="f" style="position:absolute;margin-left:0.0pt;margin-top:96.6pt;width:428.65pt;height:77.65pt;z-index:4;mso-position-horizontal:center;mso-position-horizontal-relative:margin;mso-position-vertical-relative:text;mso-width-relative:page;mso-height-relative:page;mso-wrap-distance-left:0.0pt;mso-wrap-distance-right:0.0pt;visibility:visible;">
-                <v:stroke on="f"/>
-                <v:fill/>
-                <v:textbox inset="7.2pt,3.6pt,7.2pt,3.6pt">
+              <v:rect w14:anchorId="69872F59" id="_x0000_s1028" style="position:absolute;left:0;text-align:left;margin-left:0;margin-top:96.6pt;width:428.65pt;height:77.65pt;z-index:4;visibility:visible;mso-wrap-style:square;mso-wrap-distance-left:0;mso-wrap-distance-top:0;mso-wrap-distance-right:0;mso-wrap-distance-bottom:0;mso-position-horizontal:center;mso-position-horizontal-relative:margin;mso-position-vertical:absolute;mso-position-vertical-relative:text;v-text-anchor:top" o:gfxdata="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" filled="f" stroked="f">
+                <v:textbox>
                   <w:txbxContent>
                     <w:p>
                       <w:pPr>
-                        <w:pStyle w:val="style0"/>
                         <w:spacing w:before="120" w:after="120"/>
                         <w:rPr>
                           <w:rFonts w:ascii="Times New Roman" w:hAnsi="Times New Roman"/>
@@ -1021,7 +845,16 @@
                           <w:sz w:val="26"/>
                           <w:szCs w:val="26"/>
                         </w:rPr>
-                        <w:t xml:space="preserve">CÔNG TY: </w:t>
+                        <w:t xml:space="preserve">CÔNG </w:t>
+                      </w:r>
+                      <w:r>
+                        <w:rPr>
+                          <w:rFonts w:ascii="Times New Roman" w:hAnsi="Times New Roman"/>
+                          <w:b/>
+                          <w:sz w:val="26"/>
+                          <w:szCs w:val="26"/>
+                        </w:rPr>
+                        <w:t xml:space="preserve">TY: </w:t>
                       </w:r>
                       <w:r>
                         <w:rPr>
@@ -1036,7 +869,6 @@
                     </w:p>
                     <w:p>
                       <w:pPr>
-                        <w:pStyle w:val="style0"/>
                         <w:spacing w:before="120" w:after="120"/>
                         <w:rPr>
                           <w:rFonts w:ascii="Times New Roman" w:hAnsi="Times New Roman"/>
@@ -1055,7 +887,6 @@
                     </w:p>
                     <w:p>
                       <w:pPr>
-                        <w:pStyle w:val="style0"/>
                         <w:spacing w:before="120" w:after="120"/>
                         <w:rPr>
                           <w:rFonts w:ascii="Times New Roman" w:hAnsi="Times New Roman"/>
@@ -1072,6 +903,7 @@
                     </w:p>
                   </w:txbxContent>
                 </v:textbox>
+                <w10:wrap anchorx="margin"/>
               </v:rect>
             </w:pict>
           </mc:Fallback>
@@ -1083,7 +915,7 @@
           <w:noProof/>
         </w:rPr>
         <w:drawing>
-          <wp:anchor distT="0" distB="0" distL="0" distR="0" simplePos="false" relativeHeight="2" behindDoc="false" locked="false" layoutInCell="true" allowOverlap="true">
+          <wp:anchor distT="0" distB="0" distL="0" distR="0" simplePos="0" relativeHeight="2" behindDoc="0" locked="0" layoutInCell="1" allowOverlap="1" wp14:anchorId="1414580D" wp14:editId="6B82A817">
             <wp:simplePos x="0" y="0"/>
             <wp:positionH relativeFrom="column">
               <wp:posOffset>1692275</wp:posOffset>
@@ -1096,7 +928,7 @@
             <wp:wrapNone/>
             <wp:docPr id="1029" name="Picture 19" descr="C:\Documents and Settings\nguyendangquyen\Desktop\Logo BV Life-fileView.jpg"/>
             <wp:cNvGraphicFramePr>
-              <a:graphicFrameLocks xmlns:a="http://schemas.openxmlformats.org/drawingml/2006/main" noChangeAspect="false" noSelect="false" noResize="false" noGrp="false"/>
+              <a:graphicFrameLocks xmlns:a="http://schemas.openxmlformats.org/drawingml/2006/main"/>
             </wp:cNvGraphicFramePr>
             <a:graphic xmlns:a="http://schemas.openxmlformats.org/drawingml/2006/main">
               <a:graphicData uri="http://schemas.openxmlformats.org/drawingml/2006/picture">
@@ -1106,16 +938,18 @@
                     <pic:cNvPicPr/>
                   </pic:nvPicPr>
                   <pic:blipFill>
-                    <a:blip r:embed="rId2" cstate="print"/>
-                    <a:srcRect l="0" t="0" r="0" b="0"/>
+                    <a:blip r:embed="rId9" cstate="print"/>
+                    <a:srcRect/>
                     <a:stretch/>
                   </pic:blipFill>
                   <pic:spPr>
-                    <a:xfrm rot="0">
+                    <a:xfrm>
                       <a:off x="0" y="0"/>
                       <a:ext cx="3267710" cy="942975"/>
                     </a:xfrm>
-                    <a:prstGeom prst="rect"/>
+                    <a:prstGeom prst="rect">
+                      <a:avLst/>
+                    </a:prstGeom>
                     <a:ln>
                       <a:noFill/>
                     </a:ln>
@@ -1132,7 +966,6 @@
     </w:p>
     <w:p>
       <w:pPr>
-        <w:pStyle w:val="style0"/>
         <w:ind w:left="720"/>
         <w:jc w:val="center"/>
         <w:rPr>
@@ -1149,12 +982,12 @@
           <w:sz w:val="30"/>
           <w:szCs w:val="30"/>
         </w:rPr>
+        <w:lastRenderedPageBreak/>
         <w:t>GIẤY YÊU CẦU KIỂM TRA SỨC KHỎE</w:t>
       </w:r>
     </w:p>
     <w:p>
       <w:pPr>
-        <w:pStyle w:val="style0"/>
         <w:spacing w:before="120" w:after="120"/>
         <w:ind w:firstLine="720"/>
         <w:jc w:val="both"/>
@@ -1178,7 +1011,6 @@
     </w:p>
     <w:p>
       <w:pPr>
-        <w:pStyle w:val="style0"/>
         <w:spacing w:before="120" w:after="120"/>
         <w:rPr>
           <w:rFonts w:ascii="Times New Roman" w:hAnsi="Times New Roman"/>
@@ -1199,13 +1031,12 @@
     </w:p>
     <w:p>
       <w:pPr>
-        <w:pStyle w:val="style0"/>
         <w:numPr>
           <w:ilvl w:val="0"/>
           <w:numId w:val="1"/>
         </w:numPr>
         <w:tabs>
-          <w:tab w:val="left" w:leader="none" w:pos="284"/>
+          <w:tab w:val="left" w:pos="284"/>
         </w:tabs>
         <w:spacing w:before="60" w:after="60"/>
         <w:rPr>
@@ -1236,13 +1067,12 @@
     </w:p>
     <w:p>
       <w:pPr>
-        <w:pStyle w:val="style0"/>
         <w:numPr>
           <w:ilvl w:val="0"/>
           <w:numId w:val="1"/>
         </w:numPr>
         <w:tabs>
-          <w:tab w:val="left" w:leader="none" w:pos="284"/>
+          <w:tab w:val="left" w:pos="284"/>
         </w:tabs>
         <w:spacing w:before="60" w:after="60"/>
         <w:rPr>
@@ -1259,16 +1089,7 @@
           <w:szCs w:val="24"/>
           <w:lang w:val="fr-FR"/>
         </w:rPr>
-        <w:t>Ngày/tháng/năm sinh:</w:t>
-      </w:r>
-      <w:r>
-        <w:rPr>
-          <w:rFonts w:ascii="Times New Roman" w:hAnsi="Times New Roman"/>
-          <w:sz w:val="24"/>
-          <w:szCs w:val="24"/>
-          <w:lang w:val="fr-FR"/>
-        </w:rPr>
-        <w:t xml:space="preserve">  </w:t>
+        <w:t xml:space="preserve">Ngày/tháng/năm sinh:  </w:t>
       </w:r>
       <w:r>
         <w:rPr>
@@ -1277,7 +1098,16 @@
           <w:szCs w:val="26"/>
           <w:lang w:val="fr-FR"/>
         </w:rPr>
-        <w:t>{ngay_sinh}</w:t>
+        <w:t xml:space="preserve">{ngay_sinh}.                 </w:t>
+      </w:r>
+      <w:r>
+        <w:rPr>
+          <w:rFonts w:ascii="Times New Roman" w:hAnsi="Times New Roman"/>
+          <w:sz w:val="24"/>
+          <w:szCs w:val="24"/>
+          <w:lang w:val="fr-FR"/>
+        </w:rPr>
+        <w:t xml:space="preserve"> Giới tính: </w:t>
       </w:r>
       <w:r>
         <w:rPr>
@@ -1286,45 +1116,17 @@
           <w:szCs w:val="26"/>
           <w:lang w:val="fr-FR"/>
         </w:rPr>
-        <w:t xml:space="preserve">.                 </w:t>
-      </w:r>
-      <w:r>
-        <w:rPr>
-          <w:rFonts w:ascii="Times New Roman" w:hAnsi="Times New Roman"/>
-          <w:sz w:val="24"/>
-          <w:szCs w:val="24"/>
-          <w:lang w:val="fr-FR"/>
-        </w:rPr>
-        <w:t xml:space="preserve"> </w:t>
-      </w:r>
-      <w:r>
-        <w:rPr>
-          <w:rFonts w:ascii="Times New Roman" w:hAnsi="Times New Roman"/>
-          <w:sz w:val="24"/>
-          <w:szCs w:val="24"/>
-          <w:lang w:val="fr-FR"/>
-        </w:rPr>
-        <w:t xml:space="preserve">Giới tính: </w:t>
-      </w:r>
-      <w:r>
-        <w:rPr>
-          <w:rFonts w:ascii="Times New Roman" w:hAnsi="Times New Roman"/>
-          <w:sz w:val="26"/>
-          <w:szCs w:val="26"/>
-          <w:lang w:val="fr-FR"/>
-        </w:rPr>
         <w:t>{gioi_tinh}</w:t>
       </w:r>
     </w:p>
     <w:p>
       <w:pPr>
-        <w:pStyle w:val="style0"/>
         <w:numPr>
           <w:ilvl w:val="0"/>
           <w:numId w:val="1"/>
         </w:numPr>
         <w:tabs>
-          <w:tab w:val="left" w:leader="none" w:pos="284"/>
+          <w:tab w:val="left" w:pos="284"/>
         </w:tabs>
         <w:spacing w:before="60" w:after="60"/>
         <w:rPr>
@@ -1361,16 +1163,7 @@
           <w:szCs w:val="24"/>
           <w:lang w:val="fr-FR"/>
         </w:rPr>
-        <w:t>:</w:t>
-      </w:r>
-      <w:r>
-        <w:rPr>
-          <w:rFonts w:ascii="Times New Roman" w:hAnsi="Times New Roman"/>
-          <w:sz w:val="24"/>
-          <w:szCs w:val="24"/>
-          <w:lang w:val="fr-FR"/>
-        </w:rPr>
-        <w:t xml:space="preserve"> </w:t>
+        <w:t xml:space="preserve">: </w:t>
       </w:r>
       <w:r>
         <w:rPr>
@@ -1388,52 +1181,7 @@
           <w:szCs w:val="24"/>
           <w:lang w:val="fr-FR"/>
         </w:rPr>
-        <w:t xml:space="preserve"> </w:t>
-      </w:r>
-      <w:r>
-        <w:rPr>
-          <w:rFonts w:ascii="Times New Roman" w:hAnsi="Times New Roman"/>
-          <w:sz w:val="24"/>
-          <w:szCs w:val="24"/>
-          <w:lang w:val="fr-FR"/>
-        </w:rPr>
-        <w:t xml:space="preserve">                   </w:t>
-      </w:r>
-      <w:r>
-        <w:rPr>
-          <w:rFonts w:ascii="Times New Roman" w:hAnsi="Times New Roman"/>
-          <w:sz w:val="24"/>
-          <w:szCs w:val="24"/>
-          <w:lang w:val="fr-FR"/>
-        </w:rPr>
-        <w:t xml:space="preserve">Ngày </w:t>
-      </w:r>
-      <w:r>
-        <w:rPr>
-          <w:rFonts w:ascii="Times New Roman" w:hAnsi="Times New Roman"/>
-          <w:sz w:val="24"/>
-          <w:szCs w:val="24"/>
-          <w:lang w:val="fr-FR"/>
-        </w:rPr>
-        <w:t>cấp:</w:t>
-      </w:r>
-      <w:r>
-        <w:rPr>
-          <w:rFonts w:ascii="Times New Roman" w:hAnsi="Times New Roman"/>
-          <w:sz w:val="24"/>
-          <w:szCs w:val="24"/>
-          <w:lang w:val="fr-FR"/>
-        </w:rPr>
-        <w:t xml:space="preserve"> </w:t>
-      </w:r>
-      <w:r>
-        <w:rPr>
-          <w:rFonts w:ascii="Times New Roman" w:hAnsi="Times New Roman"/>
-          <w:sz w:val="24"/>
-          <w:szCs w:val="24"/>
-          <w:lang w:val="fr-FR"/>
-        </w:rPr>
-        <w:t xml:space="preserve"> </w:t>
+        <w:t xml:space="preserve">                    Ngày cấp:  </w:t>
       </w:r>
       <w:r>
         <w:rPr>
@@ -1447,10 +1195,9 @@
     </w:p>
     <w:p>
       <w:pPr>
-        <w:pStyle w:val="style0"/>
         <w:tabs>
-          <w:tab w:val="left" w:leader="none" w:pos="284"/>
-          <w:tab w:val="left" w:leader="none" w:pos="720"/>
+          <w:tab w:val="left" w:pos="284"/>
+          <w:tab w:val="left" w:pos="720"/>
         </w:tabs>
         <w:spacing w:before="60" w:after="60"/>
         <w:ind w:left="720"/>
@@ -1482,9 +1229,8 @@
     </w:p>
     <w:p>
       <w:pPr>
-        <w:pStyle w:val="style0"/>
         <w:tabs>
-          <w:tab w:val="left" w:leader="none" w:pos="284"/>
+          <w:tab w:val="left" w:pos="284"/>
         </w:tabs>
         <w:spacing w:before="60" w:after="60"/>
         <w:rPr>
@@ -1536,9 +1282,8 @@
     </w:p>
     <w:p>
       <w:pPr>
-        <w:pStyle w:val="style0"/>
         <w:tabs>
-          <w:tab w:val="left" w:leader="none" w:pos="284"/>
+          <w:tab w:val="left" w:pos="284"/>
         </w:tabs>
         <w:spacing w:before="60" w:after="60"/>
         <w:rPr>
@@ -1553,15 +1298,7 @@
           <w:sz w:val="24"/>
           <w:szCs w:val="24"/>
         </w:rPr>
-        <w:t>1. Họ và</w:t>
-      </w:r>
-      <w:r>
-        <w:rPr>
-          <w:rFonts w:ascii="Times New Roman" w:hAnsi="Times New Roman"/>
-          <w:sz w:val="24"/>
-          <w:szCs w:val="24"/>
-        </w:rPr>
-        <w:t xml:space="preserve"> tên: </w:t>
+        <w:t xml:space="preserve">1. Họ và tên: </w:t>
       </w:r>
       <w:r>
         <w:rPr>
@@ -1575,9 +1312,8 @@
     </w:p>
     <w:p>
       <w:pPr>
-        <w:pStyle w:val="style0"/>
         <w:tabs>
-          <w:tab w:val="left" w:leader="none" w:pos="284"/>
+          <w:tab w:val="left" w:pos="284"/>
         </w:tabs>
         <w:spacing w:before="60" w:after="60"/>
         <w:rPr>
@@ -1595,10 +1331,7 @@
         <w:t>2. Ngày/tháng/năm sinh:</w:t>
       </w:r>
       <w:r>
-        <w:t xml:space="preserve"> </w:t>
-      </w:r>
-      <w:r>
-        <w:t xml:space="preserve"> </w:t>
+        <w:t xml:space="preserve">  </w:t>
       </w:r>
       <w:r>
         <w:rPr>
@@ -1632,7 +1365,6 @@
     </w:p>
     <w:p>
       <w:pPr>
-        <w:pStyle w:val="style0"/>
         <w:spacing w:before="60" w:after="60"/>
         <w:rPr>
           <w:rFonts w:ascii="Times New Roman" w:hAnsi="Times New Roman"/>
@@ -1688,7 +1420,29 @@
           <w:szCs w:val="26"/>
           <w:lang w:val="fr-FR"/>
         </w:rPr>
-        <w:t>{so_gttt</w:t>
+        <w:t>{so_gttt_dd}</w:t>
+      </w:r>
+      <w:r>
+        <w:tab/>
+      </w:r>
+      <w:r>
+        <w:rPr>
+          <w:rFonts w:ascii="Calibri" w:hAnsi="Calibri" w:cs="Calibri"/>
+        </w:rPr>
+        <w:t xml:space="preserve">             </w:t>
+      </w:r>
+      <w:r>
+        <w:tab/>
+        <w:t xml:space="preserve"> </w:t>
+      </w:r>
+      <w:r>
+        <w:rPr>
+          <w:rFonts w:ascii="Times New Roman" w:hAnsi="Times New Roman"/>
+          <w:sz w:val="24"/>
+          <w:szCs w:val="24"/>
+          <w:lang w:val="fr-FR"/>
+        </w:rPr>
+        <w:t xml:space="preserve">Ngày cấp: </w:t>
       </w:r>
       <w:r>
         <w:rPr>
@@ -1697,7 +1451,29 @@
           <w:szCs w:val="26"/>
           <w:lang w:val="fr-FR"/>
         </w:rPr>
-        <w:t>_dd</w:t>
+        <w:t>{noi_cap_dd}</w:t>
+      </w:r>
+      <w:r>
+        <w:tab/>
+      </w:r>
+    </w:p>
+    <w:p>
+      <w:pPr>
+        <w:spacing w:before="60" w:after="60"/>
+        <w:rPr>
+          <w:rFonts w:ascii="Times New Roman" w:hAnsi="Times New Roman"/>
+          <w:sz w:val="24"/>
+          <w:szCs w:val="24"/>
+          <w:lang w:val="vi-VN"/>
+        </w:rPr>
+      </w:pPr>
+      <w:r>
+        <w:rPr>
+          <w:rFonts w:ascii="Times New Roman" w:hAnsi="Times New Roman"/>
+          <w:sz w:val="24"/>
+          <w:szCs w:val="24"/>
+        </w:rPr>
+        <w:t xml:space="preserve">Nơi cấp: </w:t>
       </w:r>
       <w:r>
         <w:rPr>
@@ -1706,38 +1482,39 @@
           <w:szCs w:val="26"/>
           <w:lang w:val="fr-FR"/>
         </w:rPr>
+        <w:t>{noi_cap_dd</w:t>
+      </w:r>
+      <w:r>
+        <w:rPr>
+          <w:rFonts w:ascii="Times New Roman" w:hAnsi="Times New Roman"/>
+          <w:sz w:val="26"/>
+          <w:szCs w:val="26"/>
+        </w:rPr>
         <w:t>}</w:t>
       </w:r>
-      <w:r>
-        <w:tab/>
-      </w:r>
-      <w:r>
-        <w:rPr>
-          <w:rFonts w:ascii="Calibri" w:cs="Calibri" w:hAnsi="Calibri"/>
-        </w:rPr>
-        <w:t xml:space="preserve">             </w:t>
-      </w:r>
-      <w:r>
-        <w:tab/>
-      </w:r>
-      <w:r>
-        <w:t xml:space="preserve"> </w:t>
-      </w:r>
-      <w:r>
-        <w:rPr>
-          <w:rFonts w:ascii="Times New Roman" w:hAnsi="Times New Roman"/>
-          <w:sz w:val="24"/>
-          <w:szCs w:val="24"/>
-          <w:lang w:val="fr-FR"/>
-        </w:rPr>
-        <w:t>Ngày cấp:</w:t>
-      </w:r>
-      <w:r>
-        <w:rPr>
-          <w:rFonts w:ascii="Times New Roman" w:hAnsi="Times New Roman"/>
-          <w:sz w:val="24"/>
-          <w:szCs w:val="24"/>
-          <w:lang w:val="fr-FR"/>
+    </w:p>
+    <w:p>
+      <w:pPr>
+        <w:spacing w:before="120" w:after="120"/>
+        <w:rPr>
+          <w:rFonts w:ascii="Times New Roman" w:hAnsi="Times New Roman"/>
+          <w:sz w:val="24"/>
+          <w:szCs w:val="24"/>
+        </w:rPr>
+      </w:pPr>
+      <w:r>
+        <w:rPr>
+          <w:rFonts w:ascii="Times New Roman" w:hAnsi="Times New Roman"/>
+          <w:sz w:val="24"/>
+          <w:szCs w:val="24"/>
+        </w:rPr>
+        <w:t xml:space="preserve">4. Quan hệ với Người được kiểm tra sức khỏe:  </w:t>
+      </w:r>
+      <w:r>
+        <w:rPr>
+          <w:rFonts w:ascii="Times New Roman" w:hAnsi="Times New Roman"/>
+          <w:sz w:val="24"/>
+          <w:szCs w:val="24"/>
         </w:rPr>
         <w:t xml:space="preserve"> </w:t>
       </w:r>
@@ -1748,125 +1525,22 @@
           <w:szCs w:val="26"/>
           <w:lang w:val="fr-FR"/>
         </w:rPr>
-        <w:t>{noi_cap_dd}</w:t>
-      </w:r>
-      <w:r>
+        <w:t>{quan_he}</w:t>
+      </w:r>
+      <w:r>
+        <w:rPr>
+          <w:rFonts w:ascii="Times New Roman" w:hAnsi="Times New Roman"/>
+          <w:sz w:val="24"/>
+          <w:szCs w:val="24"/>
+        </w:rPr>
         <w:tab/>
       </w:r>
     </w:p>
     <w:p>
       <w:pPr>
-        <w:pStyle w:val="style0"/>
-        <w:spacing w:before="60" w:after="60"/>
-        <w:rPr>
-          <w:rFonts w:ascii="Times New Roman" w:hAnsi="Times New Roman"/>
-          <w:sz w:val="24"/>
-          <w:szCs w:val="24"/>
-          <w:lang w:val="vi-VN"/>
-        </w:rPr>
-      </w:pPr>
-      <w:r>
-        <w:rPr>
-          <w:rFonts w:ascii="Times New Roman" w:hAnsi="Times New Roman"/>
-          <w:sz w:val="24"/>
-          <w:szCs w:val="24"/>
-        </w:rPr>
-        <w:t xml:space="preserve">Nơi cấp: </w:t>
-      </w:r>
-      <w:r>
-        <w:rPr>
-          <w:rFonts w:ascii="Times New Roman" w:hAnsi="Times New Roman"/>
-          <w:sz w:val="26"/>
-          <w:szCs w:val="26"/>
-          <w:lang w:val="fr-FR"/>
-        </w:rPr>
-        <w:t>{noi_cap_dd</w:t>
-      </w:r>
-      <w:r>
-        <w:rPr>
-          <w:rFonts w:ascii="Times New Roman" w:hAnsi="Times New Roman"/>
-          <w:sz w:val="26"/>
-          <w:szCs w:val="26"/>
-          <w:lang w:val="en-US"/>
-        </w:rPr>
-        <w:t>}</w:t>
-      </w:r>
-    </w:p>
-    <w:p>
-      <w:pPr>
-        <w:pStyle w:val="style0"/>
         <w:spacing w:before="120" w:after="120"/>
         <w:rPr>
           <w:rFonts w:ascii="Times New Roman" w:hAnsi="Times New Roman"/>
-          <w:sz w:val="24"/>
-          <w:szCs w:val="24"/>
-        </w:rPr>
-      </w:pPr>
-      <w:r>
-        <w:rPr>
-          <w:rFonts w:ascii="Times New Roman" w:hAnsi="Times New Roman"/>
-          <w:sz w:val="24"/>
-          <w:szCs w:val="24"/>
-        </w:rPr>
-        <w:t>4. Quan hệ với N</w:t>
-      </w:r>
-      <w:r>
-        <w:rPr>
-          <w:rFonts w:ascii="Times New Roman" w:hAnsi="Times New Roman"/>
-          <w:sz w:val="24"/>
-          <w:szCs w:val="24"/>
-        </w:rPr>
-        <w:t>gười được kiểm tra sức khỏe</w:t>
-      </w:r>
-      <w:r>
-        <w:rPr>
-          <w:rFonts w:ascii="Times New Roman" w:hAnsi="Times New Roman"/>
-          <w:sz w:val="24"/>
-          <w:szCs w:val="24"/>
-        </w:rPr>
-        <w:t xml:space="preserve">: </w:t>
-      </w:r>
-      <w:r>
-        <w:rPr>
-          <w:rFonts w:ascii="Times New Roman" w:hAnsi="Times New Roman"/>
-          <w:sz w:val="24"/>
-          <w:szCs w:val="24"/>
-        </w:rPr>
-        <w:t xml:space="preserve"> </w:t>
-      </w:r>
-      <w:r>
-        <w:rPr>
-          <w:rFonts w:ascii="Times New Roman" w:hAnsi="Times New Roman"/>
-          <w:sz w:val="24"/>
-          <w:szCs w:val="24"/>
-          <w:lang w:val="en-US"/>
-        </w:rPr>
-        <w:t xml:space="preserve"> </w:t>
-      </w:r>
-      <w:r>
-        <w:rPr>
-          <w:rFonts w:ascii="Times New Roman" w:hAnsi="Times New Roman"/>
-          <w:sz w:val="26"/>
-          <w:szCs w:val="26"/>
-          <w:lang w:val="fr-FR"/>
-        </w:rPr>
-        <w:t>{quan_he}</w:t>
-      </w:r>
-      <w:r>
-        <w:rPr>
-          <w:rFonts w:ascii="Times New Roman" w:hAnsi="Times New Roman"/>
-          <w:sz w:val="24"/>
-          <w:szCs w:val="24"/>
-        </w:rPr>
-        <w:tab/>
-      </w:r>
-    </w:p>
-    <w:p>
-      <w:pPr>
-        <w:pStyle w:val="style0"/>
-        <w:spacing w:before="120" w:after="120"/>
-        <w:rPr>
-          <w:rFonts w:ascii="Times New Roman" w:hAnsi="Times New Roman"/>
           <w:b/>
           <w:sz w:val="24"/>
           <w:szCs w:val="24"/>
@@ -1884,13 +1558,13 @@
     </w:p>
     <w:p>
       <w:pPr>
-        <w:pStyle w:val="style179"/>
+        <w:pStyle w:val="oancuaDanhsach"/>
         <w:numPr>
           <w:ilvl w:val="0"/>
           <w:numId w:val="2"/>
         </w:numPr>
         <w:tabs>
-          <w:tab w:val="left" w:leader="none" w:pos="426"/>
+          <w:tab w:val="left" w:pos="426"/>
         </w:tabs>
         <w:spacing w:before="60" w:after="60"/>
         <w:ind w:left="714" w:hanging="357"/>
@@ -1910,7 +1584,7 @@
       </w:r>
       <w:r>
         <w:rPr>
-          <w:rFonts w:ascii="Times New Roman" w:cs="Calibri" w:hAnsi="Times New Roman"/>
+          <w:rFonts w:ascii="Times New Roman" w:hAnsi="Times New Roman" w:cs="Calibri"/>
           <w:sz w:val="24"/>
           <w:szCs w:val="24"/>
         </w:rPr>
@@ -1926,7 +1600,7 @@
       </w:r>
       <w:r>
         <w:rPr>
-          <w:rFonts w:ascii="Times New Roman" w:cs=".VnTime" w:hAnsi="Times New Roman"/>
+          <w:rFonts w:ascii="Times New Roman" w:hAnsi="Times New Roman" w:cs=".VnTime"/>
           <w:sz w:val="24"/>
           <w:szCs w:val="24"/>
         </w:rPr>
@@ -1942,7 +1616,7 @@
       </w:r>
       <w:r>
         <w:rPr>
-          <w:rFonts w:ascii="Times New Roman" w:cs="Calibri" w:hAnsi="Times New Roman"/>
+          <w:rFonts w:ascii="Times New Roman" w:hAnsi="Times New Roman" w:cs="Calibri"/>
           <w:sz w:val="24"/>
           <w:szCs w:val="24"/>
         </w:rPr>
@@ -1958,7 +1632,7 @@
       </w:r>
       <w:r>
         <w:rPr>
-          <w:rFonts w:ascii="Times New Roman" w:cs="Calibri" w:hAnsi="Times New Roman"/>
+          <w:rFonts w:ascii="Times New Roman" w:hAnsi="Times New Roman" w:cs="Calibri"/>
           <w:sz w:val="24"/>
           <w:szCs w:val="24"/>
         </w:rPr>
@@ -1974,7 +1648,7 @@
       </w:r>
       <w:r>
         <w:rPr>
-          <w:rFonts w:ascii="Times New Roman" w:cs="Calibri" w:hAnsi="Times New Roman"/>
+          <w:rFonts w:ascii="Times New Roman" w:hAnsi="Times New Roman" w:cs="Calibri"/>
           <w:sz w:val="24"/>
           <w:szCs w:val="24"/>
         </w:rPr>
@@ -1990,7 +1664,7 @@
       </w:r>
       <w:r>
         <w:rPr>
-          <w:rFonts w:ascii="Times New Roman" w:cs=".VnTime" w:hAnsi="Times New Roman"/>
+          <w:rFonts w:ascii="Times New Roman" w:hAnsi="Times New Roman" w:cs=".VnTime"/>
           <w:sz w:val="24"/>
           <w:szCs w:val="24"/>
         </w:rPr>
@@ -2006,7 +1680,7 @@
       </w:r>
       <w:r>
         <w:rPr>
-          <w:rFonts w:ascii="Times New Roman" w:cs="Calibri" w:hAnsi="Times New Roman"/>
+          <w:rFonts w:ascii="Times New Roman" w:hAnsi="Times New Roman" w:cs="Calibri"/>
           <w:sz w:val="24"/>
           <w:szCs w:val="24"/>
         </w:rPr>
@@ -2022,7 +1696,7 @@
       </w:r>
       <w:r>
         <w:rPr>
-          <w:rFonts w:ascii="Times New Roman" w:cs="Calibri" w:hAnsi="Times New Roman"/>
+          <w:rFonts w:ascii="Times New Roman" w:hAnsi="Times New Roman" w:cs="Calibri"/>
           <w:sz w:val="24"/>
           <w:szCs w:val="24"/>
         </w:rPr>
@@ -2038,7 +1712,7 @@
       </w:r>
       <w:r>
         <w:rPr>
-          <w:rFonts w:ascii="Times New Roman" w:cs="Calibri" w:hAnsi="Times New Roman"/>
+          <w:rFonts w:ascii="Times New Roman" w:hAnsi="Times New Roman" w:cs="Calibri"/>
           <w:sz w:val="24"/>
           <w:szCs w:val="24"/>
         </w:rPr>
@@ -2054,7 +1728,7 @@
       </w:r>
       <w:r>
         <w:rPr>
-          <w:rFonts w:ascii="Times New Roman" w:cs=".VnTime" w:hAnsi="Times New Roman"/>
+          <w:rFonts w:ascii="Times New Roman" w:hAnsi="Times New Roman" w:cs=".VnTime"/>
           <w:sz w:val="24"/>
           <w:szCs w:val="24"/>
         </w:rPr>
@@ -2070,7 +1744,7 @@
       </w:r>
       <w:r>
         <w:rPr>
-          <w:rFonts w:ascii="Times New Roman" w:cs="Calibri" w:hAnsi="Times New Roman"/>
+          <w:rFonts w:ascii="Times New Roman" w:hAnsi="Times New Roman" w:cs="Calibri"/>
           <w:sz w:val="24"/>
           <w:szCs w:val="24"/>
         </w:rPr>
@@ -2086,7 +1760,7 @@
       </w:r>
       <w:r>
         <w:rPr>
-          <w:rFonts w:ascii="Times New Roman" w:cs="Calibri" w:hAnsi="Times New Roman"/>
+          <w:rFonts w:ascii="Times New Roman" w:hAnsi="Times New Roman" w:cs="Calibri"/>
           <w:sz w:val="24"/>
           <w:szCs w:val="24"/>
         </w:rPr>
@@ -2103,13 +1777,13 @@
     </w:p>
     <w:p>
       <w:pPr>
-        <w:pStyle w:val="style179"/>
+        <w:pStyle w:val="oancuaDanhsach"/>
         <w:numPr>
           <w:ilvl w:val="0"/>
           <w:numId w:val="2"/>
         </w:numPr>
         <w:tabs>
-          <w:tab w:val="left" w:leader="none" w:pos="426"/>
+          <w:tab w:val="left" w:pos="426"/>
         </w:tabs>
         <w:spacing w:before="60" w:after="60"/>
         <w:ind w:left="714" w:hanging="357"/>
@@ -2174,12 +1848,10 @@
           <w:tcPr>
             <w:tcW w:w="9776" w:type="dxa"/>
             <w:gridSpan w:val="6"/>
-            <w:tcBorders/>
-            <w:vAlign w:val="center"/>
-          </w:tcPr>
-          <w:p>
-            <w:pPr>
-              <w:pStyle w:val="style0"/>
+            <w:vAlign w:val="center"/>
+          </w:tcPr>
+          <w:p>
+            <w:pPr>
               <w:spacing w:before="120" w:after="60"/>
               <w:rPr>
                 <w:rFonts w:ascii="Times New Roman" w:hAnsi="Times New Roman"/>
@@ -2196,16 +1868,7 @@
                 <w:sz w:val="24"/>
                 <w:szCs w:val="24"/>
               </w:rPr>
-              <w:t>Mức khám:</w:t>
-            </w:r>
-            <w:r>
-              <w:rPr>
-                <w:rFonts w:ascii="Times New Roman" w:hAnsi="Times New Roman"/>
-                <w:b/>
-                <w:sz w:val="24"/>
-                <w:szCs w:val="24"/>
-              </w:rPr>
-              <w:t xml:space="preserve"> </w:t>
+              <w:t xml:space="preserve">Mức khám: </w:t>
             </w:r>
             <w:r>
               <w:rPr>
@@ -2220,19 +1883,16 @@
         </w:tc>
       </w:tr>
       <w:tr>
-        <w:tblPrEx/>
         <w:trPr>
           <w:jc w:val="center"/>
         </w:trPr>
         <w:tc>
           <w:tcPr>
             <w:tcW w:w="693" w:type="dxa"/>
-            <w:tcBorders/>
-            <w:vAlign w:val="center"/>
-          </w:tcPr>
-          <w:p>
-            <w:pPr>
-              <w:pStyle w:val="style0"/>
+            <w:vAlign w:val="center"/>
+          </w:tcPr>
+          <w:p>
+            <w:pPr>
               <w:jc w:val="center"/>
               <w:rPr>
                 <w:rFonts w:ascii="Times New Roman" w:hAnsi="Times New Roman"/>
@@ -2255,12 +1915,11 @@
         <w:tc>
           <w:tcPr>
             <w:tcW w:w="3502" w:type="dxa"/>
-            <w:tcBorders/>
-            <w:vAlign w:val="center"/>
-          </w:tcPr>
-          <w:p>
-            <w:pPr>
-              <w:pStyle w:val="style5"/>
+            <w:vAlign w:val="center"/>
+          </w:tcPr>
+          <w:p>
+            <w:pPr>
+              <w:pStyle w:val="u5"/>
               <w:rPr>
                 <w:rFonts w:ascii="Times New Roman" w:hAnsi="Times New Roman"/>
                 <w:sz w:val="24"/>
@@ -2280,12 +1939,10 @@
         <w:tc>
           <w:tcPr>
             <w:tcW w:w="1048" w:type="dxa"/>
-            <w:tcBorders/>
-            <w:vAlign w:val="center"/>
-          </w:tcPr>
-          <w:p>
-            <w:pPr>
-              <w:pStyle w:val="style0"/>
+            <w:vAlign w:val="center"/>
+          </w:tcPr>
+          <w:p>
+            <w:pPr>
               <w:jc w:val="center"/>
               <w:rPr>
                 <w:rFonts w:ascii="Times New Roman" w:hAnsi="Times New Roman"/>
@@ -2308,12 +1965,10 @@
         <w:tc>
           <w:tcPr>
             <w:tcW w:w="697" w:type="dxa"/>
-            <w:tcBorders/>
-            <w:vAlign w:val="center"/>
-          </w:tcPr>
-          <w:p>
-            <w:pPr>
-              <w:pStyle w:val="style0"/>
+            <w:vAlign w:val="center"/>
+          </w:tcPr>
+          <w:p>
+            <w:pPr>
               <w:jc w:val="center"/>
               <w:rPr>
                 <w:rFonts w:ascii="Times New Roman" w:hAnsi="Times New Roman"/>
@@ -2336,12 +1991,11 @@
         <w:tc>
           <w:tcPr>
             <w:tcW w:w="3000" w:type="dxa"/>
-            <w:tcBorders/>
-            <w:vAlign w:val="center"/>
-          </w:tcPr>
-          <w:p>
-            <w:pPr>
-              <w:pStyle w:val="style5"/>
+            <w:vAlign w:val="center"/>
+          </w:tcPr>
+          <w:p>
+            <w:pPr>
+              <w:pStyle w:val="u5"/>
               <w:rPr>
                 <w:rFonts w:ascii="Times New Roman" w:hAnsi="Times New Roman"/>
                 <w:sz w:val="24"/>
@@ -2361,12 +2015,10 @@
         <w:tc>
           <w:tcPr>
             <w:tcW w:w="836" w:type="dxa"/>
-            <w:tcBorders/>
-            <w:vAlign w:val="center"/>
-          </w:tcPr>
-          <w:p>
-            <w:pPr>
-              <w:pStyle w:val="style0"/>
+            <w:vAlign w:val="center"/>
+          </w:tcPr>
+          <w:p>
+            <w:pPr>
               <w:jc w:val="center"/>
               <w:rPr>
                 <w:rFonts w:ascii="Times New Roman" w:hAnsi="Times New Roman"/>
@@ -2388,19 +2040,16 @@
         </w:tc>
       </w:tr>
       <w:tr>
-        <w:tblPrEx/>
         <w:trPr>
           <w:jc w:val="center"/>
         </w:trPr>
         <w:tc>
           <w:tcPr>
             <w:tcW w:w="693" w:type="dxa"/>
-            <w:tcBorders/>
-            <w:vAlign w:val="center"/>
-          </w:tcPr>
-          <w:p>
-            <w:pPr>
-              <w:pStyle w:val="style0"/>
+            <w:vAlign w:val="center"/>
+          </w:tcPr>
+          <w:p>
+            <w:pPr>
               <w:rPr>
                 <w:rFonts w:ascii="Times New Roman" w:hAnsi="Times New Roman"/>
                 <w:sz w:val="24"/>
@@ -2420,12 +2069,10 @@
         <w:tc>
           <w:tcPr>
             <w:tcW w:w="3502" w:type="dxa"/>
-            <w:tcBorders/>
-            <w:vAlign w:val="center"/>
-          </w:tcPr>
-          <w:p>
-            <w:pPr>
-              <w:pStyle w:val="style0"/>
+            <w:vAlign w:val="center"/>
+          </w:tcPr>
+          <w:p>
+            <w:pPr>
               <w:rPr>
                 <w:rFonts w:ascii="Times New Roman" w:hAnsi="Times New Roman"/>
                 <w:sz w:val="24"/>
@@ -2445,12 +2092,10 @@
         <w:tc>
           <w:tcPr>
             <w:tcW w:w="1048" w:type="dxa"/>
-            <w:tcBorders/>
-            <w:vAlign w:val="center"/>
-          </w:tcPr>
-          <w:p>
-            <w:pPr>
-              <w:pStyle w:val="style0"/>
+            <w:vAlign w:val="center"/>
+          </w:tcPr>
+          <w:p>
+            <w:pPr>
               <w:rPr>
                 <w:rFonts w:ascii="Times New Roman" w:hAnsi="Times New Roman"/>
                 <w:sz w:val="16"/>
@@ -2463,27 +2108,17 @@
                 <w:sz w:val="16"/>
                 <w:szCs w:val="16"/>
               </w:rPr>
-              <w:t>{kham</w:t>
-            </w:r>
-            <w:r>
-              <w:rPr>
-                <w:rFonts w:ascii="Times New Roman" w:hAnsi="Times New Roman"/>
-                <w:sz w:val="16"/>
-                <w:szCs w:val="16"/>
-              </w:rPr>
-              <w:t>_1}</w:t>
+              <w:t>{kham_1}</w:t>
             </w:r>
           </w:p>
         </w:tc>
         <w:tc>
           <w:tcPr>
             <w:tcW w:w="697" w:type="dxa"/>
-            <w:tcBorders/>
-            <w:vAlign w:val="center"/>
-          </w:tcPr>
-          <w:p>
-            <w:pPr>
-              <w:pStyle w:val="style0"/>
+            <w:vAlign w:val="center"/>
+          </w:tcPr>
+          <w:p>
+            <w:pPr>
               <w:rPr>
                 <w:rFonts w:ascii="Times New Roman" w:hAnsi="Times New Roman"/>
                 <w:sz w:val="24"/>
@@ -2503,12 +2138,10 @@
         <w:tc>
           <w:tcPr>
             <w:tcW w:w="3000" w:type="dxa"/>
-            <w:tcBorders/>
-            <w:vAlign w:val="center"/>
-          </w:tcPr>
-          <w:p>
-            <w:pPr>
-              <w:pStyle w:val="style0"/>
+            <w:vAlign w:val="center"/>
+          </w:tcPr>
+          <w:p>
+            <w:pPr>
               <w:rPr>
                 <w:rFonts w:ascii="Times New Roman" w:hAnsi="Times New Roman"/>
                 <w:sz w:val="24"/>
@@ -2530,12 +2163,10 @@
         <w:tc>
           <w:tcPr>
             <w:tcW w:w="836" w:type="dxa"/>
-            <w:tcBorders/>
-            <w:vAlign w:val="center"/>
-          </w:tcPr>
-          <w:p>
-            <w:pPr>
-              <w:pStyle w:val="style0"/>
+            <w:vAlign w:val="center"/>
+          </w:tcPr>
+          <w:p>
+            <w:pPr>
               <w:rPr>
                 <w:rFonts w:ascii="Times New Roman" w:hAnsi="Times New Roman"/>
                 <w:sz w:val="16"/>
@@ -2555,19 +2186,16 @@
         </w:tc>
       </w:tr>
       <w:tr>
-        <w:tblPrEx/>
         <w:trPr>
           <w:jc w:val="center"/>
         </w:trPr>
         <w:tc>
           <w:tcPr>
             <w:tcW w:w="693" w:type="dxa"/>
-            <w:tcBorders/>
-            <w:vAlign w:val="center"/>
-          </w:tcPr>
-          <w:p>
-            <w:pPr>
-              <w:pStyle w:val="style0"/>
+            <w:vAlign w:val="center"/>
+          </w:tcPr>
+          <w:p>
+            <w:pPr>
               <w:rPr>
                 <w:rFonts w:ascii="Times New Roman" w:hAnsi="Times New Roman"/>
                 <w:sz w:val="24"/>
@@ -2587,12 +2215,10 @@
         <w:tc>
           <w:tcPr>
             <w:tcW w:w="3502" w:type="dxa"/>
-            <w:tcBorders/>
-            <w:vAlign w:val="center"/>
-          </w:tcPr>
-          <w:p>
-            <w:pPr>
-              <w:pStyle w:val="style0"/>
+            <w:vAlign w:val="center"/>
+          </w:tcPr>
+          <w:p>
+            <w:pPr>
               <w:rPr>
                 <w:rFonts w:ascii="Times New Roman" w:hAnsi="Times New Roman"/>
                 <w:sz w:val="24"/>
@@ -2613,12 +2239,10 @@
         <w:tc>
           <w:tcPr>
             <w:tcW w:w="1048" w:type="dxa"/>
-            <w:tcBorders/>
-            <w:vAlign w:val="center"/>
-          </w:tcPr>
-          <w:p>
-            <w:pPr>
-              <w:pStyle w:val="style0"/>
+            <w:vAlign w:val="center"/>
+          </w:tcPr>
+          <w:p>
+            <w:pPr>
               <w:rPr>
                 <w:rFonts w:ascii="Times New Roman" w:hAnsi="Times New Roman"/>
                 <w:sz w:val="16"/>
@@ -2638,12 +2262,10 @@
         <w:tc>
           <w:tcPr>
             <w:tcW w:w="697" w:type="dxa"/>
-            <w:tcBorders/>
-            <w:vAlign w:val="center"/>
-          </w:tcPr>
-          <w:p>
-            <w:pPr>
-              <w:pStyle w:val="style0"/>
+            <w:vAlign w:val="center"/>
+          </w:tcPr>
+          <w:p>
+            <w:pPr>
               <w:rPr>
                 <w:rFonts w:ascii="Times New Roman" w:hAnsi="Times New Roman"/>
                 <w:i/>
@@ -2665,12 +2287,10 @@
         <w:tc>
           <w:tcPr>
             <w:tcW w:w="3000" w:type="dxa"/>
-            <w:tcBorders/>
-            <w:vAlign w:val="center"/>
-          </w:tcPr>
-          <w:p>
-            <w:pPr>
-              <w:pStyle w:val="style0"/>
+            <w:vAlign w:val="center"/>
+          </w:tcPr>
+          <w:p>
+            <w:pPr>
               <w:ind w:firstLine="220"/>
               <w:rPr>
                 <w:rFonts w:ascii="Times New Roman" w:hAnsi="Times New Roman"/>
@@ -2691,12 +2311,10 @@
         <w:tc>
           <w:tcPr>
             <w:tcW w:w="836" w:type="dxa"/>
-            <w:tcBorders/>
-            <w:vAlign w:val="center"/>
-          </w:tcPr>
-          <w:p>
-            <w:pPr>
-              <w:pStyle w:val="style0"/>
+            <w:vAlign w:val="center"/>
+          </w:tcPr>
+          <w:p>
+            <w:pPr>
               <w:rPr>
                 <w:rFonts w:ascii="Times New Roman" w:hAnsi="Times New Roman"/>
                 <w:sz w:val="16"/>
@@ -2716,19 +2334,16 @@
         </w:tc>
       </w:tr>
       <w:tr>
-        <w:tblPrEx/>
         <w:trPr>
           <w:jc w:val="center"/>
         </w:trPr>
         <w:tc>
           <w:tcPr>
             <w:tcW w:w="693" w:type="dxa"/>
-            <w:tcBorders/>
-            <w:vAlign w:val="center"/>
-          </w:tcPr>
-          <w:p>
-            <w:pPr>
-              <w:pStyle w:val="style0"/>
+            <w:vAlign w:val="center"/>
+          </w:tcPr>
+          <w:p>
+            <w:pPr>
               <w:rPr>
                 <w:rFonts w:ascii="Times New Roman" w:hAnsi="Times New Roman"/>
                 <w:sz w:val="24"/>
@@ -2748,12 +2363,10 @@
         <w:tc>
           <w:tcPr>
             <w:tcW w:w="3502" w:type="dxa"/>
-            <w:tcBorders/>
-            <w:vAlign w:val="center"/>
-          </w:tcPr>
-          <w:p>
-            <w:pPr>
-              <w:pStyle w:val="style0"/>
+            <w:vAlign w:val="center"/>
+          </w:tcPr>
+          <w:p>
+            <w:pPr>
               <w:rPr>
                 <w:rFonts w:ascii="Times New Roman" w:hAnsi="Times New Roman"/>
                 <w:sz w:val="24"/>
@@ -2774,12 +2387,10 @@
         <w:tc>
           <w:tcPr>
             <w:tcW w:w="1048" w:type="dxa"/>
-            <w:tcBorders/>
-            <w:vAlign w:val="center"/>
-          </w:tcPr>
-          <w:p>
-            <w:pPr>
-              <w:pStyle w:val="style0"/>
+            <w:vAlign w:val="center"/>
+          </w:tcPr>
+          <w:p>
+            <w:pPr>
               <w:rPr>
                 <w:rFonts w:ascii="Times New Roman" w:hAnsi="Times New Roman"/>
                 <w:sz w:val="16"/>
@@ -2799,12 +2410,10 @@
         <w:tc>
           <w:tcPr>
             <w:tcW w:w="697" w:type="dxa"/>
-            <w:tcBorders/>
-            <w:vAlign w:val="center"/>
-          </w:tcPr>
-          <w:p>
-            <w:pPr>
-              <w:pStyle w:val="style0"/>
+            <w:vAlign w:val="center"/>
+          </w:tcPr>
+          <w:p>
+            <w:pPr>
               <w:rPr>
                 <w:rFonts w:ascii="Times New Roman" w:hAnsi="Times New Roman"/>
                 <w:i/>
@@ -2826,12 +2435,10 @@
         <w:tc>
           <w:tcPr>
             <w:tcW w:w="3000" w:type="dxa"/>
-            <w:tcBorders/>
-            <w:vAlign w:val="center"/>
-          </w:tcPr>
-          <w:p>
-            <w:pPr>
-              <w:pStyle w:val="style0"/>
+            <w:vAlign w:val="center"/>
+          </w:tcPr>
+          <w:p>
+            <w:pPr>
               <w:ind w:firstLine="220"/>
               <w:rPr>
                 <w:rFonts w:ascii="Times New Roman" w:hAnsi="Times New Roman"/>
@@ -2852,12 +2459,10 @@
         <w:tc>
           <w:tcPr>
             <w:tcW w:w="836" w:type="dxa"/>
-            <w:tcBorders/>
-            <w:vAlign w:val="center"/>
-          </w:tcPr>
-          <w:p>
-            <w:pPr>
-              <w:pStyle w:val="style0"/>
+            <w:vAlign w:val="center"/>
+          </w:tcPr>
+          <w:p>
+            <w:pPr>
               <w:rPr>
                 <w:rFonts w:ascii="Times New Roman" w:hAnsi="Times New Roman"/>
                 <w:sz w:val="16"/>
@@ -2877,19 +2482,16 @@
         </w:tc>
       </w:tr>
       <w:tr>
-        <w:tblPrEx/>
         <w:trPr>
           <w:jc w:val="center"/>
         </w:trPr>
         <w:tc>
           <w:tcPr>
             <w:tcW w:w="693" w:type="dxa"/>
-            <w:tcBorders/>
-            <w:vAlign w:val="center"/>
-          </w:tcPr>
-          <w:p>
-            <w:pPr>
-              <w:pStyle w:val="style0"/>
+            <w:vAlign w:val="center"/>
+          </w:tcPr>
+          <w:p>
+            <w:pPr>
               <w:rPr>
                 <w:rFonts w:ascii="Times New Roman" w:hAnsi="Times New Roman"/>
                 <w:sz w:val="24"/>
@@ -2909,12 +2511,10 @@
         <w:tc>
           <w:tcPr>
             <w:tcW w:w="3502" w:type="dxa"/>
-            <w:tcBorders/>
-            <w:vAlign w:val="center"/>
-          </w:tcPr>
-          <w:p>
-            <w:pPr>
-              <w:pStyle w:val="style0"/>
+            <w:vAlign w:val="center"/>
+          </w:tcPr>
+          <w:p>
+            <w:pPr>
               <w:rPr>
                 <w:rFonts w:ascii="Times New Roman" w:hAnsi="Times New Roman"/>
                 <w:sz w:val="24"/>
@@ -2934,12 +2534,10 @@
         <w:tc>
           <w:tcPr>
             <w:tcW w:w="1048" w:type="dxa"/>
-            <w:tcBorders/>
-            <w:vAlign w:val="center"/>
-          </w:tcPr>
-          <w:p>
-            <w:pPr>
-              <w:pStyle w:val="style0"/>
+            <w:vAlign w:val="center"/>
+          </w:tcPr>
+          <w:p>
+            <w:pPr>
               <w:rPr>
                 <w:rFonts w:ascii="Times New Roman" w:hAnsi="Times New Roman"/>
                 <w:sz w:val="16"/>
@@ -2960,12 +2558,10 @@
         <w:tc>
           <w:tcPr>
             <w:tcW w:w="697" w:type="dxa"/>
-            <w:tcBorders/>
-            <w:vAlign w:val="center"/>
-          </w:tcPr>
-          <w:p>
-            <w:pPr>
-              <w:pStyle w:val="style0"/>
+            <w:vAlign w:val="center"/>
+          </w:tcPr>
+          <w:p>
+            <w:pPr>
               <w:rPr>
                 <w:rFonts w:ascii="Times New Roman" w:hAnsi="Times New Roman"/>
                 <w:i/>
@@ -2987,12 +2583,10 @@
         <w:tc>
           <w:tcPr>
             <w:tcW w:w="3000" w:type="dxa"/>
-            <w:tcBorders/>
-            <w:vAlign w:val="center"/>
-          </w:tcPr>
-          <w:p>
-            <w:pPr>
-              <w:pStyle w:val="style0"/>
+            <w:vAlign w:val="center"/>
+          </w:tcPr>
+          <w:p>
+            <w:pPr>
               <w:ind w:firstLine="220"/>
               <w:rPr>
                 <w:rFonts w:ascii="Times New Roman" w:hAnsi="Times New Roman"/>
@@ -3013,12 +2607,10 @@
         <w:tc>
           <w:tcPr>
             <w:tcW w:w="836" w:type="dxa"/>
-            <w:tcBorders/>
-            <w:vAlign w:val="center"/>
-          </w:tcPr>
-          <w:p>
-            <w:pPr>
-              <w:pStyle w:val="style0"/>
+            <w:vAlign w:val="center"/>
+          </w:tcPr>
+          <w:p>
+            <w:pPr>
               <w:rPr>
                 <w:rFonts w:ascii="Times New Roman" w:hAnsi="Times New Roman"/>
                 <w:sz w:val="16"/>
@@ -3038,19 +2630,16 @@
         </w:tc>
       </w:tr>
       <w:tr>
-        <w:tblPrEx/>
         <w:trPr>
           <w:jc w:val="center"/>
         </w:trPr>
         <w:tc>
           <w:tcPr>
             <w:tcW w:w="693" w:type="dxa"/>
-            <w:tcBorders/>
-            <w:vAlign w:val="center"/>
-          </w:tcPr>
-          <w:p>
-            <w:pPr>
-              <w:pStyle w:val="style0"/>
+            <w:vAlign w:val="center"/>
+          </w:tcPr>
+          <w:p>
+            <w:pPr>
               <w:rPr>
                 <w:rFonts w:ascii="Times New Roman" w:hAnsi="Times New Roman"/>
                 <w:i/>
@@ -3072,12 +2661,10 @@
         <w:tc>
           <w:tcPr>
             <w:tcW w:w="3502" w:type="dxa"/>
-            <w:tcBorders/>
-            <w:vAlign w:val="center"/>
-          </w:tcPr>
-          <w:p>
-            <w:pPr>
-              <w:pStyle w:val="style0"/>
+            <w:vAlign w:val="center"/>
+          </w:tcPr>
+          <w:p>
+            <w:pPr>
               <w:ind w:firstLine="220"/>
               <w:rPr>
                 <w:rFonts w:ascii="Times New Roman" w:hAnsi="Times New Roman"/>
@@ -3098,12 +2685,10 @@
         <w:tc>
           <w:tcPr>
             <w:tcW w:w="1048" w:type="dxa"/>
-            <w:tcBorders/>
-            <w:vAlign w:val="center"/>
-          </w:tcPr>
-          <w:p>
-            <w:pPr>
-              <w:pStyle w:val="style0"/>
+            <w:vAlign w:val="center"/>
+          </w:tcPr>
+          <w:p>
+            <w:pPr>
               <w:rPr>
                 <w:rFonts w:ascii="Times New Roman" w:hAnsi="Times New Roman"/>
                 <w:sz w:val="16"/>
@@ -3123,12 +2708,10 @@
         <w:tc>
           <w:tcPr>
             <w:tcW w:w="697" w:type="dxa"/>
-            <w:tcBorders/>
-            <w:vAlign w:val="center"/>
-          </w:tcPr>
-          <w:p>
-            <w:pPr>
-              <w:pStyle w:val="style0"/>
+            <w:vAlign w:val="center"/>
+          </w:tcPr>
+          <w:p>
+            <w:pPr>
               <w:rPr>
                 <w:rFonts w:ascii="Times New Roman" w:hAnsi="Times New Roman"/>
                 <w:i/>
@@ -3150,12 +2733,10 @@
         <w:tc>
           <w:tcPr>
             <w:tcW w:w="3000" w:type="dxa"/>
-            <w:tcBorders/>
-            <w:vAlign w:val="center"/>
-          </w:tcPr>
-          <w:p>
-            <w:pPr>
-              <w:pStyle w:val="style0"/>
+            <w:vAlign w:val="center"/>
+          </w:tcPr>
+          <w:p>
+            <w:pPr>
               <w:ind w:firstLine="220"/>
               <w:rPr>
                 <w:rFonts w:ascii="Times New Roman" w:hAnsi="Times New Roman"/>
@@ -3176,12 +2757,10 @@
         <w:tc>
           <w:tcPr>
             <w:tcW w:w="836" w:type="dxa"/>
-            <w:tcBorders/>
-            <w:vAlign w:val="center"/>
-          </w:tcPr>
-          <w:p>
-            <w:pPr>
-              <w:pStyle w:val="style0"/>
+            <w:vAlign w:val="center"/>
+          </w:tcPr>
+          <w:p>
+            <w:pPr>
               <w:rPr>
                 <w:rFonts w:ascii="Times New Roman" w:hAnsi="Times New Roman"/>
                 <w:sz w:val="16"/>
@@ -3201,19 +2780,16 @@
         </w:tc>
       </w:tr>
       <w:tr>
-        <w:tblPrEx/>
         <w:trPr>
           <w:jc w:val="center"/>
         </w:trPr>
         <w:tc>
           <w:tcPr>
             <w:tcW w:w="693" w:type="dxa"/>
-            <w:tcBorders/>
-            <w:vAlign w:val="center"/>
-          </w:tcPr>
-          <w:p>
-            <w:pPr>
-              <w:pStyle w:val="style0"/>
+            <w:vAlign w:val="center"/>
+          </w:tcPr>
+          <w:p>
+            <w:pPr>
               <w:rPr>
                 <w:rFonts w:ascii="Times New Roman" w:hAnsi="Times New Roman"/>
                 <w:i/>
@@ -3235,12 +2811,10 @@
         <w:tc>
           <w:tcPr>
             <w:tcW w:w="3502" w:type="dxa"/>
-            <w:tcBorders/>
-            <w:vAlign w:val="center"/>
-          </w:tcPr>
-          <w:p>
-            <w:pPr>
-              <w:pStyle w:val="style0"/>
+            <w:vAlign w:val="center"/>
+          </w:tcPr>
+          <w:p>
+            <w:pPr>
               <w:ind w:firstLine="220"/>
               <w:rPr>
                 <w:rFonts w:ascii="Times New Roman" w:hAnsi="Times New Roman"/>
@@ -3270,12 +2844,10 @@
         <w:tc>
           <w:tcPr>
             <w:tcW w:w="1048" w:type="dxa"/>
-            <w:tcBorders/>
-            <w:vAlign w:val="center"/>
-          </w:tcPr>
-          <w:p>
-            <w:pPr>
-              <w:pStyle w:val="style0"/>
+            <w:vAlign w:val="center"/>
+          </w:tcPr>
+          <w:p>
+            <w:pPr>
               <w:rPr>
                 <w:rFonts w:ascii="Times New Roman" w:hAnsi="Times New Roman"/>
                 <w:sz w:val="16"/>
@@ -3295,12 +2867,10 @@
         <w:tc>
           <w:tcPr>
             <w:tcW w:w="697" w:type="dxa"/>
-            <w:tcBorders/>
-            <w:vAlign w:val="center"/>
-          </w:tcPr>
-          <w:p>
-            <w:pPr>
-              <w:pStyle w:val="style0"/>
+            <w:vAlign w:val="center"/>
+          </w:tcPr>
+          <w:p>
+            <w:pPr>
               <w:rPr>
                 <w:rFonts w:ascii="Times New Roman" w:hAnsi="Times New Roman"/>
                 <w:i/>
@@ -3322,12 +2892,10 @@
         <w:tc>
           <w:tcPr>
             <w:tcW w:w="3000" w:type="dxa"/>
-            <w:tcBorders/>
-            <w:vAlign w:val="center"/>
-          </w:tcPr>
-          <w:p>
-            <w:pPr>
-              <w:pStyle w:val="style0"/>
+            <w:vAlign w:val="center"/>
+          </w:tcPr>
+          <w:p>
+            <w:pPr>
               <w:ind w:firstLine="220"/>
               <w:rPr>
                 <w:rFonts w:ascii="Times New Roman" w:hAnsi="Times New Roman"/>
@@ -3348,12 +2916,10 @@
         <w:tc>
           <w:tcPr>
             <w:tcW w:w="836" w:type="dxa"/>
-            <w:tcBorders/>
-            <w:vAlign w:val="center"/>
-          </w:tcPr>
-          <w:p>
-            <w:pPr>
-              <w:pStyle w:val="style0"/>
+            <w:vAlign w:val="center"/>
+          </w:tcPr>
+          <w:p>
+            <w:pPr>
               <w:rPr>
                 <w:rFonts w:ascii="Times New Roman" w:hAnsi="Times New Roman"/>
                 <w:sz w:val="16"/>
@@ -3373,19 +2939,16 @@
         </w:tc>
       </w:tr>
       <w:tr>
-        <w:tblPrEx/>
         <w:trPr>
           <w:jc w:val="center"/>
         </w:trPr>
         <w:tc>
           <w:tcPr>
             <w:tcW w:w="693" w:type="dxa"/>
-            <w:tcBorders/>
-            <w:vAlign w:val="center"/>
-          </w:tcPr>
-          <w:p>
-            <w:pPr>
-              <w:pStyle w:val="style0"/>
+            <w:vAlign w:val="center"/>
+          </w:tcPr>
+          <w:p>
+            <w:pPr>
               <w:rPr>
                 <w:rFonts w:ascii="Times New Roman" w:hAnsi="Times New Roman"/>
                 <w:i/>
@@ -3407,12 +2970,10 @@
         <w:tc>
           <w:tcPr>
             <w:tcW w:w="3502" w:type="dxa"/>
-            <w:tcBorders/>
-            <w:vAlign w:val="center"/>
-          </w:tcPr>
-          <w:p>
-            <w:pPr>
-              <w:pStyle w:val="style0"/>
+            <w:vAlign w:val="center"/>
+          </w:tcPr>
+          <w:p>
+            <w:pPr>
               <w:ind w:firstLine="220"/>
               <w:rPr>
                 <w:rFonts w:ascii="Times New Roman" w:hAnsi="Times New Roman"/>
@@ -3442,12 +3003,10 @@
         <w:tc>
           <w:tcPr>
             <w:tcW w:w="1048" w:type="dxa"/>
-            <w:tcBorders/>
-            <w:vAlign w:val="center"/>
-          </w:tcPr>
-          <w:p>
-            <w:pPr>
-              <w:pStyle w:val="style0"/>
+            <w:vAlign w:val="center"/>
+          </w:tcPr>
+          <w:p>
+            <w:pPr>
               <w:rPr>
                 <w:rFonts w:ascii="Times New Roman" w:hAnsi="Times New Roman"/>
                 <w:sz w:val="16"/>
@@ -3467,12 +3026,10 @@
         <w:tc>
           <w:tcPr>
             <w:tcW w:w="697" w:type="dxa"/>
-            <w:tcBorders/>
-            <w:vAlign w:val="center"/>
-          </w:tcPr>
-          <w:p>
-            <w:pPr>
-              <w:pStyle w:val="style0"/>
+            <w:vAlign w:val="center"/>
+          </w:tcPr>
+          <w:p>
+            <w:pPr>
               <w:rPr>
                 <w:rFonts w:ascii="Times New Roman" w:hAnsi="Times New Roman"/>
                 <w:i/>
@@ -3493,12 +3050,10 @@
         <w:tc>
           <w:tcPr>
             <w:tcW w:w="3000" w:type="dxa"/>
-            <w:tcBorders/>
-            <w:vAlign w:val="center"/>
-          </w:tcPr>
-          <w:p>
-            <w:pPr>
-              <w:pStyle w:val="style0"/>
+            <w:vAlign w:val="center"/>
+          </w:tcPr>
+          <w:p>
+            <w:pPr>
               <w:rPr>
                 <w:rFonts w:ascii="Times New Roman" w:hAnsi="Times New Roman"/>
                 <w:sz w:val="24"/>
@@ -3518,12 +3073,10 @@
         <w:tc>
           <w:tcPr>
             <w:tcW w:w="836" w:type="dxa"/>
-            <w:tcBorders/>
-            <w:vAlign w:val="center"/>
-          </w:tcPr>
-          <w:p>
-            <w:pPr>
-              <w:pStyle w:val="style0"/>
+            <w:vAlign w:val="center"/>
+          </w:tcPr>
+          <w:p>
+            <w:pPr>
               <w:rPr>
                 <w:rFonts w:ascii="Times New Roman" w:hAnsi="Times New Roman"/>
                 <w:sz w:val="16"/>
@@ -3534,19 +3087,16 @@
         </w:tc>
       </w:tr>
       <w:tr>
-        <w:tblPrEx/>
         <w:trPr>
           <w:jc w:val="center"/>
         </w:trPr>
         <w:tc>
           <w:tcPr>
             <w:tcW w:w="693" w:type="dxa"/>
-            <w:tcBorders/>
-            <w:vAlign w:val="center"/>
-          </w:tcPr>
-          <w:p>
-            <w:pPr>
-              <w:pStyle w:val="style0"/>
+            <w:vAlign w:val="center"/>
+          </w:tcPr>
+          <w:p>
+            <w:pPr>
               <w:rPr>
                 <w:rFonts w:ascii="Times New Roman" w:hAnsi="Times New Roman"/>
                 <w:i/>
@@ -3568,12 +3118,10 @@
         <w:tc>
           <w:tcPr>
             <w:tcW w:w="3502" w:type="dxa"/>
-            <w:tcBorders/>
-            <w:vAlign w:val="center"/>
-          </w:tcPr>
-          <w:p>
-            <w:pPr>
-              <w:pStyle w:val="style0"/>
+            <w:vAlign w:val="center"/>
+          </w:tcPr>
+          <w:p>
+            <w:pPr>
               <w:ind w:firstLine="220"/>
               <w:rPr>
                 <w:rFonts w:ascii="Times New Roman" w:hAnsi="Times New Roman"/>
@@ -3594,12 +3142,10 @@
         <w:tc>
           <w:tcPr>
             <w:tcW w:w="1048" w:type="dxa"/>
-            <w:tcBorders/>
-            <w:vAlign w:val="center"/>
-          </w:tcPr>
-          <w:p>
-            <w:pPr>
-              <w:pStyle w:val="style0"/>
+            <w:vAlign w:val="center"/>
+          </w:tcPr>
+          <w:p>
+            <w:pPr>
               <w:rPr>
                 <w:rFonts w:ascii="Times New Roman" w:hAnsi="Times New Roman"/>
                 <w:sz w:val="16"/>
@@ -3619,12 +3165,10 @@
         <w:tc>
           <w:tcPr>
             <w:tcW w:w="697" w:type="dxa"/>
-            <w:tcBorders/>
-            <w:vAlign w:val="center"/>
-          </w:tcPr>
-          <w:p>
-            <w:pPr>
-              <w:pStyle w:val="style0"/>
+            <w:vAlign w:val="center"/>
+          </w:tcPr>
+          <w:p>
+            <w:pPr>
               <w:rPr>
                 <w:rFonts w:ascii="Times New Roman" w:hAnsi="Times New Roman"/>
                 <w:sz w:val="24"/>
@@ -3645,12 +3189,10 @@
         <w:tc>
           <w:tcPr>
             <w:tcW w:w="3000" w:type="dxa"/>
-            <w:tcBorders/>
-            <w:vAlign w:val="center"/>
-          </w:tcPr>
-          <w:p>
-            <w:pPr>
-              <w:pStyle w:val="style0"/>
+            <w:vAlign w:val="center"/>
+          </w:tcPr>
+          <w:p>
+            <w:pPr>
               <w:ind w:firstLine="220"/>
               <w:rPr>
                 <w:rFonts w:ascii="Times New Roman" w:hAnsi="Times New Roman"/>
@@ -3671,12 +3213,10 @@
         <w:tc>
           <w:tcPr>
             <w:tcW w:w="836" w:type="dxa"/>
-            <w:tcBorders/>
-            <w:vAlign w:val="center"/>
-          </w:tcPr>
-          <w:p>
-            <w:pPr>
-              <w:pStyle w:val="style0"/>
+            <w:vAlign w:val="center"/>
+          </w:tcPr>
+          <w:p>
+            <w:pPr>
               <w:rPr>
                 <w:rFonts w:ascii="Times New Roman" w:hAnsi="Times New Roman"/>
                 <w:sz w:val="16"/>
@@ -3689,33 +3229,22 @@
                 <w:sz w:val="16"/>
                 <w:szCs w:val="16"/>
               </w:rPr>
-              <w:t>{kham_8</w:t>
-            </w:r>
-            <w:r>
-              <w:rPr>
-                <w:rFonts w:ascii="Times New Roman" w:hAnsi="Times New Roman"/>
-                <w:sz w:val="16"/>
-                <w:szCs w:val="16"/>
-              </w:rPr>
-              <w:t>}</w:t>
+              <w:t>{kham_8}</w:t>
             </w:r>
           </w:p>
         </w:tc>
       </w:tr>
       <w:tr>
-        <w:tblPrEx/>
         <w:trPr>
           <w:jc w:val="center"/>
         </w:trPr>
         <w:tc>
           <w:tcPr>
             <w:tcW w:w="693" w:type="dxa"/>
-            <w:tcBorders/>
-            <w:vAlign w:val="center"/>
-          </w:tcPr>
-          <w:p>
-            <w:pPr>
-              <w:pStyle w:val="style0"/>
+            <w:vAlign w:val="center"/>
+          </w:tcPr>
+          <w:p>
+            <w:pPr>
               <w:rPr>
                 <w:rFonts w:ascii="Times New Roman" w:hAnsi="Times New Roman"/>
                 <w:sz w:val="24"/>
@@ -3735,12 +3264,10 @@
         <w:tc>
           <w:tcPr>
             <w:tcW w:w="3502" w:type="dxa"/>
-            <w:tcBorders/>
-            <w:vAlign w:val="center"/>
-          </w:tcPr>
-          <w:p>
-            <w:pPr>
-              <w:pStyle w:val="style0"/>
+            <w:vAlign w:val="center"/>
+          </w:tcPr>
+          <w:p>
+            <w:pPr>
               <w:rPr>
                 <w:rFonts w:ascii="Times New Roman" w:hAnsi="Times New Roman"/>
                 <w:sz w:val="24"/>
@@ -3761,12 +3288,10 @@
         <w:tc>
           <w:tcPr>
             <w:tcW w:w="1048" w:type="dxa"/>
-            <w:tcBorders/>
-            <w:vAlign w:val="center"/>
-          </w:tcPr>
-          <w:p>
-            <w:pPr>
-              <w:pStyle w:val="style0"/>
+            <w:vAlign w:val="center"/>
+          </w:tcPr>
+          <w:p>
+            <w:pPr>
               <w:rPr>
                 <w:rFonts w:ascii="Times New Roman" w:hAnsi="Times New Roman"/>
                 <w:sz w:val="16"/>
@@ -3786,12 +3311,10 @@
         <w:tc>
           <w:tcPr>
             <w:tcW w:w="697" w:type="dxa"/>
-            <w:tcBorders/>
-            <w:vAlign w:val="center"/>
-          </w:tcPr>
-          <w:p>
-            <w:pPr>
-              <w:pStyle w:val="style0"/>
+            <w:vAlign w:val="center"/>
+          </w:tcPr>
+          <w:p>
+            <w:pPr>
               <w:rPr>
                 <w:rFonts w:ascii="Times New Roman" w:hAnsi="Times New Roman"/>
                 <w:i/>
@@ -3813,12 +3336,10 @@
         <w:tc>
           <w:tcPr>
             <w:tcW w:w="3000" w:type="dxa"/>
-            <w:tcBorders/>
-            <w:vAlign w:val="center"/>
-          </w:tcPr>
-          <w:p>
-            <w:pPr>
-              <w:pStyle w:val="style0"/>
+            <w:vAlign w:val="center"/>
+          </w:tcPr>
+          <w:p>
+            <w:pPr>
               <w:ind w:firstLine="220"/>
               <w:rPr>
                 <w:rFonts w:ascii="Times New Roman" w:hAnsi="Times New Roman"/>
@@ -3848,12 +3369,10 @@
         <w:tc>
           <w:tcPr>
             <w:tcW w:w="836" w:type="dxa"/>
-            <w:tcBorders/>
-            <w:vAlign w:val="center"/>
-          </w:tcPr>
-          <w:p>
-            <w:pPr>
-              <w:pStyle w:val="style0"/>
+            <w:vAlign w:val="center"/>
+          </w:tcPr>
+          <w:p>
+            <w:pPr>
               <w:rPr>
                 <w:rFonts w:ascii="Times New Roman" w:hAnsi="Times New Roman"/>
                 <w:sz w:val="16"/>
@@ -3864,19 +3383,16 @@
         </w:tc>
       </w:tr>
       <w:tr>
-        <w:tblPrEx/>
         <w:trPr>
           <w:jc w:val="center"/>
         </w:trPr>
         <w:tc>
           <w:tcPr>
             <w:tcW w:w="693" w:type="dxa"/>
-            <w:tcBorders/>
-            <w:vAlign w:val="center"/>
-          </w:tcPr>
-          <w:p>
-            <w:pPr>
-              <w:pStyle w:val="style0"/>
+            <w:vAlign w:val="center"/>
+          </w:tcPr>
+          <w:p>
+            <w:pPr>
               <w:rPr>
                 <w:rFonts w:ascii="Times New Roman" w:hAnsi="Times New Roman"/>
                 <w:sz w:val="24"/>
@@ -3896,12 +3412,10 @@
         <w:tc>
           <w:tcPr>
             <w:tcW w:w="3502" w:type="dxa"/>
-            <w:tcBorders/>
-            <w:vAlign w:val="center"/>
-          </w:tcPr>
-          <w:p>
-            <w:pPr>
-              <w:pStyle w:val="style0"/>
+            <w:vAlign w:val="center"/>
+          </w:tcPr>
+          <w:p>
+            <w:pPr>
               <w:rPr>
                 <w:rFonts w:ascii="Times New Roman" w:hAnsi="Times New Roman"/>
                 <w:sz w:val="24"/>
@@ -3921,12 +3435,10 @@
         <w:tc>
           <w:tcPr>
             <w:tcW w:w="1048" w:type="dxa"/>
-            <w:tcBorders/>
-            <w:vAlign w:val="center"/>
-          </w:tcPr>
-          <w:p>
-            <w:pPr>
-              <w:pStyle w:val="style0"/>
+            <w:vAlign w:val="center"/>
+          </w:tcPr>
+          <w:p>
+            <w:pPr>
               <w:rPr>
                 <w:rFonts w:ascii="Times New Roman" w:hAnsi="Times New Roman"/>
                 <w:sz w:val="16"/>
@@ -3947,12 +3459,10 @@
         <w:tc>
           <w:tcPr>
             <w:tcW w:w="697" w:type="dxa"/>
-            <w:tcBorders/>
-            <w:vAlign w:val="center"/>
-          </w:tcPr>
-          <w:p>
-            <w:pPr>
-              <w:pStyle w:val="style0"/>
+            <w:vAlign w:val="center"/>
+          </w:tcPr>
+          <w:p>
+            <w:pPr>
               <w:rPr>
                 <w:rFonts w:ascii="Times New Roman" w:hAnsi="Times New Roman"/>
                 <w:i/>
@@ -3973,12 +3483,10 @@
         <w:tc>
           <w:tcPr>
             <w:tcW w:w="3000" w:type="dxa"/>
-            <w:tcBorders/>
-            <w:vAlign w:val="center"/>
-          </w:tcPr>
-          <w:p>
-            <w:pPr>
-              <w:pStyle w:val="style0"/>
+            <w:vAlign w:val="center"/>
+          </w:tcPr>
+          <w:p>
+            <w:pPr>
               <w:rPr>
                 <w:rFonts w:ascii="Times New Roman" w:hAnsi="Times New Roman"/>
                 <w:sz w:val="24"/>
@@ -4007,12 +3515,10 @@
         <w:tc>
           <w:tcPr>
             <w:tcW w:w="836" w:type="dxa"/>
-            <w:tcBorders/>
-            <w:vAlign w:val="center"/>
-          </w:tcPr>
-          <w:p>
-            <w:pPr>
-              <w:pStyle w:val="style0"/>
+            <w:vAlign w:val="center"/>
+          </w:tcPr>
+          <w:p>
+            <w:pPr>
               <w:rPr>
                 <w:rFonts w:ascii="Times New Roman" w:hAnsi="Times New Roman"/>
                 <w:sz w:val="16"/>
@@ -4034,9 +3540,8 @@
     </w:tbl>
     <w:p>
       <w:pPr>
-        <w:pStyle w:val="style0"/>
         <w:tabs>
-          <w:tab w:val="left" w:leader="none" w:pos="284"/>
+          <w:tab w:val="left" w:pos="284"/>
         </w:tabs>
         <w:ind w:left="284"/>
         <w:jc w:val="both"/>
@@ -4059,9 +3564,8 @@
     </w:p>
     <w:p>
       <w:pPr>
-        <w:pStyle w:val="style0"/>
         <w:tabs>
-          <w:tab w:val="left" w:leader="none" w:pos="284"/>
+          <w:tab w:val="left" w:pos="284"/>
         </w:tabs>
         <w:ind w:left="284"/>
         <w:jc w:val="both"/>
@@ -4084,9 +3588,8 @@
     </w:p>
     <w:p>
       <w:pPr>
-        <w:pStyle w:val="style0"/>
         <w:tabs>
-          <w:tab w:val="left" w:leader="none" w:pos="284"/>
+          <w:tab w:val="left" w:pos="284"/>
         </w:tabs>
         <w:ind w:left="284"/>
         <w:jc w:val="both"/>
@@ -4109,9 +3612,8 @@
     </w:p>
     <w:p>
       <w:pPr>
-        <w:pStyle w:val="style0"/>
         <w:tabs>
-          <w:tab w:val="left" w:leader="none" w:pos="284"/>
+          <w:tab w:val="left" w:pos="284"/>
         </w:tabs>
         <w:ind w:left="284"/>
         <w:jc w:val="both"/>
@@ -4134,9 +3636,8 @@
     </w:p>
     <w:p>
       <w:pPr>
-        <w:pStyle w:val="style0"/>
         <w:tabs>
-          <w:tab w:val="left" w:leader="none" w:pos="284"/>
+          <w:tab w:val="left" w:pos="284"/>
         </w:tabs>
         <w:ind w:left="284"/>
         <w:jc w:val="both"/>
@@ -4177,9 +3678,8 @@
     </w:p>
     <w:p>
       <w:pPr>
-        <w:pStyle w:val="style0"/>
         <w:tabs>
-          <w:tab w:val="left" w:leader="none" w:pos="284"/>
+          <w:tab w:val="left" w:pos="284"/>
         </w:tabs>
         <w:ind w:left="284"/>
         <w:jc w:val="both"/>
@@ -4201,7 +3701,7 @@
       </w:r>
       <w:r>
         <w:rPr>
-          <w:rFonts w:ascii="Times New Roman" w:cs="Calibri" w:hAnsi="Times New Roman"/>
+          <w:rFonts w:ascii="Times New Roman" w:hAnsi="Times New Roman" w:cs="Calibri"/>
           <w:i/>
           <w:sz w:val="22"/>
           <w:szCs w:val="22"/>
@@ -4219,7 +3719,7 @@
       </w:r>
       <w:r>
         <w:rPr>
-          <w:rFonts w:ascii="Times New Roman" w:cs="Calibri" w:hAnsi="Times New Roman"/>
+          <w:rFonts w:ascii="Times New Roman" w:hAnsi="Times New Roman" w:cs="Calibri"/>
           <w:i/>
           <w:sz w:val="22"/>
           <w:szCs w:val="22"/>
@@ -4237,7 +3737,7 @@
       </w:r>
       <w:r>
         <w:rPr>
-          <w:rFonts w:ascii="Times New Roman" w:cs="Calibri" w:hAnsi="Times New Roman"/>
+          <w:rFonts w:ascii="Times New Roman" w:hAnsi="Times New Roman" w:cs="Calibri"/>
           <w:i/>
           <w:sz w:val="22"/>
           <w:szCs w:val="22"/>
@@ -4255,7 +3755,7 @@
       </w:r>
       <w:r>
         <w:rPr>
-          <w:rFonts w:ascii="Times New Roman" w:cs="Calibri" w:hAnsi="Times New Roman"/>
+          <w:rFonts w:ascii="Times New Roman" w:hAnsi="Times New Roman" w:cs="Calibri"/>
           <w:i/>
           <w:sz w:val="22"/>
           <w:szCs w:val="22"/>
@@ -4310,10 +3810,9 @@
     </w:p>
     <w:p>
       <w:pPr>
-        <w:pStyle w:val="style0"/>
         <w:tabs>
-          <w:tab w:val="left" w:leader="none" w:pos="3119"/>
-          <w:tab w:val="left" w:leader="none" w:pos="3570"/>
+          <w:tab w:val="left" w:pos="3119"/>
+          <w:tab w:val="left" w:pos="3570"/>
           <w:tab w:val="right" w:leader="dot" w:pos="10206"/>
         </w:tabs>
         <w:spacing w:before="60" w:after="60"/>
@@ -4338,20 +3837,12 @@
           <w:szCs w:val="24"/>
         </w:rPr>
         <w:tab/>
-      </w:r>
-      <w:r>
-        <w:rPr>
-          <w:rFonts w:ascii="Times New Roman" w:hAnsi="Times New Roman"/>
-          <w:sz w:val="24"/>
-          <w:szCs w:val="24"/>
-        </w:rPr>
         <w:t>{ghi_chu}</w:t>
       </w:r>
     </w:p>
     <w:p>
       <w:pPr>
-        <w:pStyle w:val="style0"/>
-        <w:spacing w:before="120" w:lineRule="auto" w:line="360"/>
+        <w:spacing w:before="120" w:line="360" w:lineRule="auto"/>
         <w:ind w:left="5040" w:firstLine="720"/>
         <w:rPr>
           <w:rFonts w:ascii="Times New Roman" w:hAnsi="Times New Roman"/>
@@ -4367,93 +3858,11 @@
           <w:sz w:val="24"/>
           <w:szCs w:val="24"/>
         </w:rPr>
-        <w:t>An Giang,</w:t>
-      </w:r>
-      <w:r>
-        <w:rPr>
-          <w:rFonts w:ascii="Times New Roman" w:hAnsi="Times New Roman"/>
-          <w:i/>
-          <w:sz w:val="24"/>
-          <w:szCs w:val="24"/>
-        </w:rPr>
-        <w:t xml:space="preserve"> ngày </w:t>
-      </w:r>
-      <w:r>
-        <w:rPr>
-          <w:rFonts w:ascii="Times New Roman" w:hAnsi="Times New Roman"/>
-          <w:i/>
-          <w:sz w:val="24"/>
-          <w:szCs w:val="24"/>
-        </w:rPr>
-        <w:t>…</w:t>
-      </w:r>
-      <w:r>
-        <w:rPr>
-          <w:rFonts w:ascii="Times New Roman" w:hAnsi="Times New Roman"/>
-          <w:i/>
-          <w:sz w:val="24"/>
-          <w:szCs w:val="24"/>
-        </w:rPr>
-        <w:t xml:space="preserve"> </w:t>
-      </w:r>
-      <w:r>
-        <w:rPr>
-          <w:rFonts w:ascii="Times New Roman" w:hAnsi="Times New Roman"/>
-          <w:i/>
-          <w:sz w:val="24"/>
-          <w:szCs w:val="24"/>
-        </w:rPr>
-        <w:t>t</w:t>
-      </w:r>
-      <w:r>
-        <w:rPr>
-          <w:rFonts w:ascii="Times New Roman" w:hAnsi="Times New Roman"/>
-          <w:i/>
-          <w:sz w:val="24"/>
-          <w:szCs w:val="24"/>
-        </w:rPr>
-        <w:t xml:space="preserve">háng </w:t>
-      </w:r>
-      <w:r>
-        <w:rPr>
-          <w:rFonts w:ascii="Times New Roman" w:hAnsi="Times New Roman"/>
-          <w:i/>
-          <w:sz w:val="24"/>
-          <w:szCs w:val="24"/>
-        </w:rPr>
-        <w:t>…</w:t>
-      </w:r>
-      <w:r>
-        <w:rPr>
-          <w:rFonts w:ascii="Times New Roman" w:hAnsi="Times New Roman"/>
-          <w:i/>
-          <w:sz w:val="24"/>
-          <w:szCs w:val="24"/>
-        </w:rPr>
-        <w:t xml:space="preserve"> </w:t>
-      </w:r>
-      <w:r>
-        <w:rPr>
-          <w:rFonts w:ascii="Times New Roman" w:hAnsi="Times New Roman"/>
-          <w:i/>
-          <w:sz w:val="24"/>
-          <w:szCs w:val="24"/>
-        </w:rPr>
-        <w:t xml:space="preserve">năm </w:t>
-      </w:r>
-      <w:r>
-        <w:rPr>
-          <w:rFonts w:ascii="Times New Roman" w:hAnsi="Times New Roman"/>
-          <w:i/>
-          <w:sz w:val="24"/>
-          <w:szCs w:val="24"/>
-        </w:rPr>
-        <w:t>……</w:t>
-      </w:r>
-    </w:p>
-    <w:p>
-      <w:pPr>
-        <w:pStyle w:val="style0"/>
+        <w:t>An Giang, ngày … tháng … năm ……</w:t>
+      </w:r>
+    </w:p>
+    <w:p>
+      <w:pPr>
         <w:ind w:left="6480" w:firstLine="720"/>
         <w:rPr>
           <w:rFonts w:ascii="Times New Roman" w:hAnsi="Times New Roman"/>
@@ -4474,7 +3883,6 @@
     </w:p>
     <w:p>
       <w:pPr>
-        <w:pStyle w:val="style0"/>
         <w:jc w:val="center"/>
         <w:rPr>
           <w:rFonts w:ascii="Times New Roman" w:hAnsi="Times New Roman"/>
@@ -4486,7 +3894,6 @@
     </w:p>
     <w:p>
       <w:pPr>
-        <w:pStyle w:val="style0"/>
         <w:jc w:val="center"/>
         <w:rPr>
           <w:rFonts w:ascii="Times New Roman" w:hAnsi="Times New Roman"/>
@@ -4498,7 +3905,6 @@
     </w:p>
     <w:p>
       <w:pPr>
-        <w:pStyle w:val="style0"/>
         <w:jc w:val="center"/>
         <w:rPr>
           <w:rFonts w:ascii="Times New Roman" w:hAnsi="Times New Roman"/>
@@ -4510,7 +3916,6 @@
     </w:p>
     <w:p>
       <w:pPr>
-        <w:pStyle w:val="style0"/>
         <w:jc w:val="center"/>
         <w:rPr>
           <w:rFonts w:ascii="Times New Roman" w:hAnsi="Times New Roman"/>
@@ -4522,9 +3927,8 @@
     </w:p>
     <w:p>
       <w:pPr>
-        <w:pStyle w:val="style0"/>
         <w:tabs>
-          <w:tab w:val="center" w:leader="none" w:pos="7840"/>
+          <w:tab w:val="center" w:pos="7840"/>
         </w:tabs>
         <w:jc w:val="both"/>
         <w:rPr>
@@ -4555,9 +3959,8 @@
     </w:p>
     <w:p>
       <w:pPr>
-        <w:pStyle w:val="style0"/>
         <w:tabs>
-          <w:tab w:val="center" w:leader="none" w:pos="7840"/>
+          <w:tab w:val="center" w:pos="7840"/>
         </w:tabs>
         <w:jc w:val="both"/>
         <w:rPr>
@@ -4570,9 +3973,8 @@
     </w:p>
     <w:p>
       <w:pPr>
-        <w:pStyle w:val="style0"/>
         <w:tabs>
-          <w:tab w:val="center" w:leader="none" w:pos="7840"/>
+          <w:tab w:val="center" w:pos="7840"/>
         </w:tabs>
         <w:jc w:val="both"/>
         <w:rPr>
@@ -4585,10 +3987,9 @@
     </w:p>
     <w:p>
       <w:pPr>
-        <w:pStyle w:val="style0"/>
         <w:tabs>
-          <w:tab w:val="left" w:leader="none" w:pos="756"/>
-          <w:tab w:val="left" w:leader="none" w:pos="1728"/>
+          <w:tab w:val="left" w:pos="756"/>
+          <w:tab w:val="left" w:pos="1728"/>
         </w:tabs>
         <w:rPr>
           <w:rFonts w:ascii="Times New Roman" w:hAnsi="Times New Roman"/>
@@ -4618,9 +4019,8 @@
     </w:p>
     <w:p>
       <w:pPr>
-        <w:pStyle w:val="style0"/>
         <w:tabs>
-          <w:tab w:val="left" w:leader="none" w:pos="978"/>
+          <w:tab w:val="left" w:pos="978"/>
         </w:tabs>
         <w:jc w:val="center"/>
         <w:rPr>
@@ -4642,8 +4042,7 @@
     </w:p>
     <w:p>
       <w:pPr>
-        <w:pStyle w:val="style0"/>
-        <w:spacing w:before="60" w:after="60" w:lineRule="auto" w:line="276"/>
+        <w:spacing w:before="60" w:after="60" w:line="276" w:lineRule="auto"/>
         <w:rPr>
           <w:rFonts w:ascii="Times New Roman" w:hAnsi="Times New Roman"/>
           <w:b/>
@@ -4665,7 +4064,6 @@
     </w:p>
     <w:p>
       <w:pPr>
-        <w:pStyle w:val="style0"/>
         <w:spacing w:before="60" w:after="60"/>
         <w:ind w:firstLine="425"/>
         <w:jc w:val="both"/>
@@ -4869,7 +4267,6 @@
     </w:p>
     <w:p>
       <w:pPr>
-        <w:pStyle w:val="style0"/>
         <w:jc w:val="center"/>
         <w:rPr>
           <w:rFonts w:ascii="Times New Roman" w:hAnsi="Times New Roman"/>
@@ -4958,12 +4355,10 @@
           <w:tcPr>
             <w:tcW w:w="426" w:type="dxa"/>
             <w:vMerge w:val="restart"/>
-            <w:tcBorders/>
-            <w:vAlign w:val="center"/>
-          </w:tcPr>
-          <w:p>
-            <w:pPr>
-              <w:pStyle w:val="style0"/>
+            <w:vAlign w:val="center"/>
+          </w:tcPr>
+          <w:p>
+            <w:pPr>
               <w:ind w:left="-112" w:right="-111"/>
               <w:jc w:val="center"/>
               <w:rPr>
@@ -4988,12 +4383,10 @@
           <w:tcPr>
             <w:tcW w:w="5244" w:type="dxa"/>
             <w:vMerge w:val="restart"/>
-            <w:tcBorders/>
-            <w:vAlign w:val="center"/>
-          </w:tcPr>
-          <w:p>
-            <w:pPr>
-              <w:pStyle w:val="style0"/>
+            <w:vAlign w:val="center"/>
+          </w:tcPr>
+          <w:p>
+            <w:pPr>
               <w:jc w:val="center"/>
               <w:rPr>
                 <w:rFonts w:ascii="Times New Roman" w:hAnsi="Times New Roman"/>
@@ -5017,12 +4410,10 @@
           <w:tcPr>
             <w:tcW w:w="1276" w:type="dxa"/>
             <w:gridSpan w:val="2"/>
-            <w:tcBorders/>
-            <w:vAlign w:val="center"/>
-          </w:tcPr>
-          <w:p>
-            <w:pPr>
-              <w:pStyle w:val="style0"/>
+            <w:vAlign w:val="center"/>
+          </w:tcPr>
+          <w:p>
+            <w:pPr>
               <w:jc w:val="center"/>
               <w:rPr>
                 <w:rFonts w:ascii="Times New Roman" w:hAnsi="Times New Roman"/>
@@ -5046,12 +4437,10 @@
           <w:tcPr>
             <w:tcW w:w="3686" w:type="dxa"/>
             <w:vMerge w:val="restart"/>
-            <w:tcBorders/>
-            <w:vAlign w:val="center"/>
-          </w:tcPr>
-          <w:p>
-            <w:pPr>
-              <w:pStyle w:val="style0"/>
+            <w:vAlign w:val="center"/>
+          </w:tcPr>
+          <w:p>
+            <w:pPr>
               <w:jc w:val="center"/>
               <w:rPr>
                 <w:rFonts w:ascii="Times New Roman" w:hAnsi="Times New Roman"/>
@@ -5073,19 +4462,16 @@
         </w:tc>
       </w:tr>
       <w:tr>
-        <w:tblPrEx/>
         <w:trPr>
           <w:cantSplit/>
         </w:trPr>
         <w:tc>
           <w:tcPr>
             <w:tcW w:w="426" w:type="dxa"/>
-            <w:vMerge w:val="continue"/>
-            <w:tcBorders/>
-          </w:tcPr>
-          <w:p>
-            <w:pPr>
-              <w:pStyle w:val="style0"/>
+            <w:vMerge/>
+          </w:tcPr>
+          <w:p>
+            <w:pPr>
               <w:rPr>
                 <w:sz w:val="22"/>
                 <w:szCs w:val="22"/>
@@ -5096,12 +4482,10 @@
         <w:tc>
           <w:tcPr>
             <w:tcW w:w="5244" w:type="dxa"/>
-            <w:vMerge w:val="continue"/>
-            <w:tcBorders/>
-          </w:tcPr>
-          <w:p>
-            <w:pPr>
-              <w:pStyle w:val="style0"/>
+            <w:vMerge/>
+          </w:tcPr>
+          <w:p>
+            <w:pPr>
               <w:rPr>
                 <w:sz w:val="22"/>
                 <w:szCs w:val="22"/>
@@ -5112,11 +4496,9 @@
         <w:tc>
           <w:tcPr>
             <w:tcW w:w="709" w:type="dxa"/>
-            <w:tcBorders/>
-          </w:tcPr>
-          <w:p>
-            <w:pPr>
-              <w:pStyle w:val="style0"/>
+          </w:tcPr>
+          <w:p>
+            <w:pPr>
               <w:ind w:left="-105" w:right="-114"/>
               <w:jc w:val="center"/>
               <w:rPr>
@@ -5138,11 +4520,9 @@
         <w:tc>
           <w:tcPr>
             <w:tcW w:w="567" w:type="dxa"/>
-            <w:tcBorders/>
-          </w:tcPr>
-          <w:p>
-            <w:pPr>
-              <w:pStyle w:val="style0"/>
+          </w:tcPr>
+          <w:p>
+            <w:pPr>
               <w:jc w:val="center"/>
               <w:rPr>
                 <w:rFonts w:ascii="Times New Roman" w:hAnsi="Times New Roman"/>
@@ -5163,12 +4543,10 @@
         <w:tc>
           <w:tcPr>
             <w:tcW w:w="3686" w:type="dxa"/>
-            <w:vMerge w:val="continue"/>
-            <w:tcBorders/>
-          </w:tcPr>
-          <w:p>
-            <w:pPr>
-              <w:pStyle w:val="style0"/>
+            <w:vMerge/>
+          </w:tcPr>
+          <w:p>
+            <w:pPr>
               <w:rPr>
                 <w:rFonts w:ascii="Times New Roman" w:hAnsi="Times New Roman"/>
                 <w:sz w:val="22"/>
@@ -5179,19 +4557,16 @@
         </w:tc>
       </w:tr>
       <w:tr>
-        <w:tblPrEx/>
         <w:trPr>
-          <w:trHeight w:val="436" w:hRule="atLeast"/>
+          <w:trHeight w:val="436"/>
         </w:trPr>
         <w:tc>
           <w:tcPr>
             <w:tcW w:w="426" w:type="dxa"/>
-            <w:tcBorders/>
-            <w:vAlign w:val="center"/>
-          </w:tcPr>
-          <w:p>
-            <w:pPr>
-              <w:pStyle w:val="style0"/>
+            <w:vAlign w:val="center"/>
+          </w:tcPr>
+          <w:p>
+            <w:pPr>
               <w:ind w:left="-112" w:right="-111"/>
               <w:jc w:val="center"/>
               <w:rPr>
@@ -5213,11 +4588,9 @@
         <w:tc>
           <w:tcPr>
             <w:tcW w:w="5244" w:type="dxa"/>
-            <w:tcBorders/>
-          </w:tcPr>
-          <w:p>
-            <w:pPr>
-              <w:pStyle w:val="style0"/>
+          </w:tcPr>
+          <w:p>
+            <w:pPr>
               <w:jc w:val="both"/>
               <w:rPr>
                 <w:rFonts w:ascii="Times New Roman" w:hAnsi="Times New Roman"/>
@@ -5238,12 +4611,10 @@
         <w:tc>
           <w:tcPr>
             <w:tcW w:w="709" w:type="dxa"/>
-            <w:tcBorders/>
-            <w:vAlign w:val="center"/>
-          </w:tcPr>
-          <w:p>
-            <w:pPr>
-              <w:pStyle w:val="style0"/>
+            <w:vAlign w:val="center"/>
+          </w:tcPr>
+          <w:p>
+            <w:pPr>
               <w:spacing w:before="40" w:after="40"/>
               <w:rPr>
                 <w:rFonts w:ascii="Times New Roman" w:hAnsi="Times New Roman"/>
@@ -5256,12 +4627,10 @@
         <w:tc>
           <w:tcPr>
             <w:tcW w:w="567" w:type="dxa"/>
-            <w:tcBorders/>
-            <w:vAlign w:val="center"/>
-          </w:tcPr>
-          <w:p>
-            <w:pPr>
-              <w:pStyle w:val="style0"/>
+            <w:vAlign w:val="center"/>
+          </w:tcPr>
+          <w:p>
+            <w:pPr>
               <w:spacing w:before="40" w:after="40"/>
               <w:rPr>
                 <w:rFonts w:ascii="Times New Roman" w:hAnsi="Times New Roman"/>
@@ -5274,12 +4643,10 @@
         <w:tc>
           <w:tcPr>
             <w:tcW w:w="3686" w:type="dxa"/>
-            <w:tcBorders/>
-            <w:vAlign w:val="center"/>
-          </w:tcPr>
-          <w:p>
-            <w:pPr>
-              <w:pStyle w:val="style0"/>
+            <w:vAlign w:val="center"/>
+          </w:tcPr>
+          <w:p>
+            <w:pPr>
               <w:spacing w:before="40" w:after="40"/>
               <w:rPr>
                 <w:rFonts w:ascii="Times New Roman" w:hAnsi="Times New Roman"/>
@@ -5291,19 +4658,16 @@
         </w:tc>
       </w:tr>
       <w:tr>
-        <w:tblPrEx/>
         <w:trPr>
-          <w:trHeight w:val="436" w:hRule="atLeast"/>
+          <w:trHeight w:val="436"/>
         </w:trPr>
         <w:tc>
           <w:tcPr>
             <w:tcW w:w="426" w:type="dxa"/>
-            <w:tcBorders/>
-            <w:vAlign w:val="center"/>
-          </w:tcPr>
-          <w:p>
-            <w:pPr>
-              <w:pStyle w:val="style0"/>
+            <w:vAlign w:val="center"/>
+          </w:tcPr>
+          <w:p>
+            <w:pPr>
               <w:ind w:left="-112" w:right="-111"/>
               <w:jc w:val="center"/>
               <w:rPr>
@@ -5325,11 +4689,9 @@
         <w:tc>
           <w:tcPr>
             <w:tcW w:w="5244" w:type="dxa"/>
-            <w:tcBorders/>
-          </w:tcPr>
-          <w:p>
-            <w:pPr>
-              <w:pStyle w:val="style0"/>
+          </w:tcPr>
+          <w:p>
+            <w:pPr>
               <w:jc w:val="both"/>
               <w:rPr>
                 <w:rFonts w:ascii="Times New Roman" w:hAnsi="Times New Roman"/>
@@ -5350,12 +4712,10 @@
         <w:tc>
           <w:tcPr>
             <w:tcW w:w="709" w:type="dxa"/>
-            <w:tcBorders/>
-            <w:vAlign w:val="center"/>
-          </w:tcPr>
-          <w:p>
-            <w:pPr>
-              <w:pStyle w:val="style0"/>
+            <w:vAlign w:val="center"/>
+          </w:tcPr>
+          <w:p>
+            <w:pPr>
               <w:spacing w:before="40" w:after="40"/>
               <w:rPr>
                 <w:rFonts w:ascii="Times New Roman" w:hAnsi="Times New Roman"/>
@@ -5368,12 +4728,10 @@
         <w:tc>
           <w:tcPr>
             <w:tcW w:w="567" w:type="dxa"/>
-            <w:tcBorders/>
-            <w:vAlign w:val="center"/>
-          </w:tcPr>
-          <w:p>
-            <w:pPr>
-              <w:pStyle w:val="style0"/>
+            <w:vAlign w:val="center"/>
+          </w:tcPr>
+          <w:p>
+            <w:pPr>
               <w:spacing w:before="40" w:after="40"/>
               <w:rPr>
                 <w:rFonts w:ascii="Times New Roman" w:hAnsi="Times New Roman"/>
@@ -5386,12 +4744,10 @@
         <w:tc>
           <w:tcPr>
             <w:tcW w:w="3686" w:type="dxa"/>
-            <w:tcBorders/>
-            <w:vAlign w:val="center"/>
-          </w:tcPr>
-          <w:p>
-            <w:pPr>
-              <w:pStyle w:val="style0"/>
+            <w:vAlign w:val="center"/>
+          </w:tcPr>
+          <w:p>
+            <w:pPr>
               <w:spacing w:before="40" w:after="40"/>
               <w:rPr>
                 <w:rFonts w:ascii="Times New Roman" w:hAnsi="Times New Roman"/>
@@ -5403,19 +4759,16 @@
         </w:tc>
       </w:tr>
       <w:tr>
-        <w:tblPrEx/>
         <w:trPr>
-          <w:trHeight w:val="436" w:hRule="atLeast"/>
+          <w:trHeight w:val="436"/>
         </w:trPr>
         <w:tc>
           <w:tcPr>
             <w:tcW w:w="426" w:type="dxa"/>
-            <w:tcBorders/>
-            <w:vAlign w:val="center"/>
-          </w:tcPr>
-          <w:p>
-            <w:pPr>
-              <w:pStyle w:val="style0"/>
+            <w:vAlign w:val="center"/>
+          </w:tcPr>
+          <w:p>
+            <w:pPr>
               <w:ind w:left="-112" w:right="-111"/>
               <w:jc w:val="center"/>
               <w:rPr>
@@ -5437,12 +4790,10 @@
         <w:tc>
           <w:tcPr>
             <w:tcW w:w="5244" w:type="dxa"/>
-            <w:tcBorders/>
-            <w:vAlign w:val="center"/>
-          </w:tcPr>
-          <w:p>
-            <w:pPr>
-              <w:pStyle w:val="style0"/>
+            <w:vAlign w:val="center"/>
+          </w:tcPr>
+          <w:p>
+            <w:pPr>
               <w:jc w:val="both"/>
               <w:rPr>
                 <w:rFonts w:ascii="Times New Roman" w:hAnsi="Times New Roman"/>
@@ -5463,12 +4814,10 @@
         <w:tc>
           <w:tcPr>
             <w:tcW w:w="709" w:type="dxa"/>
-            <w:tcBorders/>
-            <w:vAlign w:val="center"/>
-          </w:tcPr>
-          <w:p>
-            <w:pPr>
-              <w:pStyle w:val="style0"/>
+            <w:vAlign w:val="center"/>
+          </w:tcPr>
+          <w:p>
+            <w:pPr>
               <w:spacing w:before="40" w:after="40"/>
               <w:rPr>
                 <w:rFonts w:ascii="Times New Roman" w:hAnsi="Times New Roman"/>
@@ -5481,12 +4830,10 @@
         <w:tc>
           <w:tcPr>
             <w:tcW w:w="567" w:type="dxa"/>
-            <w:tcBorders/>
-            <w:vAlign w:val="center"/>
-          </w:tcPr>
-          <w:p>
-            <w:pPr>
-              <w:pStyle w:val="style0"/>
+            <w:vAlign w:val="center"/>
+          </w:tcPr>
+          <w:p>
+            <w:pPr>
               <w:spacing w:before="40" w:after="40"/>
               <w:rPr>
                 <w:rFonts w:ascii="Times New Roman" w:hAnsi="Times New Roman"/>
@@ -5499,12 +4846,10 @@
         <w:tc>
           <w:tcPr>
             <w:tcW w:w="3686" w:type="dxa"/>
-            <w:tcBorders/>
-            <w:vAlign w:val="center"/>
-          </w:tcPr>
-          <w:p>
-            <w:pPr>
-              <w:pStyle w:val="style0"/>
+            <w:vAlign w:val="center"/>
+          </w:tcPr>
+          <w:p>
+            <w:pPr>
               <w:spacing w:before="40" w:after="40"/>
               <w:rPr>
                 <w:rFonts w:ascii="Times New Roman" w:hAnsi="Times New Roman"/>
@@ -5516,17 +4861,13 @@
         </w:tc>
       </w:tr>
       <w:tr>
-        <w:tblPrEx/>
-        <w:trPr/>
         <w:tc>
           <w:tcPr>
             <w:tcW w:w="426" w:type="dxa"/>
-            <w:tcBorders/>
-            <w:vAlign w:val="center"/>
-          </w:tcPr>
-          <w:p>
-            <w:pPr>
-              <w:pStyle w:val="style0"/>
+            <w:vAlign w:val="center"/>
+          </w:tcPr>
+          <w:p>
+            <w:pPr>
               <w:ind w:left="-112" w:right="-111"/>
               <w:jc w:val="center"/>
               <w:rPr>
@@ -5548,12 +4889,10 @@
         <w:tc>
           <w:tcPr>
             <w:tcW w:w="5244" w:type="dxa"/>
-            <w:tcBorders/>
-            <w:vAlign w:val="center"/>
-          </w:tcPr>
-          <w:p>
-            <w:pPr>
-              <w:pStyle w:val="style0"/>
+            <w:vAlign w:val="center"/>
+          </w:tcPr>
+          <w:p>
+            <w:pPr>
               <w:jc w:val="both"/>
               <w:rPr>
                 <w:rFonts w:ascii="Times New Roman" w:hAnsi="Times New Roman"/>
@@ -5574,12 +4913,10 @@
         <w:tc>
           <w:tcPr>
             <w:tcW w:w="709" w:type="dxa"/>
-            <w:tcBorders/>
-            <w:vAlign w:val="center"/>
-          </w:tcPr>
-          <w:p>
-            <w:pPr>
-              <w:pStyle w:val="style0"/>
+            <w:vAlign w:val="center"/>
+          </w:tcPr>
+          <w:p>
+            <w:pPr>
               <w:spacing w:before="40" w:after="40"/>
               <w:rPr>
                 <w:rFonts w:ascii="Times New Roman" w:hAnsi="Times New Roman"/>
@@ -5592,12 +4929,10 @@
         <w:tc>
           <w:tcPr>
             <w:tcW w:w="567" w:type="dxa"/>
-            <w:tcBorders/>
-            <w:vAlign w:val="center"/>
-          </w:tcPr>
-          <w:p>
-            <w:pPr>
-              <w:pStyle w:val="style0"/>
+            <w:vAlign w:val="center"/>
+          </w:tcPr>
+          <w:p>
+            <w:pPr>
               <w:spacing w:before="40" w:after="40"/>
               <w:rPr>
                 <w:rFonts w:ascii="Times New Roman" w:hAnsi="Times New Roman"/>
@@ -5610,12 +4945,10 @@
         <w:tc>
           <w:tcPr>
             <w:tcW w:w="3686" w:type="dxa"/>
-            <w:tcBorders/>
-            <w:vAlign w:val="center"/>
-          </w:tcPr>
-          <w:p>
-            <w:pPr>
-              <w:pStyle w:val="style0"/>
+            <w:vAlign w:val="center"/>
+          </w:tcPr>
+          <w:p>
+            <w:pPr>
               <w:spacing w:before="40" w:after="40"/>
               <w:rPr>
                 <w:rFonts w:ascii="Times New Roman" w:hAnsi="Times New Roman"/>
@@ -5627,8 +4960,6 @@
         </w:tc>
       </w:tr>
       <w:tr>
-        <w:tblPrEx/>
-        <w:trPr/>
         <w:tc>
           <w:tcPr>
             <w:tcW w:w="426" w:type="dxa"/>
@@ -5642,7 +4973,6 @@
           </w:tcPr>
           <w:p>
             <w:pPr>
-              <w:pStyle w:val="style0"/>
               <w:ind w:left="-112" w:right="-111"/>
               <w:jc w:val="center"/>
               <w:rPr>
@@ -5674,7 +5004,6 @@
           </w:tcPr>
           <w:p>
             <w:pPr>
-              <w:pStyle w:val="style0"/>
               <w:jc w:val="both"/>
               <w:rPr>
                 <w:rFonts w:ascii="Times New Roman" w:hAnsi="Times New Roman"/>
@@ -5705,7 +5034,6 @@
           </w:tcPr>
           <w:p>
             <w:pPr>
-              <w:pStyle w:val="style0"/>
               <w:spacing w:before="40" w:after="40"/>
               <w:rPr>
                 <w:rFonts w:ascii="Times New Roman" w:hAnsi="Times New Roman"/>
@@ -5728,7 +5056,6 @@
           </w:tcPr>
           <w:p>
             <w:pPr>
-              <w:pStyle w:val="style0"/>
               <w:spacing w:before="40" w:after="40"/>
               <w:rPr>
                 <w:rFonts w:ascii="Times New Roman" w:hAnsi="Times New Roman"/>
@@ -5751,7 +5078,6 @@
           </w:tcPr>
           <w:p>
             <w:pPr>
-              <w:pStyle w:val="style0"/>
               <w:spacing w:before="40" w:after="40"/>
               <w:rPr>
                 <w:rFonts w:ascii="Times New Roman" w:hAnsi="Times New Roman"/>
@@ -5763,8 +5089,6 @@
         </w:tc>
       </w:tr>
       <w:tr>
-        <w:tblPrEx/>
-        <w:trPr/>
         <w:tc>
           <w:tcPr>
             <w:tcW w:w="426" w:type="dxa"/>
@@ -5778,7 +5102,6 @@
           </w:tcPr>
           <w:p>
             <w:pPr>
-              <w:pStyle w:val="style0"/>
               <w:ind w:left="-112" w:right="-111"/>
               <w:jc w:val="center"/>
               <w:rPr>
@@ -5810,7 +5133,6 @@
           </w:tcPr>
           <w:p>
             <w:pPr>
-              <w:pStyle w:val="style0"/>
               <w:jc w:val="both"/>
               <w:rPr>
                 <w:rFonts w:ascii="Times New Roman" w:hAnsi="Times New Roman"/>
@@ -5841,7 +5163,6 @@
           </w:tcPr>
           <w:p>
             <w:pPr>
-              <w:pStyle w:val="style0"/>
               <w:spacing w:before="40" w:after="40"/>
               <w:rPr>
                 <w:rFonts w:ascii="Times New Roman" w:hAnsi="Times New Roman"/>
@@ -5864,7 +5185,6 @@
           </w:tcPr>
           <w:p>
             <w:pPr>
-              <w:pStyle w:val="style0"/>
               <w:spacing w:before="40" w:after="40"/>
               <w:rPr>
                 <w:rFonts w:ascii="Times New Roman" w:hAnsi="Times New Roman"/>
@@ -5887,7 +5207,6 @@
           </w:tcPr>
           <w:p>
             <w:pPr>
-              <w:pStyle w:val="style0"/>
               <w:spacing w:before="40" w:after="40"/>
               <w:rPr>
                 <w:rFonts w:ascii="Times New Roman" w:hAnsi="Times New Roman"/>
@@ -5899,8 +5218,6 @@
         </w:tc>
       </w:tr>
       <w:tr>
-        <w:tblPrEx/>
-        <w:trPr/>
         <w:tc>
           <w:tcPr>
             <w:tcW w:w="426" w:type="dxa"/>
@@ -5914,7 +5231,6 @@
           </w:tcPr>
           <w:p>
             <w:pPr>
-              <w:pStyle w:val="style0"/>
               <w:ind w:left="-112" w:right="-111"/>
               <w:jc w:val="center"/>
               <w:rPr>
@@ -5946,7 +5262,6 @@
           </w:tcPr>
           <w:p>
             <w:pPr>
-              <w:pStyle w:val="style0"/>
               <w:jc w:val="both"/>
               <w:rPr>
                 <w:rFonts w:ascii="Times New Roman" w:hAnsi="Times New Roman"/>
@@ -5977,7 +5292,6 @@
           </w:tcPr>
           <w:p>
             <w:pPr>
-              <w:pStyle w:val="style0"/>
               <w:spacing w:before="40" w:after="40"/>
               <w:rPr>
                 <w:rFonts w:ascii="Times New Roman" w:hAnsi="Times New Roman"/>
@@ -6000,7 +5314,6 @@
           </w:tcPr>
           <w:p>
             <w:pPr>
-              <w:pStyle w:val="style0"/>
               <w:spacing w:before="40" w:after="40"/>
               <w:rPr>
                 <w:rFonts w:ascii="Times New Roman" w:hAnsi="Times New Roman"/>
@@ -6023,7 +5336,6 @@
           </w:tcPr>
           <w:p>
             <w:pPr>
-              <w:pStyle w:val="style0"/>
               <w:spacing w:before="40" w:after="40"/>
               <w:rPr>
                 <w:rFonts w:ascii="Times New Roman" w:hAnsi="Times New Roman"/>
@@ -6035,17 +5347,13 @@
         </w:tc>
       </w:tr>
       <w:tr>
-        <w:tblPrEx/>
-        <w:trPr/>
         <w:tc>
           <w:tcPr>
             <w:tcW w:w="426" w:type="dxa"/>
-            <w:tcBorders/>
-            <w:vAlign w:val="center"/>
-          </w:tcPr>
-          <w:p>
-            <w:pPr>
-              <w:pStyle w:val="style0"/>
+            <w:vAlign w:val="center"/>
+          </w:tcPr>
+          <w:p>
+            <w:pPr>
               <w:ind w:left="-112" w:right="-111"/>
               <w:jc w:val="center"/>
               <w:rPr>
@@ -6067,12 +5375,10 @@
         <w:tc>
           <w:tcPr>
             <w:tcW w:w="5244" w:type="dxa"/>
-            <w:tcBorders/>
-            <w:vAlign w:val="center"/>
-          </w:tcPr>
-          <w:p>
-            <w:pPr>
-              <w:pStyle w:val="style0"/>
+            <w:vAlign w:val="center"/>
+          </w:tcPr>
+          <w:p>
+            <w:pPr>
               <w:jc w:val="both"/>
               <w:rPr>
                 <w:rFonts w:ascii="Times New Roman" w:hAnsi="Times New Roman"/>
@@ -6095,12 +5401,10 @@
         <w:tc>
           <w:tcPr>
             <w:tcW w:w="709" w:type="dxa"/>
-            <w:tcBorders/>
-            <w:vAlign w:val="center"/>
-          </w:tcPr>
-          <w:p>
-            <w:pPr>
-              <w:pStyle w:val="style0"/>
+            <w:vAlign w:val="center"/>
+          </w:tcPr>
+          <w:p>
+            <w:pPr>
               <w:spacing w:before="40" w:after="40"/>
               <w:rPr>
                 <w:rFonts w:ascii="Times New Roman" w:hAnsi="Times New Roman"/>
@@ -6113,12 +5417,10 @@
         <w:tc>
           <w:tcPr>
             <w:tcW w:w="567" w:type="dxa"/>
-            <w:tcBorders/>
-            <w:vAlign w:val="center"/>
-          </w:tcPr>
-          <w:p>
-            <w:pPr>
-              <w:pStyle w:val="style0"/>
+            <w:vAlign w:val="center"/>
+          </w:tcPr>
+          <w:p>
+            <w:pPr>
               <w:spacing w:before="40" w:after="40"/>
               <w:rPr>
                 <w:rFonts w:ascii="Times New Roman" w:hAnsi="Times New Roman"/>
@@ -6131,12 +5433,10 @@
         <w:tc>
           <w:tcPr>
             <w:tcW w:w="3686" w:type="dxa"/>
-            <w:tcBorders/>
-            <w:vAlign w:val="center"/>
-          </w:tcPr>
-          <w:p>
-            <w:pPr>
-              <w:pStyle w:val="style0"/>
+            <w:vAlign w:val="center"/>
+          </w:tcPr>
+          <w:p>
+            <w:pPr>
               <w:spacing w:before="40" w:after="40"/>
               <w:rPr>
                 <w:rFonts w:ascii="Times New Roman" w:hAnsi="Times New Roman"/>
@@ -6148,17 +5448,13 @@
         </w:tc>
       </w:tr>
       <w:tr>
-        <w:tblPrEx/>
-        <w:trPr/>
         <w:tc>
           <w:tcPr>
             <w:tcW w:w="426" w:type="dxa"/>
-            <w:tcBorders/>
-            <w:vAlign w:val="center"/>
-          </w:tcPr>
-          <w:p>
-            <w:pPr>
-              <w:pStyle w:val="style0"/>
+            <w:vAlign w:val="center"/>
+          </w:tcPr>
+          <w:p>
+            <w:pPr>
               <w:ind w:left="-112" w:right="-111"/>
               <w:jc w:val="center"/>
               <w:rPr>
@@ -6180,12 +5476,10 @@
         <w:tc>
           <w:tcPr>
             <w:tcW w:w="5244" w:type="dxa"/>
-            <w:tcBorders/>
-            <w:vAlign w:val="center"/>
-          </w:tcPr>
-          <w:p>
-            <w:pPr>
-              <w:pStyle w:val="style0"/>
+            <w:vAlign w:val="center"/>
+          </w:tcPr>
+          <w:p>
+            <w:pPr>
               <w:jc w:val="both"/>
               <w:rPr>
                 <w:rFonts w:ascii="Times New Roman" w:hAnsi="Times New Roman"/>
@@ -6206,12 +5500,10 @@
         <w:tc>
           <w:tcPr>
             <w:tcW w:w="709" w:type="dxa"/>
-            <w:tcBorders/>
-            <w:vAlign w:val="center"/>
-          </w:tcPr>
-          <w:p>
-            <w:pPr>
-              <w:pStyle w:val="style0"/>
+            <w:vAlign w:val="center"/>
+          </w:tcPr>
+          <w:p>
+            <w:pPr>
               <w:spacing w:before="40" w:after="40"/>
               <w:rPr>
                 <w:rFonts w:ascii="Times New Roman" w:hAnsi="Times New Roman"/>
@@ -6224,12 +5516,10 @@
         <w:tc>
           <w:tcPr>
             <w:tcW w:w="567" w:type="dxa"/>
-            <w:tcBorders/>
-            <w:vAlign w:val="center"/>
-          </w:tcPr>
-          <w:p>
-            <w:pPr>
-              <w:pStyle w:val="style0"/>
+            <w:vAlign w:val="center"/>
+          </w:tcPr>
+          <w:p>
+            <w:pPr>
               <w:spacing w:before="40" w:after="40"/>
               <w:rPr>
                 <w:rFonts w:ascii="Times New Roman" w:hAnsi="Times New Roman"/>
@@ -6242,12 +5532,10 @@
         <w:tc>
           <w:tcPr>
             <w:tcW w:w="3686" w:type="dxa"/>
-            <w:tcBorders/>
-            <w:vAlign w:val="center"/>
-          </w:tcPr>
-          <w:p>
-            <w:pPr>
-              <w:pStyle w:val="style0"/>
+            <w:vAlign w:val="center"/>
+          </w:tcPr>
+          <w:p>
+            <w:pPr>
               <w:spacing w:before="40" w:after="40"/>
               <w:rPr>
                 <w:rFonts w:ascii="Times New Roman" w:hAnsi="Times New Roman"/>
@@ -6259,17 +5547,13 @@
         </w:tc>
       </w:tr>
       <w:tr>
-        <w:tblPrEx/>
-        <w:trPr/>
         <w:tc>
           <w:tcPr>
             <w:tcW w:w="426" w:type="dxa"/>
-            <w:tcBorders/>
-            <w:vAlign w:val="center"/>
-          </w:tcPr>
-          <w:p>
-            <w:pPr>
-              <w:pStyle w:val="style0"/>
+            <w:vAlign w:val="center"/>
+          </w:tcPr>
+          <w:p>
+            <w:pPr>
               <w:ind w:left="-112" w:right="-111"/>
               <w:jc w:val="center"/>
               <w:rPr>
@@ -6291,12 +5575,10 @@
         <w:tc>
           <w:tcPr>
             <w:tcW w:w="5244" w:type="dxa"/>
-            <w:tcBorders/>
-            <w:vAlign w:val="center"/>
-          </w:tcPr>
-          <w:p>
-            <w:pPr>
-              <w:pStyle w:val="style0"/>
+            <w:vAlign w:val="center"/>
+          </w:tcPr>
+          <w:p>
+            <w:pPr>
               <w:jc w:val="both"/>
               <w:rPr>
                 <w:rFonts w:ascii="Times New Roman" w:hAnsi="Times New Roman"/>
@@ -6405,12 +5687,10 @@
         <w:tc>
           <w:tcPr>
             <w:tcW w:w="709" w:type="dxa"/>
-            <w:tcBorders/>
-            <w:vAlign w:val="center"/>
-          </w:tcPr>
-          <w:p>
-            <w:pPr>
-              <w:pStyle w:val="style0"/>
+            <w:vAlign w:val="center"/>
+          </w:tcPr>
+          <w:p>
+            <w:pPr>
               <w:spacing w:before="40" w:after="40"/>
               <w:rPr>
                 <w:rFonts w:ascii="Times New Roman" w:hAnsi="Times New Roman"/>
@@ -6423,12 +5703,10 @@
         <w:tc>
           <w:tcPr>
             <w:tcW w:w="567" w:type="dxa"/>
-            <w:tcBorders/>
-            <w:vAlign w:val="center"/>
-          </w:tcPr>
-          <w:p>
-            <w:pPr>
-              <w:pStyle w:val="style0"/>
+            <w:vAlign w:val="center"/>
+          </w:tcPr>
+          <w:p>
+            <w:pPr>
               <w:spacing w:before="40" w:after="40"/>
               <w:rPr>
                 <w:rFonts w:ascii="Times New Roman" w:hAnsi="Times New Roman"/>
@@ -6441,12 +5719,10 @@
         <w:tc>
           <w:tcPr>
             <w:tcW w:w="3686" w:type="dxa"/>
-            <w:tcBorders/>
-            <w:vAlign w:val="center"/>
-          </w:tcPr>
-          <w:p>
-            <w:pPr>
-              <w:pStyle w:val="style0"/>
+            <w:vAlign w:val="center"/>
+          </w:tcPr>
+          <w:p>
+            <w:pPr>
               <w:spacing w:before="40" w:after="40"/>
               <w:rPr>
                 <w:rFonts w:ascii="Times New Roman" w:hAnsi="Times New Roman"/>
@@ -6458,17 +5734,13 @@
         </w:tc>
       </w:tr>
       <w:tr>
-        <w:tblPrEx/>
-        <w:trPr/>
         <w:tc>
           <w:tcPr>
             <w:tcW w:w="426" w:type="dxa"/>
-            <w:tcBorders/>
-            <w:vAlign w:val="center"/>
-          </w:tcPr>
-          <w:p>
-            <w:pPr>
-              <w:pStyle w:val="style0"/>
+            <w:vAlign w:val="center"/>
+          </w:tcPr>
+          <w:p>
+            <w:pPr>
               <w:ind w:left="-112" w:right="-111"/>
               <w:jc w:val="center"/>
               <w:rPr>
@@ -6490,12 +5762,10 @@
         <w:tc>
           <w:tcPr>
             <w:tcW w:w="5244" w:type="dxa"/>
-            <w:tcBorders/>
-            <w:vAlign w:val="center"/>
-          </w:tcPr>
-          <w:p>
-            <w:pPr>
-              <w:pStyle w:val="style0"/>
+            <w:vAlign w:val="center"/>
+          </w:tcPr>
+          <w:p>
+            <w:pPr>
               <w:jc w:val="both"/>
               <w:rPr>
                 <w:rFonts w:ascii="Times New Roman" w:hAnsi="Times New Roman"/>
@@ -6604,12 +5874,10 @@
         <w:tc>
           <w:tcPr>
             <w:tcW w:w="709" w:type="dxa"/>
-            <w:tcBorders/>
-            <w:vAlign w:val="center"/>
-          </w:tcPr>
-          <w:p>
-            <w:pPr>
-              <w:pStyle w:val="style0"/>
+            <w:vAlign w:val="center"/>
+          </w:tcPr>
+          <w:p>
+            <w:pPr>
               <w:spacing w:before="40" w:after="40"/>
               <w:rPr>
                 <w:rFonts w:ascii="Times New Roman" w:hAnsi="Times New Roman"/>
@@ -6622,12 +5890,10 @@
         <w:tc>
           <w:tcPr>
             <w:tcW w:w="567" w:type="dxa"/>
-            <w:tcBorders/>
-            <w:vAlign w:val="center"/>
-          </w:tcPr>
-          <w:p>
-            <w:pPr>
-              <w:pStyle w:val="style0"/>
+            <w:vAlign w:val="center"/>
+          </w:tcPr>
+          <w:p>
+            <w:pPr>
               <w:spacing w:before="40" w:after="40"/>
               <w:rPr>
                 <w:rFonts w:ascii="Times New Roman" w:hAnsi="Times New Roman"/>
@@ -6640,12 +5906,10 @@
         <w:tc>
           <w:tcPr>
             <w:tcW w:w="3686" w:type="dxa"/>
-            <w:tcBorders/>
-            <w:vAlign w:val="center"/>
-          </w:tcPr>
-          <w:p>
-            <w:pPr>
-              <w:pStyle w:val="style0"/>
+            <w:vAlign w:val="center"/>
+          </w:tcPr>
+          <w:p>
+            <w:pPr>
               <w:spacing w:before="40" w:after="40"/>
               <w:rPr>
                 <w:rFonts w:ascii="Times New Roman" w:hAnsi="Times New Roman"/>
@@ -6657,19 +5921,16 @@
         </w:tc>
       </w:tr>
       <w:tr>
-        <w:tblPrEx/>
         <w:trPr>
-          <w:trHeight w:val="527" w:hRule="atLeast"/>
+          <w:trHeight w:val="527"/>
         </w:trPr>
         <w:tc>
           <w:tcPr>
             <w:tcW w:w="426" w:type="dxa"/>
-            <w:tcBorders/>
-            <w:vAlign w:val="center"/>
-          </w:tcPr>
-          <w:p>
-            <w:pPr>
-              <w:pStyle w:val="style0"/>
+            <w:vAlign w:val="center"/>
+          </w:tcPr>
+          <w:p>
+            <w:pPr>
               <w:ind w:left="-112" w:right="-111"/>
               <w:jc w:val="center"/>
               <w:rPr>
@@ -6691,12 +5952,10 @@
         <w:tc>
           <w:tcPr>
             <w:tcW w:w="5244" w:type="dxa"/>
-            <w:tcBorders/>
-            <w:vAlign w:val="center"/>
-          </w:tcPr>
-          <w:p>
-            <w:pPr>
-              <w:pStyle w:val="style0"/>
+            <w:vAlign w:val="center"/>
+          </w:tcPr>
+          <w:p>
+            <w:pPr>
               <w:jc w:val="both"/>
               <w:rPr>
                 <w:rFonts w:ascii="Times New Roman" w:hAnsi="Times New Roman"/>
@@ -6717,12 +5976,10 @@
         <w:tc>
           <w:tcPr>
             <w:tcW w:w="709" w:type="dxa"/>
-            <w:tcBorders/>
-            <w:vAlign w:val="center"/>
-          </w:tcPr>
-          <w:p>
-            <w:pPr>
-              <w:pStyle w:val="style0"/>
+            <w:vAlign w:val="center"/>
+          </w:tcPr>
+          <w:p>
+            <w:pPr>
               <w:spacing w:before="40" w:after="40"/>
               <w:rPr>
                 <w:rFonts w:ascii="Times New Roman" w:hAnsi="Times New Roman"/>
@@ -6735,12 +5992,10 @@
         <w:tc>
           <w:tcPr>
             <w:tcW w:w="567" w:type="dxa"/>
-            <w:tcBorders/>
-            <w:vAlign w:val="center"/>
-          </w:tcPr>
-          <w:p>
-            <w:pPr>
-              <w:pStyle w:val="style0"/>
+            <w:vAlign w:val="center"/>
+          </w:tcPr>
+          <w:p>
+            <w:pPr>
               <w:spacing w:before="40" w:after="40"/>
               <w:rPr>
                 <w:rFonts w:ascii="Times New Roman" w:hAnsi="Times New Roman"/>
@@ -6753,12 +6008,10 @@
         <w:tc>
           <w:tcPr>
             <w:tcW w:w="3686" w:type="dxa"/>
-            <w:tcBorders/>
-            <w:vAlign w:val="center"/>
-          </w:tcPr>
-          <w:p>
-            <w:pPr>
-              <w:pStyle w:val="style0"/>
+            <w:vAlign w:val="center"/>
+          </w:tcPr>
+          <w:p>
+            <w:pPr>
               <w:spacing w:before="40" w:after="40"/>
               <w:rPr>
                 <w:rFonts w:ascii="Times New Roman" w:hAnsi="Times New Roman"/>
@@ -6770,20 +6023,17 @@
         </w:tc>
       </w:tr>
       <w:tr>
-        <w:tblPrEx/>
         <w:trPr>
-          <w:trHeight w:val="340" w:hRule="exact"/>
+          <w:trHeight w:hRule="exact" w:val="340"/>
         </w:trPr>
         <w:tc>
           <w:tcPr>
             <w:tcW w:w="10632" w:type="dxa"/>
             <w:gridSpan w:val="5"/>
-            <w:tcBorders/>
-            <w:vAlign w:val="center"/>
-          </w:tcPr>
-          <w:p>
-            <w:pPr>
-              <w:pStyle w:val="style0"/>
+            <w:vAlign w:val="center"/>
+          </w:tcPr>
+          <w:p>
+            <w:pPr>
               <w:ind w:right="-111"/>
               <w:rPr>
                 <w:rFonts w:ascii="Times New Roman" w:hAnsi="Times New Roman"/>
@@ -6805,19 +6055,16 @@
         </w:tc>
       </w:tr>
       <w:tr>
-        <w:tblPrEx/>
         <w:trPr>
-          <w:trHeight w:val="527" w:hRule="atLeast"/>
+          <w:trHeight w:val="527"/>
         </w:trPr>
         <w:tc>
           <w:tcPr>
             <w:tcW w:w="426" w:type="dxa"/>
-            <w:tcBorders/>
-            <w:vAlign w:val="center"/>
-          </w:tcPr>
-          <w:p>
-            <w:pPr>
-              <w:pStyle w:val="style0"/>
+            <w:vAlign w:val="center"/>
+          </w:tcPr>
+          <w:p>
+            <w:pPr>
               <w:ind w:left="-112" w:right="-111"/>
               <w:jc w:val="center"/>
               <w:rPr>
@@ -6839,12 +6086,10 @@
         <w:tc>
           <w:tcPr>
             <w:tcW w:w="5244" w:type="dxa"/>
-            <w:tcBorders/>
-            <w:vAlign w:val="center"/>
-          </w:tcPr>
-          <w:p>
-            <w:pPr>
-              <w:pStyle w:val="style0"/>
+            <w:vAlign w:val="center"/>
+          </w:tcPr>
+          <w:p>
+            <w:pPr>
               <w:jc w:val="both"/>
               <w:rPr>
                 <w:rFonts w:ascii="Times New Roman" w:hAnsi="Times New Roman"/>
@@ -6865,12 +6110,10 @@
         <w:tc>
           <w:tcPr>
             <w:tcW w:w="709" w:type="dxa"/>
-            <w:tcBorders/>
-            <w:vAlign w:val="center"/>
-          </w:tcPr>
-          <w:p>
-            <w:pPr>
-              <w:pStyle w:val="style0"/>
+            <w:vAlign w:val="center"/>
+          </w:tcPr>
+          <w:p>
+            <w:pPr>
               <w:spacing w:before="40" w:after="40"/>
               <w:rPr>
                 <w:rFonts w:ascii="Times New Roman" w:hAnsi="Times New Roman"/>
@@ -6883,12 +6126,10 @@
         <w:tc>
           <w:tcPr>
             <w:tcW w:w="567" w:type="dxa"/>
-            <w:tcBorders/>
-            <w:vAlign w:val="center"/>
-          </w:tcPr>
-          <w:p>
-            <w:pPr>
-              <w:pStyle w:val="style0"/>
+            <w:vAlign w:val="center"/>
+          </w:tcPr>
+          <w:p>
+            <w:pPr>
               <w:spacing w:before="40" w:after="40"/>
               <w:rPr>
                 <w:rFonts w:ascii="Times New Roman" w:hAnsi="Times New Roman"/>
@@ -6901,12 +6142,10 @@
         <w:tc>
           <w:tcPr>
             <w:tcW w:w="3686" w:type="dxa"/>
-            <w:tcBorders/>
-            <w:vAlign w:val="center"/>
-          </w:tcPr>
-          <w:p>
-            <w:pPr>
-              <w:pStyle w:val="style0"/>
+            <w:vAlign w:val="center"/>
+          </w:tcPr>
+          <w:p>
+            <w:pPr>
               <w:spacing w:before="40" w:after="40"/>
               <w:rPr>
                 <w:rFonts w:ascii="Times New Roman" w:hAnsi="Times New Roman"/>
@@ -6918,19 +6157,16 @@
         </w:tc>
       </w:tr>
       <w:tr>
-        <w:tblPrEx/>
         <w:trPr>
-          <w:trHeight w:val="527" w:hRule="atLeast"/>
+          <w:trHeight w:val="527"/>
         </w:trPr>
         <w:tc>
           <w:tcPr>
             <w:tcW w:w="426" w:type="dxa"/>
-            <w:tcBorders/>
-            <w:vAlign w:val="center"/>
-          </w:tcPr>
-          <w:p>
-            <w:pPr>
-              <w:pStyle w:val="style0"/>
+            <w:vAlign w:val="center"/>
+          </w:tcPr>
+          <w:p>
+            <w:pPr>
               <w:ind w:left="-112" w:right="-111"/>
               <w:jc w:val="center"/>
               <w:rPr>
@@ -6952,12 +6188,10 @@
         <w:tc>
           <w:tcPr>
             <w:tcW w:w="5244" w:type="dxa"/>
-            <w:tcBorders/>
-            <w:vAlign w:val="center"/>
-          </w:tcPr>
-          <w:p>
-            <w:pPr>
-              <w:pStyle w:val="style0"/>
+            <w:vAlign w:val="center"/>
+          </w:tcPr>
+          <w:p>
+            <w:pPr>
               <w:jc w:val="both"/>
               <w:rPr>
                 <w:rFonts w:ascii="Times New Roman" w:hAnsi="Times New Roman"/>
@@ -6978,12 +6212,10 @@
         <w:tc>
           <w:tcPr>
             <w:tcW w:w="709" w:type="dxa"/>
-            <w:tcBorders/>
-            <w:vAlign w:val="center"/>
-          </w:tcPr>
-          <w:p>
-            <w:pPr>
-              <w:pStyle w:val="style0"/>
+            <w:vAlign w:val="center"/>
+          </w:tcPr>
+          <w:p>
+            <w:pPr>
               <w:spacing w:before="40" w:after="40"/>
               <w:rPr>
                 <w:rFonts w:ascii="Times New Roman" w:hAnsi="Times New Roman"/>
@@ -6996,12 +6228,10 @@
         <w:tc>
           <w:tcPr>
             <w:tcW w:w="567" w:type="dxa"/>
-            <w:tcBorders/>
-            <w:vAlign w:val="center"/>
-          </w:tcPr>
-          <w:p>
-            <w:pPr>
-              <w:pStyle w:val="style0"/>
+            <w:vAlign w:val="center"/>
+          </w:tcPr>
+          <w:p>
+            <w:pPr>
               <w:spacing w:before="40" w:after="40"/>
               <w:rPr>
                 <w:rFonts w:ascii="Times New Roman" w:hAnsi="Times New Roman"/>
@@ -7014,12 +6244,10 @@
         <w:tc>
           <w:tcPr>
             <w:tcW w:w="3686" w:type="dxa"/>
-            <w:tcBorders/>
-            <w:vAlign w:val="center"/>
-          </w:tcPr>
-          <w:p>
-            <w:pPr>
-              <w:pStyle w:val="style0"/>
+            <w:vAlign w:val="center"/>
+          </w:tcPr>
+          <w:p>
+            <w:pPr>
               <w:spacing w:before="40" w:after="40"/>
               <w:rPr>
                 <w:rFonts w:ascii="Times New Roman" w:hAnsi="Times New Roman"/>
@@ -7033,7 +6261,7 @@
     </w:tbl>
     <w:p>
       <w:pPr>
-        <w:pStyle w:val="style179"/>
+        <w:pStyle w:val="oancuaDanhsach"/>
         <w:ind w:left="142"/>
         <w:jc w:val="both"/>
         <w:rPr>
@@ -7064,16 +6292,14 @@
       </w:tblGrid>
       <w:tr>
         <w:trPr>
-          <w:trHeight w:val="242" w:hRule="atLeast"/>
+          <w:trHeight w:val="242"/>
         </w:trPr>
         <w:tc>
           <w:tcPr>
             <w:tcW w:w="6818" w:type="dxa"/>
-            <w:tcBorders/>
-          </w:tcPr>
-          <w:p>
-            <w:pPr>
-              <w:pStyle w:val="style0"/>
+          </w:tcPr>
+          <w:p>
+            <w:pPr>
               <w:jc w:val="both"/>
               <w:rPr>
                 <w:rFonts w:ascii="Times New Roman" w:hAnsi="Times New Roman"/>
@@ -7121,7 +6347,7 @@
           </w:p>
           <w:p>
             <w:pPr>
-              <w:pStyle w:val="style179"/>
+              <w:pStyle w:val="oancuaDanhsach"/>
               <w:numPr>
                 <w:ilvl w:val="0"/>
                 <w:numId w:val="3"/>
@@ -7261,7 +6487,7 @@
           </w:p>
           <w:p>
             <w:pPr>
-              <w:pStyle w:val="style179"/>
+              <w:pStyle w:val="oancuaDanhsach"/>
               <w:numPr>
                 <w:ilvl w:val="0"/>
                 <w:numId w:val="3"/>
@@ -7379,7 +6605,7 @@
           </w:p>
           <w:p>
             <w:pPr>
-              <w:pStyle w:val="style179"/>
+              <w:pStyle w:val="oancuaDanhsach"/>
               <w:numPr>
                 <w:ilvl w:val="0"/>
                 <w:numId w:val="3"/>
@@ -7470,6 +6696,7 @@
                 <w:sz w:val="22"/>
                 <w:szCs w:val="22"/>
               </w:rPr>
+              <w:lastRenderedPageBreak/>
               <w:t>trong việc bổ sung thông tin và trong hồ s</w:t>
             </w:r>
             <w:r>
@@ -7541,7 +6768,7 @@
           </w:p>
           <w:p>
             <w:pPr>
-              <w:pStyle w:val="style179"/>
+              <w:pStyle w:val="oancuaDanhsach"/>
               <w:numPr>
                 <w:ilvl w:val="0"/>
                 <w:numId w:val="3"/>
@@ -7601,7 +6828,6 @@
           </w:tcPr>
           <w:p>
             <w:pPr>
-              <w:pStyle w:val="style0"/>
               <w:spacing w:before="120"/>
               <w:jc w:val="center"/>
               <w:rPr>
@@ -7618,12 +6844,12 @@
                 <w:sz w:val="22"/>
                 <w:szCs w:val="22"/>
               </w:rPr>
+              <w:lastRenderedPageBreak/>
               <w:t>Ngày ……… tháng ……… năm …………</w:t>
             </w:r>
           </w:p>
           <w:p>
             <w:pPr>
-              <w:pStyle w:val="style0"/>
               <w:ind w:left="-114" w:right="-105"/>
               <w:jc w:val="center"/>
               <w:rPr>
@@ -7645,7 +6871,6 @@
           </w:p>
           <w:p>
             <w:pPr>
-              <w:pStyle w:val="style0"/>
               <w:ind w:left="-114" w:right="-105"/>
               <w:jc w:val="center"/>
               <w:rPr>
@@ -7694,7 +6919,6 @@
           </w:p>
           <w:p>
             <w:pPr>
-              <w:pStyle w:val="style0"/>
               <w:jc w:val="center"/>
               <w:rPr>
                 <w:rFonts w:ascii="Times New Roman" w:hAnsi="Times New Roman"/>
@@ -7714,7 +6938,6 @@
           </w:p>
           <w:p>
             <w:pPr>
-              <w:pStyle w:val="style0"/>
               <w:jc w:val="center"/>
               <w:rPr>
                 <w:rFonts w:ascii="Times New Roman" w:hAnsi="Times New Roman"/>
@@ -7729,8 +6952,7 @@
     </w:tbl>
     <w:p>
       <w:pPr>
-        <w:pStyle w:val="style0"/>
-        <w:spacing w:before="60" w:after="60" w:lineRule="auto" w:line="276"/>
+        <w:spacing w:before="60" w:after="60" w:line="276" w:lineRule="auto"/>
         <w:rPr>
           <w:rFonts w:ascii="Times New Roman" w:hAnsi="Times New Roman"/>
           <w:b/>
@@ -7752,7 +6974,7 @@
     </w:p>
     <w:tbl>
       <w:tblPr>
-        <w:tblStyle w:val="style154"/>
+        <w:tblStyle w:val="LiBang"/>
         <w:tblW w:w="10485" w:type="dxa"/>
         <w:jc w:val="center"/>
         <w:tblBorders>
@@ -7771,20 +6993,18 @@
       </w:tblGrid>
       <w:tr>
         <w:trPr>
-          <w:trHeight w:val="313" w:hRule="atLeast"/>
+          <w:trHeight w:val="313"/>
           <w:jc w:val="center"/>
         </w:trPr>
         <w:tc>
           <w:tcPr>
             <w:tcW w:w="6374" w:type="dxa"/>
-            <w:tcBorders/>
             <w:vAlign w:val="bottom"/>
           </w:tcPr>
           <w:p>
             <w:pPr>
-              <w:pStyle w:val="style0"/>
               <w:tabs>
-                <w:tab w:val="left" w:leader="none" w:pos="33"/>
+                <w:tab w:val="left" w:pos="33"/>
               </w:tabs>
               <w:spacing w:before="120"/>
               <w:jc w:val="both"/>
@@ -7817,14 +7037,13 @@
         <w:tc>
           <w:tcPr>
             <w:tcW w:w="4111" w:type="dxa"/>
-            <w:tcBorders/>
             <w:vAlign w:val="bottom"/>
           </w:tcPr>
           <w:p>
             <w:pPr>
-              <w:pStyle w:val="style179"/>
+              <w:pStyle w:val="oancuaDanhsach"/>
               <w:tabs>
-                <w:tab w:val="left" w:leader="none" w:pos="33"/>
+                <w:tab w:val="left" w:pos="33"/>
               </w:tabs>
               <w:spacing w:before="120"/>
               <w:ind w:left="0"/>
@@ -7857,22 +7076,20 @@
         </w:tc>
       </w:tr>
       <w:tr>
-        <w:tblPrEx/>
         <w:trPr>
-          <w:trHeight w:val="332" w:hRule="atLeast"/>
+          <w:trHeight w:val="332"/>
           <w:jc w:val="center"/>
         </w:trPr>
         <w:tc>
           <w:tcPr>
             <w:tcW w:w="6374" w:type="dxa"/>
-            <w:tcBorders/>
             <w:vAlign w:val="bottom"/>
           </w:tcPr>
           <w:p>
             <w:pPr>
-              <w:pStyle w:val="style179"/>
+              <w:pStyle w:val="oancuaDanhsach"/>
               <w:tabs>
-                <w:tab w:val="left" w:leader="none" w:pos="33"/>
+                <w:tab w:val="left" w:pos="33"/>
               </w:tabs>
               <w:spacing w:before="120"/>
               <w:ind w:left="0"/>
@@ -7906,14 +7123,13 @@
         <w:tc>
           <w:tcPr>
             <w:tcW w:w="4111" w:type="dxa"/>
-            <w:tcBorders/>
             <w:vAlign w:val="bottom"/>
           </w:tcPr>
           <w:p>
             <w:pPr>
-              <w:pStyle w:val="style179"/>
+              <w:pStyle w:val="oancuaDanhsach"/>
               <w:tabs>
-                <w:tab w:val="left" w:leader="none" w:pos="33"/>
+                <w:tab w:val="left" w:pos="33"/>
               </w:tabs>
               <w:spacing w:before="120"/>
               <w:ind w:left="0"/>
@@ -7946,7 +7162,6 @@
     </w:tbl>
     <w:p>
       <w:pPr>
-        <w:pStyle w:val="style0"/>
         <w:rPr>
           <w:rFonts w:ascii="Times New Roman" w:hAnsi="Times New Roman"/>
           <w:sz w:val="10"/>
@@ -7956,7 +7171,7 @@
     </w:p>
     <w:tbl>
       <w:tblPr>
-        <w:tblStyle w:val="style154"/>
+        <w:tblStyle w:val="LiBang"/>
         <w:tblW w:w="10485" w:type="dxa"/>
         <w:jc w:val="center"/>
         <w:tblBorders>
@@ -7975,20 +7190,18 @@
       </w:tblGrid>
       <w:tr>
         <w:trPr>
-          <w:trHeight w:val="454" w:hRule="atLeast"/>
+          <w:trHeight w:val="454"/>
           <w:jc w:val="center"/>
         </w:trPr>
         <w:tc>
           <w:tcPr>
             <w:tcW w:w="6516" w:type="dxa"/>
             <w:vMerge w:val="restart"/>
-            <w:tcBorders/>
-          </w:tcPr>
-          <w:p>
-            <w:pPr>
-              <w:pStyle w:val="style0"/>
+          </w:tcPr>
+          <w:p>
+            <w:pPr>
               <w:tabs>
-                <w:tab w:val="left" w:leader="none" w:pos="284"/>
+                <w:tab w:val="left" w:pos="284"/>
               </w:tabs>
               <w:jc w:val="both"/>
               <w:rPr>
@@ -8020,9 +7233,8 @@
           </w:p>
           <w:p>
             <w:pPr>
-              <w:pStyle w:val="style0"/>
               <w:tabs>
-                <w:tab w:val="left" w:leader="none" w:pos="284"/>
+                <w:tab w:val="left" w:pos="284"/>
               </w:tabs>
               <w:jc w:val="both"/>
               <w:rPr>
@@ -8045,14 +7257,13 @@
           <w:tcPr>
             <w:tcW w:w="3969" w:type="dxa"/>
             <w:vMerge w:val="restart"/>
-            <w:tcBorders/>
-            <w:vAlign w:val="center"/>
-          </w:tcPr>
-          <w:p>
-            <w:pPr>
-              <w:pStyle w:val="style179"/>
+            <w:vAlign w:val="center"/>
+          </w:tcPr>
+          <w:p>
+            <w:pPr>
+              <w:pStyle w:val="oancuaDanhsach"/>
               <w:tabs>
-                <w:tab w:val="left" w:leader="none" w:pos="33"/>
+                <w:tab w:val="left" w:pos="33"/>
               </w:tabs>
               <w:spacing w:before="120"/>
               <w:ind w:left="0"/>
@@ -8075,13 +7286,13 @@
           </w:p>
           <w:p>
             <w:pPr>
-              <w:pStyle w:val="style179"/>
+              <w:pStyle w:val="oancuaDanhsach"/>
               <w:tabs>
-                <w:tab w:val="left" w:leader="none" w:pos="33"/>
+                <w:tab w:val="left" w:pos="33"/>
               </w:tabs>
               <w:spacing w:before="120"/>
               <w:ind w:left="0"/>
-              <w:contextualSpacing w:val="false"/>
+              <w:contextualSpacing w:val="0"/>
               <w:rPr>
                 <w:rFonts w:ascii="Times New Roman" w:hAnsi="Times New Roman"/>
                 <w:b/>
@@ -8103,23 +7314,20 @@
         </w:tc>
       </w:tr>
       <w:tr>
-        <w:tblPrEx/>
         <w:trPr>
-          <w:trHeight w:val="276" w:hRule="atLeast"/>
+          <w:trHeight w:val="276"/>
           <w:jc w:val="center"/>
         </w:trPr>
         <w:tc>
           <w:tcPr>
             <w:tcW w:w="6516" w:type="dxa"/>
-            <w:vMerge w:val="continue"/>
-            <w:tcBorders/>
+            <w:vMerge/>
             <w:vAlign w:val="bottom"/>
           </w:tcPr>
           <w:p>
             <w:pPr>
-              <w:pStyle w:val="style0"/>
               <w:tabs>
-                <w:tab w:val="left" w:leader="none" w:pos="284"/>
+                <w:tab w:val="left" w:pos="284"/>
               </w:tabs>
               <w:jc w:val="both"/>
               <w:rPr>
@@ -8134,15 +7342,14 @@
         <w:tc>
           <w:tcPr>
             <w:tcW w:w="3969" w:type="dxa"/>
-            <w:vMerge w:val="continue"/>
-            <w:tcBorders/>
+            <w:vMerge/>
             <w:vAlign w:val="bottom"/>
           </w:tcPr>
           <w:p>
             <w:pPr>
-              <w:pStyle w:val="style179"/>
+              <w:pStyle w:val="oancuaDanhsach"/>
               <w:tabs>
-                <w:tab w:val="left" w:leader="none" w:pos="33"/>
+                <w:tab w:val="left" w:pos="33"/>
               </w:tabs>
               <w:ind w:left="0"/>
               <w:rPr>
@@ -8158,8 +7365,7 @@
     </w:tbl>
     <w:p>
       <w:pPr>
-        <w:pStyle w:val="style0"/>
-        <w:spacing w:before="60" w:after="60" w:lineRule="auto" w:line="276"/>
+        <w:spacing w:before="60" w:after="60" w:line="276" w:lineRule="auto"/>
         <w:rPr>
           <w:rFonts w:ascii="Times New Roman" w:hAnsi="Times New Roman"/>
           <w:b/>
@@ -8181,7 +7387,6 @@
     </w:p>
     <w:p>
       <w:pPr>
-        <w:pStyle w:val="style0"/>
         <w:ind w:firstLine="720"/>
         <w:jc w:val="both"/>
         <w:rPr>
@@ -8305,7 +7510,6 @@
     </w:p>
     <w:p>
       <w:pPr>
-        <w:pStyle w:val="style0"/>
         <w:spacing w:before="120"/>
         <w:jc w:val="both"/>
         <w:rPr>
@@ -8337,7 +7541,6 @@
     </w:p>
     <w:p>
       <w:pPr>
-        <w:pStyle w:val="style0"/>
         <w:spacing w:before="120"/>
         <w:jc w:val="both"/>
         <w:rPr>
@@ -8359,7 +7562,6 @@
     </w:p>
     <w:p>
       <w:pPr>
-        <w:pStyle w:val="style0"/>
         <w:spacing w:before="120"/>
         <w:jc w:val="both"/>
         <w:rPr>
@@ -8381,7 +7583,6 @@
     </w:p>
     <w:p>
       <w:pPr>
-        <w:pStyle w:val="style0"/>
         <w:spacing w:before="120"/>
         <w:jc w:val="both"/>
         <w:rPr>
@@ -8403,7 +7604,6 @@
     </w:p>
     <w:p>
       <w:pPr>
-        <w:pStyle w:val="style0"/>
         <w:spacing w:before="120"/>
         <w:jc w:val="both"/>
         <w:rPr>
@@ -8435,7 +7635,6 @@
     </w:p>
     <w:p>
       <w:pPr>
-        <w:pStyle w:val="style0"/>
         <w:spacing w:before="120"/>
         <w:jc w:val="both"/>
         <w:rPr>
@@ -8457,7 +7656,6 @@
     </w:p>
     <w:p>
       <w:pPr>
-        <w:pStyle w:val="style0"/>
         <w:spacing w:before="120"/>
         <w:jc w:val="both"/>
         <w:rPr>
@@ -8479,7 +7677,6 @@
     </w:p>
     <w:p>
       <w:pPr>
-        <w:pStyle w:val="style0"/>
         <w:spacing w:before="120"/>
         <w:jc w:val="both"/>
         <w:rPr>
@@ -8511,7 +7708,6 @@
     </w:p>
     <w:p>
       <w:pPr>
-        <w:pStyle w:val="style0"/>
         <w:spacing w:before="120"/>
         <w:jc w:val="both"/>
         <w:rPr>
@@ -8533,7 +7729,6 @@
     </w:p>
     <w:p>
       <w:pPr>
-        <w:pStyle w:val="style0"/>
         <w:spacing w:before="120"/>
         <w:jc w:val="both"/>
         <w:rPr>
@@ -8555,7 +7750,6 @@
     </w:p>
     <w:p>
       <w:pPr>
-        <w:pStyle w:val="style0"/>
         <w:spacing w:before="120"/>
         <w:jc w:val="both"/>
         <w:rPr>
@@ -8587,7 +7781,6 @@
     </w:p>
     <w:p>
       <w:pPr>
-        <w:pStyle w:val="style0"/>
         <w:spacing w:before="120"/>
         <w:jc w:val="both"/>
         <w:rPr>
@@ -8609,7 +7802,6 @@
     </w:p>
     <w:p>
       <w:pPr>
-        <w:pStyle w:val="style0"/>
         <w:spacing w:before="120"/>
         <w:jc w:val="both"/>
         <w:rPr>
@@ -8631,7 +7823,6 @@
     </w:p>
     <w:p>
       <w:pPr>
-        <w:pStyle w:val="style0"/>
         <w:spacing w:before="120"/>
         <w:jc w:val="both"/>
         <w:rPr>
@@ -8663,7 +7854,6 @@
     </w:p>
     <w:p>
       <w:pPr>
-        <w:pStyle w:val="style0"/>
         <w:spacing w:before="120"/>
         <w:jc w:val="both"/>
         <w:rPr>
@@ -8685,7 +7875,6 @@
     </w:p>
     <w:p>
       <w:pPr>
-        <w:pStyle w:val="style0"/>
         <w:spacing w:before="120"/>
         <w:jc w:val="both"/>
         <w:rPr>
@@ -8707,7 +7896,6 @@
     </w:p>
     <w:p>
       <w:pPr>
-        <w:pStyle w:val="style0"/>
         <w:spacing w:before="120"/>
         <w:jc w:val="both"/>
         <w:rPr>
@@ -8739,7 +7927,6 @@
     </w:p>
     <w:p>
       <w:pPr>
-        <w:pStyle w:val="style0"/>
         <w:spacing w:before="120"/>
         <w:jc w:val="both"/>
         <w:rPr>
@@ -8761,7 +7948,6 @@
     </w:p>
     <w:p>
       <w:pPr>
-        <w:pStyle w:val="style0"/>
         <w:spacing w:before="120"/>
         <w:jc w:val="both"/>
         <w:rPr>
@@ -8783,7 +7969,6 @@
     </w:p>
     <w:p>
       <w:pPr>
-        <w:pStyle w:val="style0"/>
         <w:spacing w:before="120"/>
         <w:jc w:val="both"/>
         <w:rPr>
@@ -8815,7 +8000,6 @@
     </w:p>
     <w:p>
       <w:pPr>
-        <w:pStyle w:val="style0"/>
         <w:spacing w:before="120"/>
         <w:jc w:val="both"/>
         <w:rPr>
@@ -8837,7 +8021,6 @@
     </w:p>
     <w:p>
       <w:pPr>
-        <w:pStyle w:val="style0"/>
         <w:spacing w:before="120"/>
         <w:jc w:val="both"/>
         <w:rPr>
@@ -8859,7 +8042,6 @@
     </w:p>
     <w:p>
       <w:pPr>
-        <w:pStyle w:val="style0"/>
         <w:spacing w:before="120"/>
         <w:jc w:val="both"/>
         <w:rPr>
@@ -8891,7 +8073,6 @@
     </w:p>
     <w:p>
       <w:pPr>
-        <w:pStyle w:val="style0"/>
         <w:spacing w:before="120"/>
         <w:jc w:val="both"/>
         <w:rPr>
@@ -8913,7 +8094,6 @@
     </w:p>
     <w:p>
       <w:pPr>
-        <w:pStyle w:val="style0"/>
         <w:spacing w:before="120"/>
         <w:jc w:val="both"/>
         <w:rPr>
@@ -8935,7 +8115,6 @@
     </w:p>
     <w:p>
       <w:pPr>
-        <w:pStyle w:val="style0"/>
         <w:spacing w:before="120"/>
         <w:jc w:val="both"/>
         <w:rPr>
@@ -8967,7 +8146,6 @@
     </w:p>
     <w:p>
       <w:pPr>
-        <w:pStyle w:val="style0"/>
         <w:spacing w:before="120"/>
         <w:rPr>
           <w:rFonts w:ascii="Times New Roman" w:hAnsi="Times New Roman"/>
@@ -8988,7 +8166,6 @@
     </w:p>
     <w:p>
       <w:pPr>
-        <w:pStyle w:val="style0"/>
         <w:spacing w:before="120"/>
         <w:jc w:val="both"/>
         <w:rPr>
@@ -9035,6 +8212,7 @@
           <w:lang w:val="fr-FR"/>
         </w:rPr>
         <w:tab/>
+        <w:t xml:space="preserve">Không kính: </w:t>
       </w:r>
       <w:r>
         <w:rPr>
@@ -9043,7 +8221,8 @@
           <w:szCs w:val="24"/>
           <w:lang w:val="fr-FR"/>
         </w:rPr>
-        <w:t xml:space="preserve">Không kính: </w:t>
+        <w:tab/>
+        <w:t xml:space="preserve">Mắt phải ……………… ; </w:t>
       </w:r>
       <w:r>
         <w:rPr>
@@ -9053,38 +8232,11 @@
           <w:lang w:val="fr-FR"/>
         </w:rPr>
         <w:tab/>
-      </w:r>
-      <w:r>
-        <w:rPr>
-          <w:rFonts w:ascii="Times New Roman" w:hAnsi="Times New Roman"/>
-          <w:sz w:val="24"/>
-          <w:szCs w:val="24"/>
-          <w:lang w:val="fr-FR"/>
-        </w:rPr>
-        <w:t xml:space="preserve">Mắt phải ……………… ; </w:t>
-      </w:r>
-      <w:r>
-        <w:rPr>
-          <w:rFonts w:ascii="Times New Roman" w:hAnsi="Times New Roman"/>
-          <w:sz w:val="24"/>
-          <w:szCs w:val="24"/>
-          <w:lang w:val="fr-FR"/>
-        </w:rPr>
-        <w:tab/>
-      </w:r>
-      <w:r>
-        <w:rPr>
-          <w:rFonts w:ascii="Times New Roman" w:hAnsi="Times New Roman"/>
-          <w:sz w:val="24"/>
-          <w:szCs w:val="24"/>
-          <w:lang w:val="fr-FR"/>
-        </w:rPr>
         <w:t>Mắt trái: ………………..</w:t>
       </w:r>
     </w:p>
     <w:p>
       <w:pPr>
-        <w:pStyle w:val="style0"/>
         <w:spacing w:before="120"/>
         <w:jc w:val="both"/>
         <w:rPr>
@@ -9111,6 +8263,7 @@
           <w:lang w:val="fr-FR"/>
         </w:rPr>
         <w:tab/>
+        <w:t xml:space="preserve">Mắt phải ……………… ; </w:t>
       </w:r>
       <w:r>
         <w:rPr>
@@ -9119,30 +8272,12 @@
           <w:szCs w:val="24"/>
           <w:lang w:val="fr-FR"/>
         </w:rPr>
-        <w:t xml:space="preserve">Mắt phải ……………… ; </w:t>
-      </w:r>
-      <w:r>
-        <w:rPr>
-          <w:rFonts w:ascii="Times New Roman" w:hAnsi="Times New Roman"/>
-          <w:sz w:val="24"/>
-          <w:szCs w:val="24"/>
-          <w:lang w:val="fr-FR"/>
-        </w:rPr>
         <w:tab/>
-      </w:r>
-      <w:r>
-        <w:rPr>
-          <w:rFonts w:ascii="Times New Roman" w:hAnsi="Times New Roman"/>
-          <w:sz w:val="24"/>
-          <w:szCs w:val="24"/>
-          <w:lang w:val="fr-FR"/>
-        </w:rPr>
         <w:t>Mắt trái: ………………..</w:t>
       </w:r>
     </w:p>
     <w:p>
       <w:pPr>
-        <w:pStyle w:val="style0"/>
         <w:spacing w:before="120"/>
         <w:ind w:firstLine="720"/>
         <w:jc w:val="both"/>
@@ -9160,11 +8295,12 @@
           <w:szCs w:val="24"/>
           <w:lang w:val="fr-FR"/>
         </w:rPr>
+        <w:lastRenderedPageBreak/>
         <w:t>Các b</w:t>
       </w:r>
       <w:r>
         <w:rPr>
-          <w:rFonts w:ascii="Times New Roman" w:cs="Calibri" w:hAnsi="Times New Roman"/>
+          <w:rFonts w:ascii="Times New Roman" w:hAnsi="Times New Roman" w:cs="Calibri"/>
           <w:sz w:val="24"/>
           <w:szCs w:val="24"/>
           <w:lang w:val="fr-FR"/>
@@ -9182,7 +8318,7 @@
       </w:r>
       <w:r>
         <w:rPr>
-          <w:rFonts w:ascii="Times New Roman" w:cs=".VnTime" w:hAnsi="Times New Roman"/>
+          <w:rFonts w:ascii="Times New Roman" w:hAnsi="Times New Roman" w:cs=".VnTime"/>
           <w:sz w:val="24"/>
           <w:szCs w:val="24"/>
           <w:lang w:val="fr-FR"/>
@@ -9200,7 +8336,7 @@
       </w:r>
       <w:r>
         <w:rPr>
-          <w:rFonts w:ascii="Times New Roman" w:cs="Calibri" w:hAnsi="Times New Roman"/>
+          <w:rFonts w:ascii="Times New Roman" w:hAnsi="Times New Roman" w:cs="Calibri"/>
           <w:sz w:val="24"/>
           <w:szCs w:val="24"/>
           <w:lang w:val="fr-FR"/>
@@ -9247,7 +8383,7 @@
     </w:p>
     <w:p>
       <w:pPr>
-        <w:pStyle w:val="style179"/>
+        <w:pStyle w:val="oancuaDanhsach"/>
         <w:spacing w:before="120"/>
         <w:ind w:left="284" w:firstLine="436"/>
         <w:jc w:val="both"/>
@@ -9270,7 +8406,6 @@
     </w:p>
     <w:p>
       <w:pPr>
-        <w:pStyle w:val="style0"/>
         <w:spacing w:before="120"/>
         <w:jc w:val="both"/>
         <w:rPr>
@@ -9311,7 +8446,6 @@
     </w:p>
     <w:p>
       <w:pPr>
-        <w:pStyle w:val="style0"/>
         <w:spacing w:before="120"/>
         <w:jc w:val="both"/>
         <w:rPr>
@@ -9333,7 +8467,6 @@
     </w:p>
     <w:p>
       <w:pPr>
-        <w:pStyle w:val="style0"/>
         <w:spacing w:before="120"/>
         <w:rPr>
           <w:rFonts w:ascii="Times New Roman" w:hAnsi="Times New Roman"/>
@@ -9365,7 +8498,6 @@
     </w:p>
     <w:p>
       <w:pPr>
-        <w:pStyle w:val="style0"/>
         <w:spacing w:before="120"/>
         <w:jc w:val="both"/>
         <w:rPr>
@@ -9387,7 +8519,6 @@
     </w:p>
     <w:p>
       <w:pPr>
-        <w:pStyle w:val="style0"/>
         <w:spacing w:before="120"/>
         <w:jc w:val="both"/>
         <w:rPr>
@@ -9409,7 +8540,6 @@
     </w:p>
     <w:p>
       <w:pPr>
-        <w:pStyle w:val="style0"/>
         <w:spacing w:before="120"/>
         <w:jc w:val="both"/>
         <w:rPr>
@@ -9452,7 +8582,6 @@
     </w:p>
     <w:p>
       <w:pPr>
-        <w:pStyle w:val="style0"/>
         <w:spacing w:before="120"/>
         <w:jc w:val="both"/>
         <w:rPr>
@@ -9474,7 +8603,6 @@
     </w:p>
     <w:p>
       <w:pPr>
-        <w:pStyle w:val="style0"/>
         <w:spacing w:before="120"/>
         <w:jc w:val="both"/>
         <w:rPr>
@@ -9496,7 +8624,6 @@
     </w:p>
     <w:p>
       <w:pPr>
-        <w:pStyle w:val="style0"/>
         <w:spacing w:before="120"/>
         <w:jc w:val="both"/>
         <w:rPr>
@@ -9518,7 +8645,6 @@
     </w:p>
     <w:p>
       <w:pPr>
-        <w:pStyle w:val="style0"/>
         <w:spacing w:before="120"/>
         <w:jc w:val="both"/>
         <w:rPr>
@@ -9540,7 +8666,6 @@
     </w:p>
     <w:p>
       <w:pPr>
-        <w:pStyle w:val="style0"/>
         <w:spacing w:before="120"/>
         <w:jc w:val="both"/>
         <w:rPr>
@@ -9562,7 +8687,6 @@
     </w:p>
     <w:p>
       <w:pPr>
-        <w:pStyle w:val="style0"/>
         <w:spacing w:before="120"/>
         <w:jc w:val="both"/>
         <w:rPr>
@@ -9584,7 +8708,6 @@
     </w:p>
     <w:p>
       <w:pPr>
-        <w:pStyle w:val="style0"/>
         <w:spacing w:before="120"/>
         <w:jc w:val="both"/>
         <w:rPr>
@@ -9606,7 +8729,6 @@
     </w:p>
     <w:p>
       <w:pPr>
-        <w:pStyle w:val="style0"/>
         <w:spacing w:before="120"/>
         <w:jc w:val="both"/>
         <w:rPr>
@@ -9628,7 +8750,6 @@
     </w:p>
     <w:p>
       <w:pPr>
-        <w:pStyle w:val="style0"/>
         <w:spacing w:before="120"/>
         <w:jc w:val="both"/>
         <w:rPr>
@@ -9650,7 +8771,6 @@
     </w:p>
     <w:p>
       <w:pPr>
-        <w:pStyle w:val="style0"/>
         <w:spacing w:before="120"/>
         <w:jc w:val="both"/>
         <w:rPr>
@@ -9672,7 +8792,6 @@
     </w:p>
     <w:p>
       <w:pPr>
-        <w:pStyle w:val="style0"/>
         <w:spacing w:before="120"/>
         <w:jc w:val="both"/>
         <w:rPr>
@@ -9694,7 +8813,6 @@
     </w:p>
     <w:p>
       <w:pPr>
-        <w:pStyle w:val="style0"/>
         <w:spacing w:before="120"/>
         <w:jc w:val="both"/>
         <w:rPr>
@@ -9716,7 +8834,6 @@
     </w:p>
     <w:p>
       <w:pPr>
-        <w:pStyle w:val="style0"/>
         <w:spacing w:before="120"/>
         <w:jc w:val="both"/>
         <w:rPr>
@@ -9738,7 +8855,6 @@
     </w:p>
     <w:p>
       <w:pPr>
-        <w:pStyle w:val="style0"/>
         <w:spacing w:before="120"/>
         <w:jc w:val="both"/>
         <w:rPr>
@@ -9760,7 +8876,6 @@
     </w:p>
     <w:p>
       <w:pPr>
-        <w:pStyle w:val="style0"/>
         <w:spacing w:before="120"/>
         <w:jc w:val="both"/>
         <w:rPr>
@@ -9782,7 +8897,6 @@
     </w:p>
     <w:p>
       <w:pPr>
-        <w:pStyle w:val="style0"/>
         <w:spacing w:before="120"/>
         <w:jc w:val="both"/>
         <w:rPr>
@@ -9804,7 +8918,6 @@
     </w:p>
     <w:p>
       <w:pPr>
-        <w:pStyle w:val="style0"/>
         <w:spacing w:before="120"/>
         <w:jc w:val="both"/>
         <w:rPr>
@@ -9829,7 +8942,6 @@
     </w:p>
     <w:p>
       <w:pPr>
-        <w:pStyle w:val="style0"/>
         <w:tabs>
           <w:tab w:val="right" w:leader="dot" w:pos="10490"/>
         </w:tabs>
@@ -9854,7 +8966,6 @@
     </w:p>
     <w:p>
       <w:pPr>
-        <w:pStyle w:val="style0"/>
         <w:tabs>
           <w:tab w:val="right" w:leader="dot" w:pos="10490"/>
         </w:tabs>
@@ -9879,7 +8990,6 @@
     </w:p>
     <w:p>
       <w:pPr>
-        <w:pStyle w:val="style0"/>
         <w:ind w:firstLine="567"/>
         <w:jc w:val="both"/>
         <w:rPr>
@@ -9900,15 +9010,12 @@
         <w:gridCol w:w="4961"/>
       </w:tblGrid>
       <w:tr>
-        <w:trPr/>
         <w:tc>
           <w:tcPr>
             <w:tcW w:w="5421" w:type="dxa"/>
-            <w:tcBorders/>
-          </w:tcPr>
-          <w:p>
-            <w:pPr>
-              <w:pStyle w:val="style0"/>
+          </w:tcPr>
+          <w:p>
+            <w:pPr>
               <w:jc w:val="center"/>
               <w:rPr>
                 <w:rFonts w:ascii="Times New Roman" w:hAnsi="Times New Roman"/>
@@ -9929,7 +9036,6 @@
           </w:p>
           <w:p>
             <w:pPr>
-              <w:pStyle w:val="style0"/>
               <w:jc w:val="center"/>
               <w:rPr>
                 <w:rFonts w:ascii="Times New Roman" w:hAnsi="Times New Roman"/>
@@ -9950,7 +9056,6 @@
           </w:p>
           <w:p>
             <w:pPr>
-              <w:pStyle w:val="style0"/>
               <w:jc w:val="center"/>
               <w:rPr>
                 <w:rFonts w:ascii="Times New Roman" w:hAnsi="Times New Roman"/>
@@ -9973,11 +9078,9 @@
         <w:tc>
           <w:tcPr>
             <w:tcW w:w="4961" w:type="dxa"/>
-            <w:tcBorders/>
-          </w:tcPr>
-          <w:p>
-            <w:pPr>
-              <w:pStyle w:val="style0"/>
+          </w:tcPr>
+          <w:p>
+            <w:pPr>
               <w:jc w:val="center"/>
               <w:rPr>
                 <w:rFonts w:ascii="Times New Roman" w:hAnsi="Times New Roman"/>
@@ -9998,7 +9101,6 @@
           </w:p>
           <w:p>
             <w:pPr>
-              <w:pStyle w:val="style0"/>
               <w:jc w:val="center"/>
               <w:rPr>
                 <w:rFonts w:ascii="Times New Roman" w:hAnsi="Times New Roman"/>
@@ -10019,7 +9121,6 @@
           </w:p>
           <w:p>
             <w:pPr>
-              <w:pStyle w:val="style0"/>
               <w:jc w:val="center"/>
               <w:rPr>
                 <w:rFonts w:ascii="Times New Roman" w:hAnsi="Times New Roman"/>
@@ -10043,68 +9144,20 @@
     </w:tbl>
     <w:p>
       <w:pPr>
-        <w:pStyle w:val="style0"/>
         <w:jc w:val="center"/>
-        <w:rPr/>
-      </w:pPr>
-    </w:p>
-    <w:p>
-      <w:pPr>
-        <w:pStyle w:val="style0"/>
-        <w:rPr/>
-      </w:pPr>
-    </w:p>
-    <w:p>
-      <w:pPr>
-        <w:pStyle w:val="style0"/>
-        <w:rPr/>
-      </w:pPr>
-    </w:p>
-    <w:p>
-      <w:pPr>
-        <w:pStyle w:val="style0"/>
-        <w:rPr/>
-      </w:pPr>
-    </w:p>
-    <w:p>
-      <w:pPr>
-        <w:pStyle w:val="style0"/>
-        <w:rPr/>
-      </w:pPr>
-    </w:p>
-    <w:p>
-      <w:pPr>
-        <w:pStyle w:val="style0"/>
-        <w:rPr/>
-      </w:pPr>
-    </w:p>
-    <w:p>
-      <w:pPr>
-        <w:pStyle w:val="style0"/>
-        <w:rPr/>
-      </w:pPr>
-    </w:p>
-    <w:p>
-      <w:pPr>
-        <w:pStyle w:val="style0"/>
-        <w:rPr/>
-      </w:pPr>
-    </w:p>
-    <w:p>
-      <w:pPr>
-        <w:pStyle w:val="style0"/>
-        <w:rPr/>
-      </w:pPr>
-    </w:p>
-    <w:p>
-      <w:pPr>
-        <w:pStyle w:val="style0"/>
-        <w:rPr/>
-      </w:pPr>
-    </w:p>
-    <w:p>
-      <w:pPr>
-        <w:pStyle w:val="style0"/>
+      </w:pPr>
+    </w:p>
+    <w:p/>
+    <w:p/>
+    <w:p/>
+    <w:p/>
+    <w:p/>
+    <w:p/>
+    <w:p/>
+    <w:p/>
+    <w:p/>
+    <w:p>
+      <w:pPr>
         <w:rPr>
           <w:rFonts w:ascii="Times New Roman" w:hAnsi="Times New Roman"/>
           <w:b/>
@@ -10115,7 +9168,6 @@
     </w:p>
     <w:p>
       <w:pPr>
-        <w:pStyle w:val="style0"/>
         <w:rPr>
           <w:rFonts w:ascii="Times New Roman" w:hAnsi="Times New Roman"/>
           <w:b/>
@@ -10126,7 +9178,6 @@
     </w:p>
     <w:p>
       <w:pPr>
-        <w:pStyle w:val="style0"/>
         <w:rPr>
           <w:rFonts w:ascii="Times New Roman" w:hAnsi="Times New Roman"/>
           <w:b/>
@@ -10141,18 +9192,19 @@
           <w:sz w:val="18"/>
           <w:szCs w:val="18"/>
         </w:rPr>
+        <w:lastRenderedPageBreak/>
         <w:t>Ghi chú:</w:t>
       </w:r>
     </w:p>
     <w:p>
       <w:pPr>
-        <w:pStyle w:val="style179"/>
+        <w:pStyle w:val="oancuaDanhsach"/>
         <w:numPr>
           <w:ilvl w:val="0"/>
           <w:numId w:val="4"/>
         </w:numPr>
         <w:tabs>
-          <w:tab w:val="left" w:leader="none" w:pos="284"/>
+          <w:tab w:val="left" w:pos="284"/>
         </w:tabs>
         <w:ind w:left="0" w:firstLine="0"/>
         <w:jc w:val="both"/>
@@ -10175,13 +9227,13 @@
     </w:p>
     <w:p>
       <w:pPr>
-        <w:pStyle w:val="style179"/>
+        <w:pStyle w:val="oancuaDanhsach"/>
         <w:numPr>
           <w:ilvl w:val="0"/>
           <w:numId w:val="4"/>
         </w:numPr>
         <w:tabs>
-          <w:tab w:val="left" w:leader="none" w:pos="284"/>
+          <w:tab w:val="left" w:pos="284"/>
         </w:tabs>
         <w:ind w:left="0" w:firstLine="0"/>
         <w:jc w:val="both"/>
@@ -10203,11 +9255,11 @@
       </w:r>
     </w:p>
     <w:sectPr>
-      <w:footerReference w:type="even" r:id="rId3"/>
-      <w:footerReference w:type="default" r:id="rId4"/>
-      <w:pgSz w:w="11907" w:h="16840" w:orient="portrait"/>
+      <w:footerReference w:type="even" r:id="rId10"/>
+      <w:footerReference w:type="default" r:id="rId11"/>
+      <w:pgSz w:w="11907" w:h="16840"/>
       <w:pgMar w:top="567" w:right="567" w:bottom="567" w:left="680" w:header="720" w:footer="301" w:gutter="0"/>
-      <w:pgBorders w:zOrder="front" w:display="firstPage" w:offsetFrom="page">
+      <w:pgBorders w:display="firstPage" w:offsetFrom="page">
         <w:top w:val="triple" w:sz="4" w:space="24" w:color="auto"/>
         <w:left w:val="triple" w:sz="4" w:space="24" w:color="auto"/>
         <w:bottom w:val="triple" w:sz="4" w:space="24" w:color="auto"/>
@@ -10219,49 +9271,67 @@
 </w:document>
 </file>
 
+<file path=word/endnotes.xml><?xml version="1.0" encoding="utf-8"?>
+<w:endnotes xmlns:wpc="http://schemas.microsoft.com/office/word/2010/wordprocessingCanvas" xmlns:cx="http://schemas.microsoft.com/office/drawing/2014/chartex" xmlns:cx1="http://schemas.microsoft.com/office/drawing/2015/9/8/chartex" xmlns:cx2="http://schemas.microsoft.com/office/drawing/2015/10/21/chartex" xmlns:cx3="http://schemas.microsoft.com/office/drawing/2016/5/9/chartex" xmlns:cx4="http://schemas.microsoft.com/office/drawing/2016/5/10/chartex" xmlns:cx5="http://schemas.microsoft.com/office/drawing/2016/5/11/chartex" xmlns:cx6="http://schemas.microsoft.com/office/drawing/2016/5/12/chartex" xmlns:cx7="http://schemas.microsoft.com/office/drawing/2016/5/13/chartex" xmlns:cx8="http://schemas.microsoft.com/office/drawing/2016/5/14/chartex" xmlns:mc="http://schemas.openxmlformats.org/markup-compatibility/2006" xmlns:aink="http://schemas.microsoft.com/office/drawing/2016/ink" xmlns:am3d="http://schemas.microsoft.com/office/drawing/2017/model3d" xmlns:o="urn:schemas-microsoft-com:office:office" xmlns:oel="http://schemas.microsoft.com/office/2019/extlst" xmlns:r="http://schemas.openxmlformats.org/officeDocument/2006/relationships" xmlns:m="http://schemas.openxmlformats.org/officeDocument/2006/math" xmlns:v="urn:schemas-microsoft-com:vml" xmlns:wp14="http://schemas.microsoft.com/office/word/2010/wordprocessingDrawing" xmlns:wp="http://schemas.openxmlformats.org/drawingml/2006/wordprocessingDrawing" xmlns:w10="urn:schemas-microsoft-com:office:word" xmlns:w="http://schemas.openxmlformats.org/wordprocessingml/2006/main" xmlns:w14="http://schemas.microsoft.com/office/word/2010/wordml" xmlns:w15="http://schemas.microsoft.com/office/word/2012/wordml" xmlns:w16cex="http://schemas.microsoft.com/office/word/2018/wordml/cex" xmlns:w16cid="http://schemas.microsoft.com/office/word/2016/wordml/cid" xmlns:w16="http://schemas.microsoft.com/office/word/2018/wordml" xmlns:w16du="http://schemas.microsoft.com/office/word/2023/wordml/word16du" xmlns:w16sdtdh="http://schemas.microsoft.com/office/word/2020/wordml/sdtdatahash" xmlns:w16sdtfl="http://schemas.microsoft.com/office/word/2024/wordml/sdtformatlock" xmlns:w16se="http://schemas.microsoft.com/office/word/2015/wordml/symex" xmlns:wpg="http://schemas.microsoft.com/office/word/2010/wordprocessingGroup" xmlns:wpi="http://schemas.microsoft.com/office/word/2010/wordprocessingInk" xmlns:wne="http://schemas.microsoft.com/office/word/2006/wordml" xmlns:wps="http://schemas.microsoft.com/office/word/2010/wordprocessingShape" mc:Ignorable="w14 w15 w16se w16cid w16 w16cex w16sdtdh w16sdtfl w16du wp14">
+  <w:endnote w:type="separator" w:id="-1">
+    <w:p>
+      <w:r>
+        <w:separator/>
+      </w:r>
+    </w:p>
+  </w:endnote>
+  <w:endnote w:type="continuationSeparator" w:id="0">
+    <w:p>
+      <w:r>
+        <w:continuationSeparator/>
+      </w:r>
+    </w:p>
+  </w:endnote>
+</w:endnotes>
+</file>
+
 <file path=word/footer1.xml><?xml version="1.0" encoding="utf-8"?>
-<w:ftr xmlns:w="http://schemas.openxmlformats.org/wordprocessingml/2006/main" xmlns:wp="http://schemas.openxmlformats.org/drawingml/2006/wordprocessingDrawing" xmlns:r="http://schemas.openxmlformats.org/officeDocument/2006/relationships" xmlns:v="urn:schemas-microsoft-com:vml" xmlns:w10="urn:schemas-microsoft-com:office:word" xmlns:o="urn:schemas-microsoft-com:office:office" xmlns:wp14="http://schemas.microsoft.com/office/word/2010/wordprocessingDrawing" xmlns:w14="http://schemas.microsoft.com/office/word/2010/wordml" xmlns:mc="http://schemas.openxmlformats.org/markup-compatibility/2006" xmlns:m="http://schemas.openxmlformats.org/officeDocument/2006/math" xmlns:wps="http://schemas.microsoft.com/office/word/2010/wordprocessingShape" xmlns:wpg="http://schemas.microsoft.com/office/word/2010/wordprocessingGroup" xmlns:wpi="http://schemas.microsoft.com/office/word/2010/wordprocessingInk" xmlns:wpc="http://schemas.microsoft.com/office/word/2010/wordprocessingCanvas" xmlns:wpsCustomData="http://www.wps.cn/officeDocument/2013/wpsCustomData" mc:Ignorable="w14 wp14">
+<w:ftr xmlns:wpc="http://schemas.microsoft.com/office/word/2010/wordprocessingCanvas" xmlns:cx="http://schemas.microsoft.com/office/drawing/2014/chartex" xmlns:cx1="http://schemas.microsoft.com/office/drawing/2015/9/8/chartex" xmlns:cx2="http://schemas.microsoft.com/office/drawing/2015/10/21/chartex" xmlns:cx3="http://schemas.microsoft.com/office/drawing/2016/5/9/chartex" xmlns:cx4="http://schemas.microsoft.com/office/drawing/2016/5/10/chartex" xmlns:cx5="http://schemas.microsoft.com/office/drawing/2016/5/11/chartex" xmlns:cx6="http://schemas.microsoft.com/office/drawing/2016/5/12/chartex" xmlns:cx7="http://schemas.microsoft.com/office/drawing/2016/5/13/chartex" xmlns:cx8="http://schemas.microsoft.com/office/drawing/2016/5/14/chartex" xmlns:mc="http://schemas.openxmlformats.org/markup-compatibility/2006" xmlns:aink="http://schemas.microsoft.com/office/drawing/2016/ink" xmlns:am3d="http://schemas.microsoft.com/office/drawing/2017/model3d" xmlns:o="urn:schemas-microsoft-com:office:office" xmlns:oel="http://schemas.microsoft.com/office/2019/extlst" xmlns:r="http://schemas.openxmlformats.org/officeDocument/2006/relationships" xmlns:m="http://schemas.openxmlformats.org/officeDocument/2006/math" xmlns:v="urn:schemas-microsoft-com:vml" xmlns:wp14="http://schemas.microsoft.com/office/word/2010/wordprocessingDrawing" xmlns:wp="http://schemas.openxmlformats.org/drawingml/2006/wordprocessingDrawing" xmlns:w10="urn:schemas-microsoft-com:office:word" xmlns:w="http://schemas.openxmlformats.org/wordprocessingml/2006/main" xmlns:w14="http://schemas.microsoft.com/office/word/2010/wordml" xmlns:w15="http://schemas.microsoft.com/office/word/2012/wordml" xmlns:w16cex="http://schemas.microsoft.com/office/word/2018/wordml/cex" xmlns:w16cid="http://schemas.microsoft.com/office/word/2016/wordml/cid" xmlns:w16="http://schemas.microsoft.com/office/word/2018/wordml" xmlns:w16du="http://schemas.microsoft.com/office/word/2023/wordml/word16du" xmlns:w16sdtdh="http://schemas.microsoft.com/office/word/2020/wordml/sdtdatahash" xmlns:w16sdtfl="http://schemas.microsoft.com/office/word/2024/wordml/sdtformatlock" xmlns:w16se="http://schemas.microsoft.com/office/word/2015/wordml/symex" xmlns:wpg="http://schemas.microsoft.com/office/word/2010/wordprocessingGroup" xmlns:wpi="http://schemas.microsoft.com/office/word/2010/wordprocessingInk" xmlns:wne="http://schemas.microsoft.com/office/word/2006/wordml" xmlns:wps="http://schemas.microsoft.com/office/word/2010/wordprocessingShape" mc:Ignorable="w14 w15 w16se w16cid w16 w16cex w16sdtdh w16sdtfl w16du wp14">
   <w:p>
     <w:pPr>
-      <w:pStyle w:val="style32"/>
-      <w:framePr w:wrap="around" w:hAnchor="margin" w:vAnchor="text" w:xAlign="center" w:y="1"/>
+      <w:pStyle w:val="Chntrang"/>
+      <w:framePr w:wrap="around" w:vAnchor="text" w:hAnchor="margin" w:xAlign="center" w:y="1"/>
       <w:rPr>
-        <w:rStyle w:val="style41"/>
+        <w:rStyle w:val="Strang"/>
       </w:rPr>
     </w:pPr>
     <w:r>
       <w:rPr>
-        <w:rStyle w:val="style41"/>
+        <w:rStyle w:val="Strang"/>
       </w:rPr>
       <w:fldChar w:fldCharType="begin"/>
     </w:r>
     <w:r>
       <w:rPr>
-        <w:rStyle w:val="style41"/>
+        <w:rStyle w:val="Strang"/>
       </w:rPr>
       <w:instrText xml:space="preserve">PAGE  </w:instrText>
     </w:r>
     <w:r>
       <w:rPr>
-        <w:rStyle w:val="style41"/>
+        <w:rStyle w:val="Strang"/>
       </w:rPr>
       <w:fldChar w:fldCharType="end"/>
     </w:r>
   </w:p>
   <w:p>
     <w:pPr>
-      <w:pStyle w:val="style32"/>
-      <w:rPr/>
+      <w:pStyle w:val="Chntrang"/>
     </w:pPr>
   </w:p>
 </w:ftr>
 </file>
 
 <file path=word/footer2.xml><?xml version="1.0" encoding="utf-8"?>
-<w:ftr xmlns:w="http://schemas.openxmlformats.org/wordprocessingml/2006/main" xmlns:wp="http://schemas.openxmlformats.org/drawingml/2006/wordprocessingDrawing" xmlns:r="http://schemas.openxmlformats.org/officeDocument/2006/relationships" xmlns:v="urn:schemas-microsoft-com:vml" xmlns:w10="urn:schemas-microsoft-com:office:word" xmlns:o="urn:schemas-microsoft-com:office:office" xmlns:wp14="http://schemas.microsoft.com/office/word/2010/wordprocessingDrawing" xmlns:w14="http://schemas.microsoft.com/office/word/2010/wordml" xmlns:mc="http://schemas.openxmlformats.org/markup-compatibility/2006" xmlns:m="http://schemas.openxmlformats.org/officeDocument/2006/math" xmlns:wps="http://schemas.microsoft.com/office/word/2010/wordprocessingShape" xmlns:wpg="http://schemas.microsoft.com/office/word/2010/wordprocessingGroup" xmlns:wpi="http://schemas.microsoft.com/office/word/2010/wordprocessingInk" xmlns:wpc="http://schemas.microsoft.com/office/word/2010/wordprocessingCanvas" xmlns:wpsCustomData="http://www.wps.cn/officeDocument/2013/wpsCustomData" mc:Ignorable="w14 wp14">
+<w:ftr xmlns:wpc="http://schemas.microsoft.com/office/word/2010/wordprocessingCanvas" xmlns:cx="http://schemas.microsoft.com/office/drawing/2014/chartex" xmlns:cx1="http://schemas.microsoft.com/office/drawing/2015/9/8/chartex" xmlns:cx2="http://schemas.microsoft.com/office/drawing/2015/10/21/chartex" xmlns:cx3="http://schemas.microsoft.com/office/drawing/2016/5/9/chartex" xmlns:cx4="http://schemas.microsoft.com/office/drawing/2016/5/10/chartex" xmlns:cx5="http://schemas.microsoft.com/office/drawing/2016/5/11/chartex" xmlns:cx6="http://schemas.microsoft.com/office/drawing/2016/5/12/chartex" xmlns:cx7="http://schemas.microsoft.com/office/drawing/2016/5/13/chartex" xmlns:cx8="http://schemas.microsoft.com/office/drawing/2016/5/14/chartex" xmlns:mc="http://schemas.openxmlformats.org/markup-compatibility/2006" xmlns:aink="http://schemas.microsoft.com/office/drawing/2016/ink" xmlns:am3d="http://schemas.microsoft.com/office/drawing/2017/model3d" xmlns:o="urn:schemas-microsoft-com:office:office" xmlns:oel="http://schemas.microsoft.com/office/2019/extlst" xmlns:r="http://schemas.openxmlformats.org/officeDocument/2006/relationships" xmlns:m="http://schemas.openxmlformats.org/officeDocument/2006/math" xmlns:v="urn:schemas-microsoft-com:vml" xmlns:wp14="http://schemas.microsoft.com/office/word/2010/wordprocessingDrawing" xmlns:wp="http://schemas.openxmlformats.org/drawingml/2006/wordprocessingDrawing" xmlns:w10="urn:schemas-microsoft-com:office:word" xmlns:w="http://schemas.openxmlformats.org/wordprocessingml/2006/main" xmlns:w14="http://schemas.microsoft.com/office/word/2010/wordml" xmlns:w15="http://schemas.microsoft.com/office/word/2012/wordml" xmlns:w16cex="http://schemas.microsoft.com/office/word/2018/wordml/cex" xmlns:w16cid="http://schemas.microsoft.com/office/word/2016/wordml/cid" xmlns:w16="http://schemas.microsoft.com/office/word/2018/wordml" xmlns:w16du="http://schemas.microsoft.com/office/word/2023/wordml/word16du" xmlns:w16sdtdh="http://schemas.microsoft.com/office/word/2020/wordml/sdtdatahash" xmlns:w16sdtfl="http://schemas.microsoft.com/office/word/2024/wordml/sdtformatlock" xmlns:w16se="http://schemas.microsoft.com/office/word/2015/wordml/symex" xmlns:wpg="http://schemas.microsoft.com/office/word/2010/wordprocessingGroup" xmlns:wpi="http://schemas.microsoft.com/office/word/2010/wordprocessingInk" xmlns:wne="http://schemas.microsoft.com/office/word/2006/wordml" xmlns:wps="http://schemas.microsoft.com/office/word/2010/wordprocessingShape" mc:Ignorable="w14 w15 w16se w16cid w16 w16cex w16sdtdh w16sdtfl w16du wp14">
   <w:tbl>
     <w:tblPr>
-      <w:tblStyle w:val="style154"/>
+      <w:tblStyle w:val="LiBang"/>
       <w:tblW w:w="0" w:type="auto"/>
       <w:tblBorders>
         <w:top w:val="none" w:sz="0" w:space="0" w:color="auto"/>
@@ -10279,16 +9349,15 @@
     </w:tblGrid>
     <w:tr>
       <w:trPr>
-        <w:trHeight w:val="74" w:hRule="atLeast"/>
+        <w:trHeight w:val="74"/>
       </w:trPr>
       <w:tc>
         <w:tcPr>
           <w:tcW w:w="5268" w:type="dxa"/>
-          <w:tcBorders/>
         </w:tcPr>
         <w:p>
           <w:pPr>
-            <w:pStyle w:val="style32"/>
+            <w:pStyle w:val="Chntrang"/>
             <w:rPr>
               <w:rFonts w:ascii="Times New Roman" w:hAnsi="Times New Roman"/>
               <w:i/>
@@ -10309,11 +9378,10 @@
       <w:tc>
         <w:tcPr>
           <w:tcW w:w="5269" w:type="dxa"/>
-          <w:tcBorders/>
         </w:tcPr>
         <w:p>
           <w:pPr>
-            <w:pStyle w:val="style32"/>
+            <w:pStyle w:val="Chntrang"/>
             <w:jc w:val="right"/>
             <w:rPr>
               <w:rFonts w:ascii="Times New Roman" w:hAnsi="Times New Roman"/>
@@ -10328,17 +9396,34 @@
   </w:tbl>
   <w:p>
     <w:pPr>
-      <w:pStyle w:val="style32"/>
-      <w:rPr/>
+      <w:pStyle w:val="Chntrang"/>
     </w:pPr>
   </w:p>
 </w:ftr>
 </file>
 
+<file path=word/footnotes.xml><?xml version="1.0" encoding="utf-8"?>
+<w:footnotes xmlns:wpc="http://schemas.microsoft.com/office/word/2010/wordprocessingCanvas" xmlns:cx="http://schemas.microsoft.com/office/drawing/2014/chartex" xmlns:cx1="http://schemas.microsoft.com/office/drawing/2015/9/8/chartex" xmlns:cx2="http://schemas.microsoft.com/office/drawing/2015/10/21/chartex" xmlns:cx3="http://schemas.microsoft.com/office/drawing/2016/5/9/chartex" xmlns:cx4="http://schemas.microsoft.com/office/drawing/2016/5/10/chartex" xmlns:cx5="http://schemas.microsoft.com/office/drawing/2016/5/11/chartex" xmlns:cx6="http://schemas.microsoft.com/office/drawing/2016/5/12/chartex" xmlns:cx7="http://schemas.microsoft.com/office/drawing/2016/5/13/chartex" xmlns:cx8="http://schemas.microsoft.com/office/drawing/2016/5/14/chartex" xmlns:mc="http://schemas.openxmlformats.org/markup-compatibility/2006" xmlns:aink="http://schemas.microsoft.com/office/drawing/2016/ink" xmlns:am3d="http://schemas.microsoft.com/office/drawing/2017/model3d" xmlns:o="urn:schemas-microsoft-com:office:office" xmlns:oel="http://schemas.microsoft.com/office/2019/extlst" xmlns:r="http://schemas.openxmlformats.org/officeDocument/2006/relationships" xmlns:m="http://schemas.openxmlformats.org/officeDocument/2006/math" xmlns:v="urn:schemas-microsoft-com:vml" xmlns:wp14="http://schemas.microsoft.com/office/word/2010/wordprocessingDrawing" xmlns:wp="http://schemas.openxmlformats.org/drawingml/2006/wordprocessingDrawing" xmlns:w10="urn:schemas-microsoft-com:office:word" xmlns:w="http://schemas.openxmlformats.org/wordprocessingml/2006/main" xmlns:w14="http://schemas.microsoft.com/office/word/2010/wordml" xmlns:w15="http://schemas.microsoft.com/office/word/2012/wordml" xmlns:w16cex="http://schemas.microsoft.com/office/word/2018/wordml/cex" xmlns:w16cid="http://schemas.microsoft.com/office/word/2016/wordml/cid" xmlns:w16="http://schemas.microsoft.com/office/word/2018/wordml" xmlns:w16du="http://schemas.microsoft.com/office/word/2023/wordml/word16du" xmlns:w16sdtdh="http://schemas.microsoft.com/office/word/2020/wordml/sdtdatahash" xmlns:w16sdtfl="http://schemas.microsoft.com/office/word/2024/wordml/sdtformatlock" xmlns:w16se="http://schemas.microsoft.com/office/word/2015/wordml/symex" xmlns:wpg="http://schemas.microsoft.com/office/word/2010/wordprocessingGroup" xmlns:wpi="http://schemas.microsoft.com/office/word/2010/wordprocessingInk" xmlns:wne="http://schemas.microsoft.com/office/word/2006/wordml" xmlns:wps="http://schemas.microsoft.com/office/word/2010/wordprocessingShape" mc:Ignorable="w14 w15 w16se w16cid w16 w16cex w16sdtdh w16sdtfl w16du wp14">
+  <w:footnote w:type="separator" w:id="-1">
+    <w:p>
+      <w:r>
+        <w:separator/>
+      </w:r>
+    </w:p>
+  </w:footnote>
+  <w:footnote w:type="continuationSeparator" w:id="0">
+    <w:p>
+      <w:r>
+        <w:continuationSeparator/>
+      </w:r>
+    </w:p>
+  </w:footnote>
+</w:footnotes>
+</file>
+
 <file path=word/numbering.xml><?xml version="1.0" encoding="utf-8"?>
-<w:numbering xmlns:wpc="http://schemas.microsoft.com/office/word/2010/wordprocessingCanvas" xmlns:mc="http://schemas.openxmlformats.org/markup-compatibility/2006" xmlns:o="urn:schemas-microsoft-com:office:office" xmlns:r="http://schemas.openxmlformats.org/package/2006/relationships" xmlns:m="http://schemas.openxmlformats.org/officeDocument/2006/math" xmlns:v="urn:schemas-microsoft-com:vml" xmlns:wp14="http://schemas.microsoft.com/office/word/2010/wordprocessingDrawing" xmlns:wp="http://schemas.openxmlformats.org/drawingml/2006/wordprocessingDrawing" xmlns:w10="urn:schemas-microsoft-com:office:word" xmlns:w="http://schemas.openxmlformats.org/wordprocessingml/2006/main" xmlns:w14="http://schemas.microsoft.com/office/word/2010/wordml" xmlns:wpg="http://schemas.microsoft.com/office/word/2010/wordprocessingGroup" xmlns:wpi="http://schemas.microsoft.com/office/word/2010/wordprocessingInk" xmlns:wne="http://schemas.microsoft.com/office/word/2006/wordml" xmlns:wps="http://schemas.microsoft.com/office/word/2010/wordprocessingShape" mc:Ignorable="w14 wp14">
-  <w:abstractNum w:abstractNumId="0">
-    <w:nsid w:val="00000000"/>
+<w:numbering xmlns:wpc="http://schemas.microsoft.com/office/word/2010/wordprocessingCanvas" xmlns:cx="http://schemas.microsoft.com/office/drawing/2014/chartex" xmlns:cx1="http://schemas.microsoft.com/office/drawing/2015/9/8/chartex" xmlns:cx2="http://schemas.microsoft.com/office/drawing/2015/10/21/chartex" xmlns:cx3="http://schemas.microsoft.com/office/drawing/2016/5/9/chartex" xmlns:cx4="http://schemas.microsoft.com/office/drawing/2016/5/10/chartex" xmlns:cx5="http://schemas.microsoft.com/office/drawing/2016/5/11/chartex" xmlns:cx6="http://schemas.microsoft.com/office/drawing/2016/5/12/chartex" xmlns:cx7="http://schemas.microsoft.com/office/drawing/2016/5/13/chartex" xmlns:cx8="http://schemas.microsoft.com/office/drawing/2016/5/14/chartex" xmlns:mc="http://schemas.openxmlformats.org/markup-compatibility/2006" xmlns:aink="http://schemas.microsoft.com/office/drawing/2016/ink" xmlns:am3d="http://schemas.microsoft.com/office/drawing/2017/model3d" xmlns:o="urn:schemas-microsoft-com:office:office" xmlns:oel="http://schemas.microsoft.com/office/2019/extlst" xmlns:r="http://schemas.openxmlformats.org/officeDocument/2006/relationships" xmlns:m="http://schemas.openxmlformats.org/officeDocument/2006/math" xmlns:v="urn:schemas-microsoft-com:vml" xmlns:wp14="http://schemas.microsoft.com/office/word/2010/wordprocessingDrawing" xmlns:wp="http://schemas.openxmlformats.org/drawingml/2006/wordprocessingDrawing" xmlns:w10="urn:schemas-microsoft-com:office:word" xmlns:w="http://schemas.openxmlformats.org/wordprocessingml/2006/main" xmlns:w14="http://schemas.microsoft.com/office/word/2010/wordml" xmlns:w15="http://schemas.microsoft.com/office/word/2012/wordml" xmlns:w16cex="http://schemas.microsoft.com/office/word/2018/wordml/cex" xmlns:w16cid="http://schemas.microsoft.com/office/word/2016/wordml/cid" xmlns:w16="http://schemas.microsoft.com/office/word/2018/wordml" xmlns:w16du="http://schemas.microsoft.com/office/word/2023/wordml/word16du" xmlns:w16sdtdh="http://schemas.microsoft.com/office/word/2020/wordml/sdtdatahash" xmlns:w16sdtfl="http://schemas.microsoft.com/office/word/2024/wordml/sdtformatlock" xmlns:w16se="http://schemas.microsoft.com/office/word/2015/wordml/symex" xmlns:wpg="http://schemas.microsoft.com/office/word/2010/wordprocessingGroup" xmlns:wpi="http://schemas.microsoft.com/office/word/2010/wordprocessingInk" xmlns:wne="http://schemas.microsoft.com/office/word/2006/wordml" xmlns:wps="http://schemas.microsoft.com/office/word/2010/wordprocessingShape" mc:Ignorable="w14 w15 w16se w16cid w16 w16cex w16sdtdh w16sdtfl w16du wp14">
+  <w:abstractNum w:abstractNumId="0" w15:restartNumberingAfterBreak="0">
     <w:multiLevelType w:val="multilevel"/>
     <w:tmpl w:val="2B3A1163"/>
     <w:lvl w:ilvl="0">
@@ -10348,7 +9433,7 @@
       <w:lvlJc w:val="left"/>
       <w:pPr>
         <w:tabs>
-          <w:tab w:val="left" w:leader="none" w:pos="720"/>
+          <w:tab w:val="left" w:pos="720"/>
         </w:tabs>
         <w:ind w:left="720" w:hanging="360"/>
       </w:pPr>
@@ -10363,7 +9448,7 @@
       <w:lvlJc w:val="left"/>
       <w:pPr>
         <w:tabs>
-          <w:tab w:val="left" w:leader="none" w:pos="720"/>
+          <w:tab w:val="left" w:pos="720"/>
         </w:tabs>
         <w:ind w:left="720" w:hanging="360"/>
       </w:pPr>
@@ -10378,7 +9463,7 @@
       <w:lvlJc w:val="left"/>
       <w:pPr>
         <w:tabs>
-          <w:tab w:val="left" w:leader="none" w:pos="2340"/>
+          <w:tab w:val="left" w:pos="2340"/>
         </w:tabs>
         <w:ind w:left="2340" w:hanging="360"/>
       </w:pPr>
@@ -10393,7 +9478,7 @@
       <w:lvlJc w:val="left"/>
       <w:pPr>
         <w:tabs>
-          <w:tab w:val="left" w:leader="none" w:pos="2880"/>
+          <w:tab w:val="left" w:pos="2880"/>
         </w:tabs>
         <w:ind w:left="2880" w:hanging="360"/>
       </w:pPr>
@@ -10405,7 +9490,7 @@
       <w:lvlJc w:val="left"/>
       <w:pPr>
         <w:tabs>
-          <w:tab w:val="left" w:leader="none" w:pos="3600"/>
+          <w:tab w:val="left" w:pos="3600"/>
         </w:tabs>
         <w:ind w:left="3600" w:hanging="360"/>
       </w:pPr>
@@ -10417,7 +9502,7 @@
       <w:lvlJc w:val="right"/>
       <w:pPr>
         <w:tabs>
-          <w:tab w:val="left" w:leader="none" w:pos="4320"/>
+          <w:tab w:val="left" w:pos="4320"/>
         </w:tabs>
         <w:ind w:left="4320" w:hanging="180"/>
       </w:pPr>
@@ -10429,7 +9514,7 @@
       <w:lvlJc w:val="left"/>
       <w:pPr>
         <w:tabs>
-          <w:tab w:val="left" w:leader="none" w:pos="5040"/>
+          <w:tab w:val="left" w:pos="5040"/>
         </w:tabs>
         <w:ind w:left="5040" w:hanging="360"/>
       </w:pPr>
@@ -10441,7 +9526,7 @@
       <w:lvlJc w:val="left"/>
       <w:pPr>
         <w:tabs>
-          <w:tab w:val="left" w:leader="none" w:pos="5760"/>
+          <w:tab w:val="left" w:pos="5760"/>
         </w:tabs>
         <w:ind w:left="5760" w:hanging="360"/>
       </w:pPr>
@@ -10453,13 +9538,13 @@
       <w:lvlJc w:val="right"/>
       <w:pPr>
         <w:tabs>
-          <w:tab w:val="left" w:leader="none" w:pos="6480"/>
+          <w:tab w:val="left" w:pos="6480"/>
         </w:tabs>
         <w:ind w:left="6480" w:hanging="180"/>
       </w:pPr>
     </w:lvl>
   </w:abstractNum>
-  <w:abstractNum w:abstractNumId="1">
+  <w:abstractNum w:abstractNumId="1" w15:restartNumberingAfterBreak="0">
     <w:nsid w:val="00000001"/>
     <w:multiLevelType w:val="multilevel"/>
     <w:tmpl w:val="53970EA7"/>
@@ -10472,7 +9557,7 @@
         <w:ind w:left="720" w:hanging="360"/>
       </w:pPr>
       <w:rPr>
-        <w:rFonts w:ascii="Times New Roman" w:cs="Times New Roman" w:eastAsia="Times New Roman" w:hAnsi="Times New Roman" w:hint="default"/>
+        <w:rFonts w:ascii="Times New Roman" w:eastAsia="Times New Roman" w:hAnsi="Times New Roman" w:cs="Times New Roman" w:hint="default"/>
       </w:rPr>
     </w:lvl>
     <w:lvl w:ilvl="1">
@@ -10484,7 +9569,7 @@
         <w:ind w:left="1440" w:hanging="360"/>
       </w:pPr>
       <w:rPr>
-        <w:rFonts w:ascii="Courier New" w:cs="Courier New" w:hAnsi="Courier New" w:hint="default"/>
+        <w:rFonts w:ascii="Courier New" w:hAnsi="Courier New" w:cs="Courier New" w:hint="default"/>
       </w:rPr>
     </w:lvl>
     <w:lvl w:ilvl="2">
@@ -10520,7 +9605,7 @@
         <w:ind w:left="3600" w:hanging="360"/>
       </w:pPr>
       <w:rPr>
-        <w:rFonts w:ascii="Courier New" w:cs="Courier New" w:hAnsi="Courier New" w:hint="default"/>
+        <w:rFonts w:ascii="Courier New" w:hAnsi="Courier New" w:cs="Courier New" w:hint="default"/>
       </w:rPr>
     </w:lvl>
     <w:lvl w:ilvl="5">
@@ -10556,7 +9641,7 @@
         <w:ind w:left="5760" w:hanging="360"/>
       </w:pPr>
       <w:rPr>
-        <w:rFonts w:ascii="Courier New" w:cs="Courier New" w:hAnsi="Courier New" w:hint="default"/>
+        <w:rFonts w:ascii="Courier New" w:hAnsi="Courier New" w:cs="Courier New" w:hint="default"/>
       </w:rPr>
     </w:lvl>
     <w:lvl w:ilvl="8">
@@ -10572,7 +9657,7 @@
       </w:rPr>
     </w:lvl>
   </w:abstractNum>
-  <w:abstractNum w:abstractNumId="2">
+  <w:abstractNum w:abstractNumId="2" w15:restartNumberingAfterBreak="0">
     <w:nsid w:val="00000002"/>
     <w:multiLevelType w:val="multilevel"/>
     <w:tmpl w:val="6E0B66EB"/>
@@ -10585,7 +9670,7 @@
         <w:ind w:left="720" w:hanging="360"/>
       </w:pPr>
       <w:rPr>
-        <w:rFonts w:ascii="Times New Roman" w:cs="Times New Roman" w:eastAsia="Times New Roman" w:hAnsi="Times New Roman" w:hint="default"/>
+        <w:rFonts w:ascii="Times New Roman" w:eastAsia="Times New Roman" w:hAnsi="Times New Roman" w:cs="Times New Roman" w:hint="default"/>
       </w:rPr>
     </w:lvl>
     <w:lvl w:ilvl="1">
@@ -10597,7 +9682,7 @@
         <w:ind w:left="1440" w:hanging="360"/>
       </w:pPr>
       <w:rPr>
-        <w:rFonts w:ascii="Courier New" w:cs="Courier New" w:hAnsi="Courier New" w:hint="default"/>
+        <w:rFonts w:ascii="Courier New" w:hAnsi="Courier New" w:cs="Courier New" w:hint="default"/>
       </w:rPr>
     </w:lvl>
     <w:lvl w:ilvl="2">
@@ -10633,7 +9718,7 @@
         <w:ind w:left="3600" w:hanging="360"/>
       </w:pPr>
       <w:rPr>
-        <w:rFonts w:ascii="Courier New" w:cs="Courier New" w:hAnsi="Courier New" w:hint="default"/>
+        <w:rFonts w:ascii="Courier New" w:hAnsi="Courier New" w:cs="Courier New" w:hint="default"/>
       </w:rPr>
     </w:lvl>
     <w:lvl w:ilvl="5">
@@ -10669,7 +9754,7 @@
         <w:ind w:left="5760" w:hanging="360"/>
       </w:pPr>
       <w:rPr>
-        <w:rFonts w:ascii="Courier New" w:cs="Courier New" w:hAnsi="Courier New" w:hint="default"/>
+        <w:rFonts w:ascii="Courier New" w:hAnsi="Courier New" w:cs="Courier New" w:hint="default"/>
       </w:rPr>
     </w:lvl>
     <w:lvl w:ilvl="8">
@@ -10685,7 +9770,7 @@
       </w:rPr>
     </w:lvl>
   </w:abstractNum>
-  <w:abstractNum w:abstractNumId="3">
+  <w:abstractNum w:abstractNumId="3" w15:restartNumberingAfterBreak="0">
     <w:nsid w:val="00000003"/>
     <w:multiLevelType w:val="multilevel"/>
     <w:tmpl w:val="7B0F3E68"/>
@@ -10774,48 +9859,424 @@
       </w:pPr>
     </w:lvl>
   </w:abstractNum>
-  <w:num w:numId="1">
+  <w:num w:numId="1" w16cid:durableId="624119250">
     <w:abstractNumId w:val="0"/>
   </w:num>
-  <w:num w:numId="2">
+  <w:num w:numId="2" w16cid:durableId="439765523">
     <w:abstractNumId w:val="1"/>
   </w:num>
-  <w:num w:numId="3">
+  <w:num w:numId="3" w16cid:durableId="2146465673">
     <w:abstractNumId w:val="2"/>
   </w:num>
-  <w:num w:numId="4">
+  <w:num w:numId="4" w16cid:durableId="1971201857">
     <w:abstractNumId w:val="3"/>
   </w:num>
 </w:numbering>
 </file>
 
 <file path=word/styles.xml><?xml version="1.0" encoding="utf-8"?>
-<w:styles xmlns:mc="http://schemas.openxmlformats.org/markup-compatibility/2006" xmlns:w="http://schemas.openxmlformats.org/wordprocessingml/2006/main" xmlns:w14="http://schemas.microsoft.com/office/word/2010/wordml" mc:Ignorable="w14">
+<w:styles xmlns:mc="http://schemas.openxmlformats.org/markup-compatibility/2006" xmlns:r="http://schemas.openxmlformats.org/officeDocument/2006/relationships" xmlns:w="http://schemas.openxmlformats.org/wordprocessingml/2006/main" xmlns:w14="http://schemas.microsoft.com/office/word/2010/wordml" xmlns:w15="http://schemas.microsoft.com/office/word/2012/wordml" xmlns:w16cex="http://schemas.microsoft.com/office/word/2018/wordml/cex" xmlns:w16cid="http://schemas.microsoft.com/office/word/2016/wordml/cid" xmlns:w16="http://schemas.microsoft.com/office/word/2018/wordml" xmlns:w16du="http://schemas.microsoft.com/office/word/2023/wordml/word16du" xmlns:w16sdtdh="http://schemas.microsoft.com/office/word/2020/wordml/sdtdatahash" xmlns:w16sdtfl="http://schemas.microsoft.com/office/word/2024/wordml/sdtformatlock" xmlns:w16se="http://schemas.microsoft.com/office/word/2015/wordml/symex" mc:Ignorable="w14 w15 w16se w16cid w16 w16cex w16sdtdh w16sdtfl w16du">
   <w:docDefaults>
     <w:rPrDefault>
       <w:rPr>
-        <w:rFonts w:ascii="Times New Roman" w:cs="Times New Roman" w:eastAsia="Times New Roman" w:hAnsi="Times New Roman"/>
-        <w:lang w:val="en-US" w:bidi="ar-SA" w:eastAsia="en-US"/>
+        <w:rFonts w:ascii="Times New Roman" w:eastAsia="Times New Roman" w:hAnsi="Times New Roman" w:cs="Times New Roman"/>
+        <w:lang w:val="en-US" w:eastAsia="en-US" w:bidi="ar-SA"/>
       </w:rPr>
     </w:rPrDefault>
-    <w:pPrDefault>
-      <w:pPr/>
-    </w:pPrDefault>
+    <w:pPrDefault/>
   </w:docDefaults>
-  <w:style w:type="paragraph" w:default="1" w:styleId="style0">
+  <w:latentStyles w:defLockedState="0" w:defUIPriority="99" w:defSemiHidden="0" w:defUnhideWhenUsed="0" w:defQFormat="0" w:count="376">
+    <w:lsdException w:name="Normal" w:uiPriority="0" w:qFormat="1"/>
+    <w:lsdException w:name="heading 1" w:uiPriority="9" w:qFormat="1"/>
+    <w:lsdException w:name="heading 2" w:semiHidden="1" w:uiPriority="9" w:unhideWhenUsed="1" w:qFormat="1"/>
+    <w:lsdException w:name="heading 3" w:semiHidden="1" w:uiPriority="9" w:unhideWhenUsed="1" w:qFormat="1"/>
+    <w:lsdException w:name="heading 4" w:semiHidden="1" w:uiPriority="9" w:unhideWhenUsed="1" w:qFormat="1"/>
+    <w:lsdException w:name="heading 5" w:semiHidden="1" w:uiPriority="9" w:unhideWhenUsed="1" w:qFormat="1"/>
+    <w:lsdException w:name="heading 6" w:semiHidden="1" w:uiPriority="9" w:unhideWhenUsed="1" w:qFormat="1"/>
+    <w:lsdException w:name="heading 7" w:semiHidden="1" w:uiPriority="9" w:unhideWhenUsed="1" w:qFormat="1"/>
+    <w:lsdException w:name="heading 8" w:semiHidden="1" w:uiPriority="9" w:unhideWhenUsed="1" w:qFormat="1"/>
+    <w:lsdException w:name="heading 9" w:semiHidden="1" w:uiPriority="9" w:unhideWhenUsed="1" w:qFormat="1"/>
+    <w:lsdException w:name="index 1" w:semiHidden="1" w:unhideWhenUsed="1"/>
+    <w:lsdException w:name="index 2" w:semiHidden="1" w:unhideWhenUsed="1"/>
+    <w:lsdException w:name="index 3" w:semiHidden="1" w:unhideWhenUsed="1"/>
+    <w:lsdException w:name="index 4" w:semiHidden="1" w:unhideWhenUsed="1"/>
+    <w:lsdException w:name="index 5" w:semiHidden="1" w:unhideWhenUsed="1"/>
+    <w:lsdException w:name="index 6" w:semiHidden="1" w:unhideWhenUsed="1"/>
+    <w:lsdException w:name="index 7" w:semiHidden="1" w:unhideWhenUsed="1"/>
+    <w:lsdException w:name="index 8" w:semiHidden="1" w:unhideWhenUsed="1"/>
+    <w:lsdException w:name="index 9" w:semiHidden="1" w:unhideWhenUsed="1"/>
+    <w:lsdException w:name="toc 1" w:semiHidden="1" w:uiPriority="39" w:unhideWhenUsed="1"/>
+    <w:lsdException w:name="toc 2" w:semiHidden="1" w:uiPriority="39" w:unhideWhenUsed="1"/>
+    <w:lsdException w:name="toc 3" w:semiHidden="1" w:uiPriority="39" w:unhideWhenUsed="1"/>
+    <w:lsdException w:name="toc 4" w:semiHidden="1" w:uiPriority="39" w:unhideWhenUsed="1"/>
+    <w:lsdException w:name="toc 5" w:semiHidden="1" w:uiPriority="39" w:unhideWhenUsed="1"/>
+    <w:lsdException w:name="toc 6" w:semiHidden="1" w:uiPriority="39" w:unhideWhenUsed="1"/>
+    <w:lsdException w:name="toc 7" w:semiHidden="1" w:uiPriority="39" w:unhideWhenUsed="1"/>
+    <w:lsdException w:name="toc 8" w:semiHidden="1" w:uiPriority="39" w:unhideWhenUsed="1"/>
+    <w:lsdException w:name="toc 9" w:semiHidden="1" w:uiPriority="39" w:unhideWhenUsed="1"/>
+    <w:lsdException w:name="Normal Indent" w:semiHidden="1" w:unhideWhenUsed="1"/>
+    <w:lsdException w:name="footnote text" w:semiHidden="1" w:unhideWhenUsed="1"/>
+    <w:lsdException w:name="annotation text" w:semiHidden="1" w:unhideWhenUsed="1"/>
+    <w:lsdException w:name="header" w:semiHidden="1" w:unhideWhenUsed="1"/>
+    <w:lsdException w:name="footer" w:semiHidden="1" w:unhideWhenUsed="1"/>
+    <w:lsdException w:name="index heading" w:semiHidden="1" w:unhideWhenUsed="1"/>
+    <w:lsdException w:name="caption" w:semiHidden="1" w:uiPriority="35" w:unhideWhenUsed="1" w:qFormat="1"/>
+    <w:lsdException w:name="table of figures" w:semiHidden="1" w:unhideWhenUsed="1"/>
+    <w:lsdException w:name="envelope address" w:semiHidden="1" w:unhideWhenUsed="1"/>
+    <w:lsdException w:name="envelope return" w:semiHidden="1" w:unhideWhenUsed="1"/>
+    <w:lsdException w:name="footnote reference" w:semiHidden="1" w:unhideWhenUsed="1"/>
+    <w:lsdException w:name="annotation reference" w:semiHidden="1" w:unhideWhenUsed="1"/>
+    <w:lsdException w:name="line number" w:semiHidden="1" w:unhideWhenUsed="1"/>
+    <w:lsdException w:name="page number" w:semiHidden="1" w:unhideWhenUsed="1"/>
+    <w:lsdException w:name="endnote reference" w:semiHidden="1" w:unhideWhenUsed="1"/>
+    <w:lsdException w:name="endnote text" w:semiHidden="1" w:unhideWhenUsed="1"/>
+    <w:lsdException w:name="table of authorities" w:semiHidden="1" w:unhideWhenUsed="1"/>
+    <w:lsdException w:name="macro" w:semiHidden="1" w:unhideWhenUsed="1"/>
+    <w:lsdException w:name="toa heading" w:semiHidden="1" w:unhideWhenUsed="1"/>
+    <w:lsdException w:name="List" w:semiHidden="1" w:unhideWhenUsed="1"/>
+    <w:lsdException w:name="List Bullet" w:semiHidden="1" w:unhideWhenUsed="1"/>
+    <w:lsdException w:name="List Number" w:semiHidden="1" w:unhideWhenUsed="1"/>
+    <w:lsdException w:name="List 2" w:semiHidden="1" w:unhideWhenUsed="1"/>
+    <w:lsdException w:name="List 3" w:semiHidden="1" w:unhideWhenUsed="1"/>
+    <w:lsdException w:name="List 4" w:semiHidden="1" w:unhideWhenUsed="1"/>
+    <w:lsdException w:name="List 5" w:semiHidden="1" w:unhideWhenUsed="1"/>
+    <w:lsdException w:name="List Bullet 2" w:semiHidden="1" w:unhideWhenUsed="1"/>
+    <w:lsdException w:name="List Bullet 3" w:semiHidden="1" w:unhideWhenUsed="1"/>
+    <w:lsdException w:name="List Bullet 4" w:semiHidden="1" w:unhideWhenUsed="1"/>
+    <w:lsdException w:name="List Bullet 5" w:semiHidden="1" w:unhideWhenUsed="1"/>
+    <w:lsdException w:name="List Number 2" w:semiHidden="1" w:unhideWhenUsed="1"/>
+    <w:lsdException w:name="List Number 3" w:semiHidden="1" w:unhideWhenUsed="1"/>
+    <w:lsdException w:name="List Number 4" w:semiHidden="1" w:unhideWhenUsed="1"/>
+    <w:lsdException w:name="List Number 5" w:semiHidden="1" w:unhideWhenUsed="1"/>
+    <w:lsdException w:name="Title" w:uiPriority="10" w:qFormat="1"/>
+    <w:lsdException w:name="Closing" w:semiHidden="1" w:unhideWhenUsed="1"/>
+    <w:lsdException w:name="Signature" w:semiHidden="1" w:unhideWhenUsed="1"/>
+    <w:lsdException w:name="Default Paragraph Font" w:semiHidden="1" w:uiPriority="1" w:unhideWhenUsed="1"/>
+    <w:lsdException w:name="Body Text" w:semiHidden="1" w:unhideWhenUsed="1"/>
+    <w:lsdException w:name="Body Text Indent" w:semiHidden="1" w:unhideWhenUsed="1"/>
+    <w:lsdException w:name="List Continue" w:semiHidden="1" w:unhideWhenUsed="1"/>
+    <w:lsdException w:name="List Continue 2" w:semiHidden="1" w:unhideWhenUsed="1"/>
+    <w:lsdException w:name="List Continue 3" w:semiHidden="1" w:unhideWhenUsed="1"/>
+    <w:lsdException w:name="List Continue 4" w:semiHidden="1" w:unhideWhenUsed="1"/>
+    <w:lsdException w:name="List Continue 5" w:semiHidden="1" w:unhideWhenUsed="1"/>
+    <w:lsdException w:name="Message Header" w:semiHidden="1" w:unhideWhenUsed="1"/>
+    <w:lsdException w:name="Subtitle" w:uiPriority="11" w:qFormat="1"/>
+    <w:lsdException w:name="Salutation" w:semiHidden="1" w:unhideWhenUsed="1"/>
+    <w:lsdException w:name="Date" w:semiHidden="1" w:unhideWhenUsed="1"/>
+    <w:lsdException w:name="Body Text First Indent" w:semiHidden="1" w:unhideWhenUsed="1"/>
+    <w:lsdException w:name="Body Text First Indent 2" w:semiHidden="1" w:unhideWhenUsed="1"/>
+    <w:lsdException w:name="Note Heading" w:semiHidden="1" w:unhideWhenUsed="1"/>
+    <w:lsdException w:name="Body Text 2" w:semiHidden="1" w:unhideWhenUsed="1"/>
+    <w:lsdException w:name="Body Text 3" w:semiHidden="1" w:unhideWhenUsed="1"/>
+    <w:lsdException w:name="Body Text Indent 2" w:semiHidden="1" w:unhideWhenUsed="1"/>
+    <w:lsdException w:name="Body Text Indent 3" w:semiHidden="1" w:unhideWhenUsed="1"/>
+    <w:lsdException w:name="Block Text" w:semiHidden="1" w:unhideWhenUsed="1"/>
+    <w:lsdException w:name="Hyperlink" w:semiHidden="1" w:unhideWhenUsed="1"/>
+    <w:lsdException w:name="FollowedHyperlink" w:semiHidden="1" w:unhideWhenUsed="1"/>
+    <w:lsdException w:name="Strong" w:uiPriority="22" w:qFormat="1"/>
+    <w:lsdException w:name="Emphasis" w:uiPriority="20" w:qFormat="1"/>
+    <w:lsdException w:name="Document Map" w:semiHidden="1" w:unhideWhenUsed="1"/>
+    <w:lsdException w:name="Plain Text" w:semiHidden="1" w:unhideWhenUsed="1"/>
+    <w:lsdException w:name="E-mail Signature" w:semiHidden="1" w:unhideWhenUsed="1"/>
+    <w:lsdException w:name="HTML Top of Form" w:semiHidden="1" w:unhideWhenUsed="1"/>
+    <w:lsdException w:name="HTML Bottom of Form" w:semiHidden="1" w:unhideWhenUsed="1"/>
+    <w:lsdException w:name="Normal (Web)" w:semiHidden="1" w:unhideWhenUsed="1"/>
+    <w:lsdException w:name="HTML Acronym" w:semiHidden="1" w:unhideWhenUsed="1"/>
+    <w:lsdException w:name="HTML Address" w:semiHidden="1" w:unhideWhenUsed="1"/>
+    <w:lsdException w:name="HTML Cite" w:semiHidden="1" w:unhideWhenUsed="1"/>
+    <w:lsdException w:name="HTML Code" w:semiHidden="1" w:unhideWhenUsed="1"/>
+    <w:lsdException w:name="HTML Definition" w:semiHidden="1" w:unhideWhenUsed="1"/>
+    <w:lsdException w:name="HTML Keyboard" w:semiHidden="1" w:unhideWhenUsed="1"/>
+    <w:lsdException w:name="HTML Preformatted" w:semiHidden="1" w:unhideWhenUsed="1"/>
+    <w:lsdException w:name="HTML Sample" w:semiHidden="1" w:unhideWhenUsed="1"/>
+    <w:lsdException w:name="HTML Typewriter" w:semiHidden="1" w:unhideWhenUsed="1"/>
+    <w:lsdException w:name="HTML Variable" w:semiHidden="1" w:unhideWhenUsed="1"/>
+    <w:lsdException w:name="Normal Table" w:semiHidden="1" w:unhideWhenUsed="1"/>
+    <w:lsdException w:name="annotation subject" w:semiHidden="1" w:unhideWhenUsed="1"/>
+    <w:lsdException w:name="No List" w:semiHidden="1" w:unhideWhenUsed="1"/>
+    <w:lsdException w:name="Outline List 1" w:semiHidden="1" w:unhideWhenUsed="1"/>
+    <w:lsdException w:name="Outline List 2" w:semiHidden="1" w:unhideWhenUsed="1"/>
+    <w:lsdException w:name="Outline List 3" w:semiHidden="1" w:unhideWhenUsed="1"/>
+    <w:lsdException w:name="Table Simple 1" w:semiHidden="1" w:unhideWhenUsed="1"/>
+    <w:lsdException w:name="Table Simple 2" w:semiHidden="1" w:unhideWhenUsed="1"/>
+    <w:lsdException w:name="Table Simple 3" w:semiHidden="1" w:unhideWhenUsed="1"/>
+    <w:lsdException w:name="Table Classic 1" w:semiHidden="1" w:unhideWhenUsed="1"/>
+    <w:lsdException w:name="Table Classic 2" w:semiHidden="1" w:unhideWhenUsed="1"/>
+    <w:lsdException w:name="Table Classic 3" w:semiHidden="1" w:unhideWhenUsed="1"/>
+    <w:lsdException w:name="Table Classic 4" w:semiHidden="1" w:unhideWhenUsed="1"/>
+    <w:lsdException w:name="Table Colorful 1" w:semiHidden="1" w:unhideWhenUsed="1"/>
+    <w:lsdException w:name="Table Colorful 2" w:semiHidden="1" w:unhideWhenUsed="1"/>
+    <w:lsdException w:name="Table Colorful 3" w:semiHidden="1" w:unhideWhenUsed="1"/>
+    <w:lsdException w:name="Table Columns 1" w:semiHidden="1" w:unhideWhenUsed="1"/>
+    <w:lsdException w:name="Table Columns 2" w:semiHidden="1" w:unhideWhenUsed="1"/>
+    <w:lsdException w:name="Table Columns 3" w:semiHidden="1" w:unhideWhenUsed="1"/>
+    <w:lsdException w:name="Table Columns 4" w:semiHidden="1" w:unhideWhenUsed="1"/>
+    <w:lsdException w:name="Table Columns 5" w:semiHidden="1" w:unhideWhenUsed="1"/>
+    <w:lsdException w:name="Table Grid 1" w:semiHidden="1" w:unhideWhenUsed="1"/>
+    <w:lsdException w:name="Table Grid 2" w:semiHidden="1" w:unhideWhenUsed="1"/>
+    <w:lsdException w:name="Table Grid 3" w:semiHidden="1" w:unhideWhenUsed="1"/>
+    <w:lsdException w:name="Table Grid 4" w:semiHidden="1" w:unhideWhenUsed="1"/>
+    <w:lsdException w:name="Table Grid 5" w:semiHidden="1" w:unhideWhenUsed="1"/>
+    <w:lsdException w:name="Table Grid 6" w:semiHidden="1" w:unhideWhenUsed="1"/>
+    <w:lsdException w:name="Table Grid 7" w:semiHidden="1" w:unhideWhenUsed="1"/>
+    <w:lsdException w:name="Table Grid 8" w:semiHidden="1" w:unhideWhenUsed="1"/>
+    <w:lsdException w:name="Table List 1" w:semiHidden="1" w:unhideWhenUsed="1"/>
+    <w:lsdException w:name="Table List 2" w:semiHidden="1" w:unhideWhenUsed="1"/>
+    <w:lsdException w:name="Table List 3" w:semiHidden="1" w:unhideWhenUsed="1"/>
+    <w:lsdException w:name="Table List 4" w:semiHidden="1" w:unhideWhenUsed="1"/>
+    <w:lsdException w:name="Table List 5" w:semiHidden="1" w:unhideWhenUsed="1"/>
+    <w:lsdException w:name="Table List 6" w:semiHidden="1" w:unhideWhenUsed="1"/>
+    <w:lsdException w:name="Table List 7" w:semiHidden="1" w:unhideWhenUsed="1"/>
+    <w:lsdException w:name="Table List 8" w:semiHidden="1" w:unhideWhenUsed="1"/>
+    <w:lsdException w:name="Table 3D effects 1" w:semiHidden="1" w:unhideWhenUsed="1"/>
+    <w:lsdException w:name="Table 3D effects 2" w:semiHidden="1" w:unhideWhenUsed="1"/>
+    <w:lsdException w:name="Table 3D effects 3" w:semiHidden="1" w:unhideWhenUsed="1"/>
+    <w:lsdException w:name="Table Contemporary" w:semiHidden="1" w:unhideWhenUsed="1"/>
+    <w:lsdException w:name="Table Elegant" w:semiHidden="1" w:unhideWhenUsed="1"/>
+    <w:lsdException w:name="Table Professional" w:semiHidden="1" w:unhideWhenUsed="1"/>
+    <w:lsdException w:name="Table Subtle 1" w:semiHidden="1" w:unhideWhenUsed="1"/>
+    <w:lsdException w:name="Table Subtle 2" w:semiHidden="1" w:unhideWhenUsed="1"/>
+    <w:lsdException w:name="Table Web 1" w:semiHidden="1" w:unhideWhenUsed="1"/>
+    <w:lsdException w:name="Table Web 2" w:semiHidden="1" w:unhideWhenUsed="1"/>
+    <w:lsdException w:name="Table Web 3" w:semiHidden="1" w:unhideWhenUsed="1"/>
+    <w:lsdException w:name="Balloon Text" w:semiHidden="1" w:unhideWhenUsed="1"/>
+    <w:lsdException w:name="Table Grid" w:uiPriority="39"/>
+    <w:lsdException w:name="Table Theme" w:semiHidden="1" w:unhideWhenUsed="1"/>
+    <w:lsdException w:name="Placeholder Text" w:semiHidden="1"/>
+    <w:lsdException w:name="No Spacing" w:uiPriority="1" w:qFormat="1"/>
+    <w:lsdException w:name="Light Shading" w:uiPriority="60"/>
+    <w:lsdException w:name="Light List" w:uiPriority="61"/>
+    <w:lsdException w:name="Light Grid" w:uiPriority="62"/>
+    <w:lsdException w:name="Medium Shading 1" w:uiPriority="63"/>
+    <w:lsdException w:name="Medium Shading 2" w:uiPriority="64"/>
+    <w:lsdException w:name="Medium List 1" w:uiPriority="65"/>
+    <w:lsdException w:name="Medium List 2" w:uiPriority="66"/>
+    <w:lsdException w:name="Medium Grid 1" w:uiPriority="67"/>
+    <w:lsdException w:name="Medium Grid 2" w:uiPriority="68"/>
+    <w:lsdException w:name="Medium Grid 3" w:uiPriority="69"/>
+    <w:lsdException w:name="Dark List" w:uiPriority="70"/>
+    <w:lsdException w:name="Colorful Shading" w:uiPriority="71"/>
+    <w:lsdException w:name="Colorful List" w:uiPriority="72"/>
+    <w:lsdException w:name="Colorful Grid" w:uiPriority="73"/>
+    <w:lsdException w:name="Light Shading Accent 1" w:uiPriority="60"/>
+    <w:lsdException w:name="Light List Accent 1" w:uiPriority="61"/>
+    <w:lsdException w:name="Light Grid Accent 1" w:uiPriority="62"/>
+    <w:lsdException w:name="Medium Shading 1 Accent 1" w:uiPriority="63"/>
+    <w:lsdException w:name="Medium Shading 2 Accent 1" w:uiPriority="64"/>
+    <w:lsdException w:name="Medium List 1 Accent 1" w:uiPriority="65"/>
+    <w:lsdException w:name="Revision" w:semiHidden="1"/>
+    <w:lsdException w:name="List Paragraph" w:uiPriority="34" w:qFormat="1"/>
+    <w:lsdException w:name="Quote" w:uiPriority="29" w:qFormat="1"/>
+    <w:lsdException w:name="Intense Quote" w:uiPriority="30" w:qFormat="1"/>
+    <w:lsdException w:name="Medium List 2 Accent 1" w:uiPriority="66"/>
+    <w:lsdException w:name="Medium Grid 1 Accent 1" w:uiPriority="67"/>
+    <w:lsdException w:name="Medium Grid 2 Accent 1" w:uiPriority="68"/>
+    <w:lsdException w:name="Medium Grid 3 Accent 1" w:uiPriority="69"/>
+    <w:lsdException w:name="Dark List Accent 1" w:uiPriority="70"/>
+    <w:lsdException w:name="Colorful Shading Accent 1" w:uiPriority="71"/>
+    <w:lsdException w:name="Colorful List Accent 1" w:uiPriority="72"/>
+    <w:lsdException w:name="Colorful Grid Accent 1" w:uiPriority="73"/>
+    <w:lsdException w:name="Light Shading Accent 2" w:uiPriority="60"/>
+    <w:lsdException w:name="Light List Accent 2" w:uiPriority="61"/>
+    <w:lsdException w:name="Light Grid Accent 2" w:uiPriority="62"/>
+    <w:lsdException w:name="Medium Shading 1 Accent 2" w:uiPriority="63"/>
+    <w:lsdException w:name="Medium Shading 2 Accent 2" w:uiPriority="64"/>
+    <w:lsdException w:name="Medium List 1 Accent 2" w:uiPriority="65"/>
+    <w:lsdException w:name="Medium List 2 Accent 2" w:uiPriority="66"/>
+    <w:lsdException w:name="Medium Grid 1 Accent 2" w:uiPriority="67"/>
+    <w:lsdException w:name="Medium Grid 2 Accent 2" w:uiPriority="68"/>
+    <w:lsdException w:name="Medium Grid 3 Accent 2" w:uiPriority="69"/>
+    <w:lsdException w:name="Dark List Accent 2" w:uiPriority="70"/>
+    <w:lsdException w:name="Colorful Shading Accent 2" w:uiPriority="71"/>
+    <w:lsdException w:name="Colorful List Accent 2" w:uiPriority="72"/>
+    <w:lsdException w:name="Colorful Grid Accent 2" w:uiPriority="73"/>
+    <w:lsdException w:name="Light Shading Accent 3" w:uiPriority="60"/>
+    <w:lsdException w:name="Light List Accent 3" w:uiPriority="61"/>
+    <w:lsdException w:name="Light Grid Accent 3" w:uiPriority="62"/>
+    <w:lsdException w:name="Medium Shading 1 Accent 3" w:uiPriority="63"/>
+    <w:lsdException w:name="Medium Shading 2 Accent 3" w:uiPriority="64"/>
+    <w:lsdException w:name="Medium List 1 Accent 3" w:uiPriority="65"/>
+    <w:lsdException w:name="Medium List 2 Accent 3" w:uiPriority="66"/>
+    <w:lsdException w:name="Medium Grid 1 Accent 3" w:uiPriority="67"/>
+    <w:lsdException w:name="Medium Grid 2 Accent 3" w:uiPriority="68"/>
+    <w:lsdException w:name="Medium Grid 3 Accent 3" w:uiPriority="69"/>
+    <w:lsdException w:name="Dark List Accent 3" w:uiPriority="70"/>
+    <w:lsdException w:name="Colorful Shading Accent 3" w:uiPriority="71"/>
+    <w:lsdException w:name="Colorful List Accent 3" w:uiPriority="72"/>
+    <w:lsdException w:name="Colorful Grid Accent 3" w:uiPriority="73"/>
+    <w:lsdException w:name="Light Shading Accent 4" w:uiPriority="60"/>
+    <w:lsdException w:name="Light List Accent 4" w:uiPriority="61"/>
+    <w:lsdException w:name="Light Grid Accent 4" w:uiPriority="62"/>
+    <w:lsdException w:name="Medium Shading 1 Accent 4" w:uiPriority="63"/>
+    <w:lsdException w:name="Medium Shading 2 Accent 4" w:uiPriority="64"/>
+    <w:lsdException w:name="Medium List 1 Accent 4" w:uiPriority="65"/>
+    <w:lsdException w:name="Medium List 2 Accent 4" w:uiPriority="66"/>
+    <w:lsdException w:name="Medium Grid 1 Accent 4" w:uiPriority="67"/>
+    <w:lsdException w:name="Medium Grid 2 Accent 4" w:uiPriority="68"/>
+    <w:lsdException w:name="Medium Grid 3 Accent 4" w:uiPriority="69"/>
+    <w:lsdException w:name="Dark List Accent 4" w:uiPriority="70"/>
+    <w:lsdException w:name="Colorful Shading Accent 4" w:uiPriority="71"/>
+    <w:lsdException w:name="Colorful List Accent 4" w:uiPriority="72"/>
+    <w:lsdException w:name="Colorful Grid Accent 4" w:uiPriority="73"/>
+    <w:lsdException w:name="Light Shading Accent 5" w:uiPriority="60"/>
+    <w:lsdException w:name="Light List Accent 5" w:uiPriority="61"/>
+    <w:lsdException w:name="Light Grid Accent 5" w:uiPriority="62"/>
+    <w:lsdException w:name="Medium Shading 1 Accent 5" w:uiPriority="63"/>
+    <w:lsdException w:name="Medium Shading 2 Accent 5" w:uiPriority="64"/>
+    <w:lsdException w:name="Medium List 1 Accent 5" w:uiPriority="65"/>
+    <w:lsdException w:name="Medium List 2 Accent 5" w:uiPriority="66"/>
+    <w:lsdException w:name="Medium Grid 1 Accent 5" w:uiPriority="67"/>
+    <w:lsdException w:name="Medium Grid 2 Accent 5" w:uiPriority="68"/>
+    <w:lsdException w:name="Medium Grid 3 Accent 5" w:uiPriority="69"/>
+    <w:lsdException w:name="Dark List Accent 5" w:uiPriority="70"/>
+    <w:lsdException w:name="Colorful Shading Accent 5" w:uiPriority="71"/>
+    <w:lsdException w:name="Colorful List Accent 5" w:uiPriority="72"/>
+    <w:lsdException w:name="Colorful Grid Accent 5" w:uiPriority="73"/>
+    <w:lsdException w:name="Light Shading Accent 6" w:uiPriority="60"/>
+    <w:lsdException w:name="Light List Accent 6" w:uiPriority="61"/>
+    <w:lsdException w:name="Light Grid Accent 6" w:uiPriority="62"/>
+    <w:lsdException w:name="Medium Shading 1 Accent 6" w:uiPriority="63"/>
+    <w:lsdException w:name="Medium Shading 2 Accent 6" w:uiPriority="64"/>
+    <w:lsdException w:name="Medium List 1 Accent 6" w:uiPriority="65"/>
+    <w:lsdException w:name="Medium List 2 Accent 6" w:uiPriority="66"/>
+    <w:lsdException w:name="Medium Grid 1 Accent 6" w:uiPriority="67"/>
+    <w:lsdException w:name="Medium Grid 2 Accent 6" w:uiPriority="68"/>
+    <w:lsdException w:name="Medium Grid 3 Accent 6" w:uiPriority="69"/>
+    <w:lsdException w:name="Dark List Accent 6" w:uiPriority="70"/>
+    <w:lsdException w:name="Colorful Shading Accent 6" w:uiPriority="71"/>
+    <w:lsdException w:name="Colorful List Accent 6" w:uiPriority="72"/>
+    <w:lsdException w:name="Colorful Grid Accent 6" w:uiPriority="73"/>
+    <w:lsdException w:name="Subtle Emphasis" w:uiPriority="19" w:qFormat="1"/>
+    <w:lsdException w:name="Intense Emphasis" w:uiPriority="21" w:qFormat="1"/>
+    <w:lsdException w:name="Subtle Reference" w:uiPriority="31" w:qFormat="1"/>
+    <w:lsdException w:name="Intense Reference" w:uiPriority="32" w:qFormat="1"/>
+    <w:lsdException w:name="Book Title" w:uiPriority="33" w:qFormat="1"/>
+    <w:lsdException w:name="Bibliography" w:semiHidden="1" w:uiPriority="37" w:unhideWhenUsed="1"/>
+    <w:lsdException w:name="TOC Heading" w:semiHidden="1" w:uiPriority="39" w:unhideWhenUsed="1" w:qFormat="1"/>
+    <w:lsdException w:name="Plain Table 1" w:uiPriority="41"/>
+    <w:lsdException w:name="Plain Table 2" w:uiPriority="42"/>
+    <w:lsdException w:name="Plain Table 3" w:uiPriority="43"/>
+    <w:lsdException w:name="Plain Table 4" w:uiPriority="44"/>
+    <w:lsdException w:name="Plain Table 5" w:uiPriority="45"/>
+    <w:lsdException w:name="Grid Table Light" w:uiPriority="40"/>
+    <w:lsdException w:name="Grid Table 1 Light" w:uiPriority="46"/>
+    <w:lsdException w:name="Grid Table 2" w:uiPriority="47"/>
+    <w:lsdException w:name="Grid Table 3" w:uiPriority="48"/>
+    <w:lsdException w:name="Grid Table 4" w:uiPriority="49"/>
+    <w:lsdException w:name="Grid Table 5 Dark" w:uiPriority="50"/>
+    <w:lsdException w:name="Grid Table 6 Colorful" w:uiPriority="51"/>
+    <w:lsdException w:name="Grid Table 7 Colorful" w:uiPriority="52"/>
+    <w:lsdException w:name="Grid Table 1 Light Accent 1" w:uiPriority="46"/>
+    <w:lsdException w:name="Grid Table 2 Accent 1" w:uiPriority="47"/>
+    <w:lsdException w:name="Grid Table 3 Accent 1" w:uiPriority="48"/>
+    <w:lsdException w:name="Grid Table 4 Accent 1" w:uiPriority="49"/>
+    <w:lsdException w:name="Grid Table 5 Dark Accent 1" w:uiPriority="50"/>
+    <w:lsdException w:name="Grid Table 6 Colorful Accent 1" w:uiPriority="51"/>
+    <w:lsdException w:name="Grid Table 7 Colorful Accent 1" w:uiPriority="52"/>
+    <w:lsdException w:name="Grid Table 1 Light Accent 2" w:uiPriority="46"/>
+    <w:lsdException w:name="Grid Table 2 Accent 2" w:uiPriority="47"/>
+    <w:lsdException w:name="Grid Table 3 Accent 2" w:uiPriority="48"/>
+    <w:lsdException w:name="Grid Table 4 Accent 2" w:uiPriority="49"/>
+    <w:lsdException w:name="Grid Table 5 Dark Accent 2" w:uiPriority="50"/>
+    <w:lsdException w:name="Grid Table 6 Colorful Accent 2" w:uiPriority="51"/>
+    <w:lsdException w:name="Grid Table 7 Colorful Accent 2" w:uiPriority="52"/>
+    <w:lsdException w:name="Grid Table 1 Light Accent 3" w:uiPriority="46"/>
+    <w:lsdException w:name="Grid Table 2 Accent 3" w:uiPriority="47"/>
+    <w:lsdException w:name="Grid Table 3 Accent 3" w:uiPriority="48"/>
+    <w:lsdException w:name="Grid Table 4 Accent 3" w:uiPriority="49"/>
+    <w:lsdException w:name="Grid Table 5 Dark Accent 3" w:uiPriority="50"/>
+    <w:lsdException w:name="Grid Table 6 Colorful Accent 3" w:uiPriority="51"/>
+    <w:lsdException w:name="Grid Table 7 Colorful Accent 3" w:uiPriority="52"/>
+    <w:lsdException w:name="Grid Table 1 Light Accent 4" w:uiPriority="46"/>
+    <w:lsdException w:name="Grid Table 2 Accent 4" w:uiPriority="47"/>
+    <w:lsdException w:name="Grid Table 3 Accent 4" w:uiPriority="48"/>
+    <w:lsdException w:name="Grid Table 4 Accent 4" w:uiPriority="49"/>
+    <w:lsdException w:name="Grid Table 5 Dark Accent 4" w:uiPriority="50"/>
+    <w:lsdException w:name="Grid Table 6 Colorful Accent 4" w:uiPriority="51"/>
+    <w:lsdException w:name="Grid Table 7 Colorful Accent 4" w:uiPriority="52"/>
+    <w:lsdException w:name="Grid Table 1 Light Accent 5" w:uiPriority="46"/>
+    <w:lsdException w:name="Grid Table 2 Accent 5" w:uiPriority="47"/>
+    <w:lsdException w:name="Grid Table 3 Accent 5" w:uiPriority="48"/>
+    <w:lsdException w:name="Grid Table 4 Accent 5" w:uiPriority="49"/>
+    <w:lsdException w:name="Grid Table 5 Dark Accent 5" w:uiPriority="50"/>
+    <w:lsdException w:name="Grid Table 6 Colorful Accent 5" w:uiPriority="51"/>
+    <w:lsdException w:name="Grid Table 7 Colorful Accent 5" w:uiPriority="52"/>
+    <w:lsdException w:name="Grid Table 1 Light Accent 6" w:uiPriority="46"/>
+    <w:lsdException w:name="Grid Table 2 Accent 6" w:uiPriority="47"/>
+    <w:lsdException w:name="Grid Table 3 Accent 6" w:uiPriority="48"/>
+    <w:lsdException w:name="Grid Table 4 Accent 6" w:uiPriority="49"/>
+    <w:lsdException w:name="Grid Table 5 Dark Accent 6" w:uiPriority="50"/>
+    <w:lsdException w:name="Grid Table 6 Colorful Accent 6" w:uiPriority="51"/>
+    <w:lsdException w:name="Grid Table 7 Colorful Accent 6" w:uiPriority="52"/>
+    <w:lsdException w:name="List Table 1 Light" w:uiPriority="46"/>
+    <w:lsdException w:name="List Table 2" w:uiPriority="47"/>
+    <w:lsdException w:name="List Table 3" w:uiPriority="48"/>
+    <w:lsdException w:name="List Table 4" w:uiPriority="49"/>
+    <w:lsdException w:name="List Table 5 Dark" w:uiPriority="50"/>
+    <w:lsdException w:name="List Table 6 Colorful" w:uiPriority="51"/>
+    <w:lsdException w:name="List Table 7 Colorful" w:uiPriority="52"/>
+    <w:lsdException w:name="List Table 1 Light Accent 1" w:uiPriority="46"/>
+    <w:lsdException w:name="List Table 2 Accent 1" w:uiPriority="47"/>
+    <w:lsdException w:name="List Table 3 Accent 1" w:uiPriority="48"/>
+    <w:lsdException w:name="List Table 4 Accent 1" w:uiPriority="49"/>
+    <w:lsdException w:name="List Table 5 Dark Accent 1" w:uiPriority="50"/>
+    <w:lsdException w:name="List Table 6 Colorful Accent 1" w:uiPriority="51"/>
+    <w:lsdException w:name="List Table 7 Colorful Accent 1" w:uiPriority="52"/>
+    <w:lsdException w:name="List Table 1 Light Accent 2" w:uiPriority="46"/>
+    <w:lsdException w:name="List Table 2 Accent 2" w:uiPriority="47"/>
+    <w:lsdException w:name="List Table 3 Accent 2" w:uiPriority="48"/>
+    <w:lsdException w:name="List Table 4 Accent 2" w:uiPriority="49"/>
+    <w:lsdException w:name="List Table 5 Dark Accent 2" w:uiPriority="50"/>
+    <w:lsdException w:name="List Table 6 Colorful Accent 2" w:uiPriority="51"/>
+    <w:lsdException w:name="List Table 7 Colorful Accent 2" w:uiPriority="52"/>
+    <w:lsdException w:name="List Table 1 Light Accent 3" w:uiPriority="46"/>
+    <w:lsdException w:name="List Table 2 Accent 3" w:uiPriority="47"/>
+    <w:lsdException w:name="List Table 3 Accent 3" w:uiPriority="48"/>
+    <w:lsdException w:name="List Table 4 Accent 3" w:uiPriority="49"/>
+    <w:lsdException w:name="List Table 5 Dark Accent 3" w:uiPriority="50"/>
+    <w:lsdException w:name="List Table 6 Colorful Accent 3" w:uiPriority="51"/>
+    <w:lsdException w:name="List Table 7 Colorful Accent 3" w:uiPriority="52"/>
+    <w:lsdException w:name="List Table 1 Light Accent 4" w:uiPriority="46"/>
+    <w:lsdException w:name="List Table 2 Accent 4" w:uiPriority="47"/>
+    <w:lsdException w:name="List Table 3 Accent 4" w:uiPriority="48"/>
+    <w:lsdException w:name="List Table 4 Accent 4" w:uiPriority="49"/>
+    <w:lsdException w:name="List Table 5 Dark Accent 4" w:uiPriority="50"/>
+    <w:lsdException w:name="List Table 6 Colorful Accent 4" w:uiPriority="51"/>
+    <w:lsdException w:name="List Table 7 Colorful Accent 4" w:uiPriority="52"/>
+    <w:lsdException w:name="List Table 1 Light Accent 5" w:uiPriority="46"/>
+    <w:lsdException w:name="List Table 2 Accent 5" w:uiPriority="47"/>
+    <w:lsdException w:name="List Table 3 Accent 5" w:uiPriority="48"/>
+    <w:lsdException w:name="List Table 4 Accent 5" w:uiPriority="49"/>
+    <w:lsdException w:name="List Table 5 Dark Accent 5" w:uiPriority="50"/>
+    <w:lsdException w:name="List Table 6 Colorful Accent 5" w:uiPriority="51"/>
+    <w:lsdException w:name="List Table 7 Colorful Accent 5" w:uiPriority="52"/>
+    <w:lsdException w:name="List Table 1 Light Accent 6" w:uiPriority="46"/>
+    <w:lsdException w:name="List Table 2 Accent 6" w:uiPriority="47"/>
+    <w:lsdException w:name="List Table 3 Accent 6" w:uiPriority="48"/>
+    <w:lsdException w:name="List Table 4 Accent 6" w:uiPriority="49"/>
+    <w:lsdException w:name="List Table 5 Dark Accent 6" w:uiPriority="50"/>
+    <w:lsdException w:name="List Table 6 Colorful Accent 6" w:uiPriority="51"/>
+    <w:lsdException w:name="List Table 7 Colorful Accent 6" w:uiPriority="52"/>
+    <w:lsdException w:name="Mention" w:semiHidden="1" w:unhideWhenUsed="1"/>
+    <w:lsdException w:name="Smart Hyperlink" w:semiHidden="1" w:unhideWhenUsed="1"/>
+    <w:lsdException w:name="Hashtag" w:semiHidden="1" w:unhideWhenUsed="1"/>
+    <w:lsdException w:name="Unresolved Mention" w:semiHidden="1" w:unhideWhenUsed="1"/>
+    <w:lsdException w:name="Smart Link" w:semiHidden="1" w:unhideWhenUsed="1"/>
+  </w:latentStyles>
+  <w:style w:type="paragraph" w:default="1" w:styleId="Binhthng">
     <w:name w:val="Normal"/>
-    <w:next w:val="style0"/>
     <w:qFormat/>
-    <w:pPr/>
     <w:rPr>
       <w:rFonts w:ascii=".VnTime" w:hAnsi=".VnTime"/>
       <w:sz w:val="28"/>
     </w:rPr>
   </w:style>
-  <w:style w:type="paragraph" w:styleId="style3">
+  <w:style w:type="paragraph" w:styleId="u3">
     <w:name w:val="heading 3"/>
-    <w:basedOn w:val="style0"/>
-    <w:next w:val="style0"/>
+    <w:basedOn w:val="Binhthng"/>
+    <w:next w:val="Binhthng"/>
+    <w:uiPriority w:val="9"/>
+    <w:unhideWhenUsed/>
     <w:qFormat/>
     <w:pPr>
       <w:keepNext/>
@@ -10828,10 +10289,12 @@
       <w:sz w:val="72"/>
     </w:rPr>
   </w:style>
-  <w:style w:type="paragraph" w:styleId="style4">
+  <w:style w:type="paragraph" w:styleId="u4">
     <w:name w:val="heading 4"/>
-    <w:basedOn w:val="style0"/>
-    <w:next w:val="style0"/>
+    <w:basedOn w:val="Binhthng"/>
+    <w:next w:val="Binhthng"/>
+    <w:uiPriority w:val="9"/>
+    <w:unhideWhenUsed/>
     <w:qFormat/>
     <w:pPr>
       <w:keepNext/>
@@ -10843,11 +10306,13 @@
       <w:i/>
     </w:rPr>
   </w:style>
-  <w:style w:type="paragraph" w:styleId="style5">
+  <w:style w:type="paragraph" w:styleId="u5">
     <w:name w:val="heading 5"/>
-    <w:basedOn w:val="style0"/>
-    <w:next w:val="style0"/>
-    <w:link w:val="style4098"/>
+    <w:basedOn w:val="Binhthng"/>
+    <w:next w:val="Binhthng"/>
+    <w:link w:val="u5Char"/>
+    <w:uiPriority w:val="9"/>
+    <w:unhideWhenUsed/>
     <w:qFormat/>
     <w:pPr>
       <w:keepNext/>
@@ -10858,17 +10323,17 @@
       <w:b/>
     </w:rPr>
   </w:style>
-  <w:style w:type="character" w:default="1" w:styleId="style65">
+  <w:style w:type="character" w:default="1" w:styleId="Phngmcinhcuaoanvn">
     <w:name w:val="Default Paragraph Font"/>
-    <w:next w:val="style65"/>
     <w:uiPriority w:val="1"/>
+    <w:semiHidden/>
+    <w:unhideWhenUsed/>
   </w:style>
-  <w:style w:type="table" w:default="1" w:styleId="style105">
+  <w:style w:type="table" w:default="1" w:styleId="BangThngthng">
     <w:name w:val="Normal Table"/>
-    <w:next w:val="style105"/>
     <w:uiPriority w:val="99"/>
-    <w:pPr/>
-    <w:rPr/>
+    <w:semiHidden/>
+    <w:unhideWhenUsed/>
     <w:tblPr>
       <w:tblInd w:w="0" w:type="dxa"/>
       <w:tblCellMar>
@@ -10878,100 +10343,83 @@
         <w:right w:w="108" w:type="dxa"/>
       </w:tblCellMar>
     </w:tblPr>
-    <w:tcPr>
-      <w:tcBorders/>
-    </w:tcPr>
   </w:style>
-  <w:style w:type="numbering" w:default="1" w:styleId="style107">
+  <w:style w:type="numbering" w:default="1" w:styleId="Khngco">
     <w:name w:val="No List"/>
-    <w:next w:val="style107"/>
     <w:uiPriority w:val="99"/>
-    <w:pPr/>
+    <w:semiHidden/>
+    <w:unhideWhenUsed/>
   </w:style>
-  <w:style w:type="paragraph" w:styleId="style153">
+  <w:style w:type="paragraph" w:styleId="Bongchuthich">
     <w:name w:val="Balloon Text"/>
-    <w:basedOn w:val="style0"/>
-    <w:next w:val="style153"/>
-    <w:link w:val="style4100"/>
+    <w:basedOn w:val="Binhthng"/>
+    <w:link w:val="BongchuthichChar"/>
     <w:qFormat/>
-    <w:pPr/>
     <w:rPr>
-      <w:rFonts w:ascii="Segoe UI" w:cs="Segoe UI" w:hAnsi="Segoe UI"/>
+      <w:rFonts w:ascii="Segoe UI" w:hAnsi="Segoe UI" w:cs="Segoe UI"/>
       <w:sz w:val="18"/>
       <w:szCs w:val="18"/>
     </w:rPr>
   </w:style>
-  <w:style w:type="character" w:styleId="style39">
+  <w:style w:type="character" w:styleId="ThamchiuChuthich">
     <w:name w:val="annotation reference"/>
-    <w:basedOn w:val="style65"/>
-    <w:next w:val="style39"/>
+    <w:basedOn w:val="Phngmcinhcuaoanvn"/>
     <w:qFormat/>
     <w:rPr>
       <w:sz w:val="16"/>
       <w:szCs w:val="16"/>
     </w:rPr>
   </w:style>
-  <w:style w:type="paragraph" w:styleId="style30">
+  <w:style w:type="paragraph" w:styleId="VnbanChuthich">
     <w:name w:val="annotation text"/>
-    <w:basedOn w:val="style0"/>
-    <w:next w:val="style30"/>
-    <w:link w:val="style4101"/>
+    <w:basedOn w:val="Binhthng"/>
+    <w:link w:val="VnbanChuthichChar"/>
     <w:qFormat/>
-    <w:pPr/>
     <w:rPr>
       <w:sz w:val="20"/>
     </w:rPr>
   </w:style>
-  <w:style w:type="paragraph" w:styleId="style106">
+  <w:style w:type="paragraph" w:styleId="ChuChuthich">
     <w:name w:val="annotation subject"/>
-    <w:basedOn w:val="style30"/>
-    <w:next w:val="style30"/>
-    <w:link w:val="style4102"/>
-    <w:pPr/>
+    <w:basedOn w:val="VnbanChuthich"/>
+    <w:next w:val="VnbanChuthich"/>
+    <w:link w:val="ChuChuthichChar"/>
     <w:rPr>
       <w:b/>
       <w:bCs/>
     </w:rPr>
   </w:style>
-  <w:style w:type="paragraph" w:styleId="style32">
+  <w:style w:type="paragraph" w:styleId="Chntrang">
     <w:name w:val="footer"/>
-    <w:basedOn w:val="style0"/>
-    <w:next w:val="style32"/>
-    <w:link w:val="style4099"/>
+    <w:basedOn w:val="Binhthng"/>
+    <w:link w:val="ChntrangChar"/>
     <w:qFormat/>
     <w:pPr>
       <w:tabs>
-        <w:tab w:val="center" w:leader="none" w:pos="4320"/>
-        <w:tab w:val="right" w:leader="none" w:pos="8640"/>
+        <w:tab w:val="center" w:pos="4320"/>
+        <w:tab w:val="right" w:pos="8640"/>
       </w:tabs>
     </w:pPr>
-    <w:rPr/>
   </w:style>
-  <w:style w:type="paragraph" w:styleId="style31">
+  <w:style w:type="paragraph" w:styleId="utrang">
     <w:name w:val="header"/>
-    <w:basedOn w:val="style0"/>
-    <w:next w:val="style31"/>
-    <w:link w:val="style4097"/>
+    <w:basedOn w:val="Binhthng"/>
+    <w:link w:val="utrangChar"/>
     <w:qFormat/>
     <w:pPr>
       <w:tabs>
-        <w:tab w:val="center" w:leader="none" w:pos="4680"/>
-        <w:tab w:val="right" w:leader="none" w:pos="9360"/>
+        <w:tab w:val="center" w:pos="4680"/>
+        <w:tab w:val="right" w:pos="9360"/>
       </w:tabs>
     </w:pPr>
-    <w:rPr/>
   </w:style>
-  <w:style w:type="character" w:styleId="style41">
+  <w:style w:type="character" w:styleId="Strang">
     <w:name w:val="page number"/>
-    <w:basedOn w:val="style65"/>
-    <w:next w:val="style41"/>
+    <w:basedOn w:val="Phngmcinhcuaoanvn"/>
   </w:style>
-  <w:style w:type="table" w:styleId="style154">
+  <w:style w:type="table" w:styleId="LiBang">
     <w:name w:val="Table Grid"/>
-    <w:basedOn w:val="style105"/>
-    <w:next w:val="style154"/>
-    <w:pPr/>
-    <w:rPr/>
+    <w:basedOn w:val="BangThngthng"/>
     <w:tblPr>
       <w:tblBorders>
         <w:top w:val="single" w:sz="4" w:space="0" w:color="auto"/>
@@ -10982,25 +10430,20 @@
         <w:insideV w:val="single" w:sz="4" w:space="0" w:color="auto"/>
       </w:tblBorders>
     </w:tblPr>
-    <w:tcPr>
-      <w:tcBorders/>
-    </w:tcPr>
   </w:style>
-  <w:style w:type="character" w:customStyle="1" w:styleId="style4097">
+  <w:style w:type="character" w:customStyle="1" w:styleId="utrangChar">
     <w:name w:val="Đầu trang Char"/>
-    <w:basedOn w:val="style65"/>
-    <w:next w:val="style4097"/>
-    <w:link w:val="style31"/>
+    <w:basedOn w:val="Phngmcinhcuaoanvn"/>
+    <w:link w:val="utrang"/>
     <w:rPr>
       <w:rFonts w:ascii=".VnTime" w:hAnsi=".VnTime"/>
       <w:sz w:val="28"/>
     </w:rPr>
   </w:style>
-  <w:style w:type="character" w:customStyle="1" w:styleId="style4098">
+  <w:style w:type="character" w:customStyle="1" w:styleId="u5Char">
     <w:name w:val="Đầu đề 5 Char"/>
-    <w:basedOn w:val="style65"/>
-    <w:next w:val="style4098"/>
-    <w:link w:val="style5"/>
+    <w:basedOn w:val="Phngmcinhcuaoanvn"/>
+    <w:link w:val="u5"/>
     <w:qFormat/>
     <w:rPr>
       <w:rFonts w:ascii=".VnTime" w:hAnsi=".VnTime"/>
@@ -11008,54 +10451,48 @@
       <w:sz w:val="28"/>
     </w:rPr>
   </w:style>
-  <w:style w:type="paragraph" w:styleId="style179">
+  <w:style w:type="paragraph" w:styleId="oancuaDanhsach">
     <w:name w:val="List Paragraph"/>
-    <w:basedOn w:val="style0"/>
-    <w:next w:val="style179"/>
+    <w:basedOn w:val="Binhthng"/>
+    <w:uiPriority w:val="34"/>
     <w:qFormat/>
-    <w:uiPriority w:val="34"/>
     <w:pPr>
       <w:ind w:left="720"/>
       <w:contextualSpacing/>
     </w:pPr>
-    <w:rPr/>
   </w:style>
-  <w:style w:type="character" w:customStyle="1" w:styleId="style4099">
+  <w:style w:type="character" w:customStyle="1" w:styleId="ChntrangChar">
     <w:name w:val="Chân trang Char"/>
-    <w:basedOn w:val="style65"/>
-    <w:next w:val="style4099"/>
-    <w:link w:val="style32"/>
+    <w:basedOn w:val="Phngmcinhcuaoanvn"/>
+    <w:link w:val="Chntrang"/>
     <w:rPr>
       <w:rFonts w:ascii=".VnTime" w:hAnsi=".VnTime"/>
       <w:sz w:val="28"/>
     </w:rPr>
   </w:style>
-  <w:style w:type="character" w:customStyle="1" w:styleId="style4100">
+  <w:style w:type="character" w:customStyle="1" w:styleId="BongchuthichChar">
     <w:name w:val="Bóng chú thích Char"/>
-    <w:basedOn w:val="style65"/>
-    <w:next w:val="style4100"/>
-    <w:link w:val="style153"/>
+    <w:basedOn w:val="Phngmcinhcuaoanvn"/>
+    <w:link w:val="Bongchuthich"/>
     <w:qFormat/>
     <w:rPr>
-      <w:rFonts w:ascii="Segoe UI" w:cs="Segoe UI" w:hAnsi="Segoe UI"/>
+      <w:rFonts w:ascii="Segoe UI" w:hAnsi="Segoe UI" w:cs="Segoe UI"/>
       <w:sz w:val="18"/>
       <w:szCs w:val="18"/>
     </w:rPr>
   </w:style>
-  <w:style w:type="character" w:customStyle="1" w:styleId="style4101">
+  <w:style w:type="character" w:customStyle="1" w:styleId="VnbanChuthichChar">
     <w:name w:val="Văn bản Chú thích Char"/>
-    <w:basedOn w:val="style65"/>
-    <w:next w:val="style4101"/>
-    <w:link w:val="style30"/>
+    <w:basedOn w:val="Phngmcinhcuaoanvn"/>
+    <w:link w:val="VnbanChuthich"/>
     <w:rPr>
       <w:rFonts w:ascii=".VnTime" w:hAnsi=".VnTime"/>
     </w:rPr>
   </w:style>
-  <w:style w:type="character" w:customStyle="1" w:styleId="style4102">
+  <w:style w:type="character" w:customStyle="1" w:styleId="ChuChuthichChar">
     <w:name w:val="Chủ đề Chú thích Char"/>
-    <w:basedOn w:val="style4101"/>
-    <w:next w:val="style4102"/>
-    <w:link w:val="style106"/>
+    <w:basedOn w:val="VnbanChuthichChar"/>
+    <w:link w:val="ChuChuthich"/>
     <w:rPr>
       <w:rFonts w:ascii=".VnTime" w:hAnsi=".VnTime"/>
       <w:b/>
